--- a/11-变流电路/02-逆变电路/多电平逆变电路/多电平逆变电路.docx
+++ b/11-变流电路/02-逆变电路/多电平逆变电路/多电平逆变电路.docx
@@ -2681,6 +2681,20 @@
     </w:p>
     <w:bookmarkEnd w:id="26"/>
     <w:bookmarkEnd w:id="27"/>
+    <w:p>
+      <w:pPr>
+        <w:spacing w:before="360"/>
+        <w:jc w:val="center"/>
+      </w:pPr>
+      <w:r>
+        <w:rPr>
+          <w:rFonts w:ascii="Times New Roman" w:hAnsi="Times New Roman"/>
+          <w:color w:val="555555"/>
+          <w:sz w:val="21"/>
+        </w:rPr>
+        <w:t>材料收集者：杜文杰</w:t>
+      </w:r>
+    </w:p>
     <w:sectPr>
       <w:headerReference r:id="rId9" w:type="default"/>
       <w:footerReference r:id="rId10" w:type="default"/>

--- a/11-变流电路/02-逆变电路/多电平逆变电路/多电平逆变电路.docx
+++ b/11-变流电路/02-逆变电路/多电平逆变电路/多电平逆变电路.docx
@@ -1,6 +1,6 @@
 
 <file path=word/document.xml><?xml version="1.0" encoding="utf-8"?>
-<w:document xmlns:w="http://schemas.openxmlformats.org/wordprocessingml/2006/main" xmlns:m="http://schemas.openxmlformats.org/officeDocument/2006/math" xmlns:r="http://schemas.openxmlformats.org/officeDocument/2006/relationships" xmlns:o="urn:schemas-microsoft-com:office:office" xmlns:v="urn:schemas-microsoft-com:vml" xmlns:w10="urn:schemas-microsoft-com:office:word" xmlns:a="http://schemas.openxmlformats.org/drawingml/2006/main" xmlns:pic="http://schemas.openxmlformats.org/drawingml/2006/picture" xmlns:wp="http://schemas.openxmlformats.org/drawingml/2006/wordprocessingDrawing">
+<w:document xmlns:m="http://schemas.openxmlformats.org/officeDocument/2006/math" xmlns:r="http://schemas.openxmlformats.org/officeDocument/2006/relationships" xmlns:w="http://schemas.openxmlformats.org/wordprocessingml/2006/main" xmlns:o="urn:schemas-microsoft-com:office:office" xmlns:v="urn:schemas-microsoft-com:vml" xmlns:w10="urn:schemas-microsoft-com:office:word" xmlns:a="http://schemas.openxmlformats.org/drawingml/2006/main" xmlns:pic="http://schemas.openxmlformats.org/drawingml/2006/picture" xmlns:wp="http://schemas.openxmlformats.org/drawingml/2006/wordprocessingDrawing">
   <w:body>
     <w:bookmarkStart w:id="27" w:name="多电平逆变电路"/>
     <w:p>
@@ -9,7 +9,7 @@
       </w:pPr>
       <w:r>
         <w:rPr>
-          <w:rFonts w:hint="eastAsia"/>
+          <w:rFonts w:hint="eastAsia" w:eastAsia="黑体"/>
         </w:rPr>
         <w:t xml:space="preserve">多电平逆变电路</w:t>
       </w:r>
@@ -21,7 +21,7 @@
       </w:pPr>
       <w:r>
         <w:rPr>
-          <w:rFonts w:hint="eastAsia"/>
+          <w:rFonts w:hint="eastAsia" w:eastAsia="黑体"/>
         </w:rPr>
         <w:t xml:space="preserve">拓扑描述</w:t>
       </w:r>
@@ -32,27 +32,33 @@
       </w:pPr>
       <w:r>
         <w:rPr>
-          <w:rFonts w:hint="eastAsia"/>
+          <w:rFonts w:hint="eastAsia" w:eastAsia="黑体"/>
         </w:rPr>
         <w:t xml:space="preserve">由</w:t>
       </w:r>
       <w:r>
+        <w:rPr>
+          <w:rFonts w:eastAsia="黑体"/>
+        </w:rPr>
         <w:t xml:space="preserve"> </w:t>
       </w:r>
       <w:r>
         <w:rPr>
-          <w:rFonts w:hint="eastAsia"/>
+          <w:rFonts w:hint="eastAsia" w:eastAsia="黑体"/>
           <w:b/>
           <w:bCs/>
         </w:rPr>
         <w:t xml:space="preserve">直流母线（可分裂为多级）</w:t>
       </w:r>
       <w:r>
+        <w:rPr>
+          <w:rFonts w:eastAsia="黑体"/>
+        </w:rPr>
         <w:t xml:space="preserve">、</w:t>
       </w:r>
       <w:r>
         <w:rPr>
-          <w:rFonts w:hint="eastAsia"/>
+          <w:rFonts w:hint="eastAsia" w:eastAsia="黑体"/>
           <w:b/>
           <w:bCs/>
         </w:rPr>
@@ -74,6 +80,7 @@
       </m:oMath>
       <w:r>
         <w:rPr>
+          <w:rFonts w:eastAsia="黑体"/>
           <w:b/>
           <w:bCs/>
         </w:rPr>
@@ -95,18 +102,21 @@
       </m:oMath>
       <w:r>
         <w:rPr>
-          <w:rFonts w:hint="eastAsia"/>
+          <w:rFonts w:hint="eastAsia" w:eastAsia="黑体"/>
           <w:b/>
           <w:bCs/>
         </w:rPr>
         <w:t xml:space="preserve">，各反并联续流二极管）</w:t>
       </w:r>
       <w:r>
+        <w:rPr>
+          <w:rFonts w:eastAsia="黑体"/>
+        </w:rPr>
         <w:t xml:space="preserve">、</w:t>
       </w:r>
       <w:r>
         <w:rPr>
-          <w:rFonts w:hint="eastAsia"/>
+          <w:rFonts w:hint="eastAsia" w:eastAsia="黑体"/>
           <w:b/>
           <w:bCs/>
         </w:rPr>
@@ -114,6 +124,7 @@
       </w:r>
       <w:r>
         <w:rPr>
+          <w:rFonts w:eastAsia="黑体"/>
           <w:b/>
           <w:bCs/>
         </w:rPr>
@@ -121,7 +132,7 @@
       </w:r>
       <w:r>
         <w:rPr>
-          <w:rFonts w:hint="eastAsia"/>
+          <w:rFonts w:hint="eastAsia" w:eastAsia="黑体"/>
           <w:b/>
           <w:bCs/>
         </w:rPr>
@@ -129,6 +140,7 @@
       </w:r>
       <w:r>
         <w:rPr>
+          <w:rFonts w:eastAsia="黑体"/>
           <w:b/>
           <w:bCs/>
         </w:rPr>
@@ -136,35 +148,41 @@
       </w:r>
       <w:r>
         <w:rPr>
-          <w:rFonts w:hint="eastAsia"/>
+          <w:rFonts w:hint="eastAsia" w:eastAsia="黑体"/>
           <w:b/>
           <w:bCs/>
         </w:rPr>
         <w:t xml:space="preserve">独立直流源（取决于具体拓扑）</w:t>
       </w:r>
       <w:r>
+        <w:rPr>
+          <w:rFonts w:eastAsia="黑体"/>
+        </w:rPr>
         <w:t xml:space="preserve">、</w:t>
       </w:r>
       <w:r>
         <w:rPr>
-          <w:rFonts w:hint="eastAsia"/>
+          <w:rFonts w:hint="eastAsia" w:eastAsia="黑体"/>
           <w:b/>
           <w:bCs/>
         </w:rPr>
         <w:t xml:space="preserve">驱动与控制器</w:t>
       </w:r>
       <w:r>
+        <w:rPr>
+          <w:rFonts w:eastAsia="黑体"/>
+        </w:rPr>
         <w:t xml:space="preserve"> </w:t>
       </w:r>
       <w:r>
         <w:rPr>
-          <w:rFonts w:hint="eastAsia"/>
+          <w:rFonts w:hint="eastAsia" w:eastAsia="黑体"/>
         </w:rPr>
         <w:t xml:space="preserve">组成。电路关键节点（以一相为例）：</w:t>
       </w:r>
       <w:r>
         <w:rPr>
-          <w:rFonts w:hint="eastAsia"/>
+          <w:rFonts w:hint="eastAsia" w:eastAsia="黑体"/>
           <w:b/>
           <w:bCs/>
         </w:rPr>
@@ -172,6 +190,7 @@
       </w:r>
       <w:r>
         <w:rPr>
+          <w:rFonts w:eastAsia="黑体"/>
           <w:b/>
           <w:bCs/>
         </w:rPr>
@@ -179,7 +198,7 @@
       </w:r>
       <w:r>
         <w:rPr>
-          <w:rFonts w:hint="eastAsia"/>
+          <w:rFonts w:hint="eastAsia" w:eastAsia="黑体"/>
           <w:b/>
           <w:bCs/>
         </w:rPr>
@@ -187,6 +206,7 @@
       </w:r>
       <w:r>
         <w:rPr>
+          <w:rFonts w:eastAsia="黑体"/>
           <w:b/>
           <w:bCs/>
         </w:rPr>
@@ -199,13 +219,13 @@
       </m:oMath>
       <w:r>
         <w:rPr>
-          <w:rFonts w:hint="eastAsia"/>
+          <w:rFonts w:hint="eastAsia" w:eastAsia="黑体"/>
         </w:rPr>
         <w:t xml:space="preserve">；</w:t>
       </w:r>
       <w:r>
         <w:rPr>
-          <w:rFonts w:hint="eastAsia"/>
+          <w:rFonts w:hint="eastAsia" w:eastAsia="黑体"/>
           <w:b/>
           <w:bCs/>
         </w:rPr>
@@ -213,6 +233,7 @@
       </w:r>
       <w:r>
         <w:rPr>
+          <w:rFonts w:eastAsia="黑体"/>
           <w:b/>
           <w:bCs/>
         </w:rPr>
@@ -220,7 +241,7 @@
       </w:r>
       <w:r>
         <w:rPr>
-          <w:rFonts w:hint="eastAsia"/>
+          <w:rFonts w:hint="eastAsia" w:eastAsia="黑体"/>
           <w:b/>
           <w:bCs/>
         </w:rPr>
@@ -228,6 +249,7 @@
       </w:r>
       <w:r>
         <w:rPr>
+          <w:rFonts w:eastAsia="黑体"/>
           <w:b/>
           <w:bCs/>
         </w:rPr>
@@ -240,13 +262,13 @@
       </m:oMath>
       <w:r>
         <w:rPr>
-          <w:rFonts w:hint="eastAsia"/>
+          <w:rFonts w:hint="eastAsia" w:eastAsia="黑体"/>
         </w:rPr>
         <w:t xml:space="preserve">；</w:t>
       </w:r>
       <w:r>
         <w:rPr>
-          <w:rFonts w:hint="eastAsia"/>
+          <w:rFonts w:hint="eastAsia" w:eastAsia="黑体"/>
           <w:b/>
           <w:bCs/>
         </w:rPr>
@@ -254,6 +276,7 @@
       </w:r>
       <w:r>
         <w:rPr>
+          <w:rFonts w:eastAsia="黑体"/>
           <w:b/>
           <w:bCs/>
         </w:rPr>
@@ -266,6 +289,7 @@
       </m:oMath>
       <w:r>
         <w:rPr>
+          <w:rFonts w:eastAsia="黑体"/>
           <w:b/>
           <w:bCs/>
         </w:rPr>
@@ -273,7 +297,7 @@
       </w:r>
       <w:r>
         <w:rPr>
-          <w:rFonts w:hint="eastAsia"/>
+          <w:rFonts w:hint="eastAsia" w:eastAsia="黑体"/>
           <w:b/>
           <w:bCs/>
         </w:rPr>
@@ -281,6 +305,7 @@
       </w:r>
       <w:r>
         <w:rPr>
+          <w:rFonts w:eastAsia="黑体"/>
           <w:b/>
           <w:bCs/>
         </w:rPr>
@@ -341,13 +366,13 @@
       </m:oMath>
       <w:r>
         <w:rPr>
-          <w:rFonts w:hint="eastAsia"/>
+          <w:rFonts w:hint="eastAsia" w:eastAsia="黑体"/>
         </w:rPr>
         <w:t xml:space="preserve">（由钳位/飞跨电容/独立源分出，用于输出电平切换）；</w:t>
       </w:r>
       <w:r>
         <w:rPr>
-          <w:rFonts w:hint="eastAsia"/>
+          <w:rFonts w:hint="eastAsia" w:eastAsia="黑体"/>
           <w:b/>
           <w:bCs/>
         </w:rPr>
@@ -355,6 +380,7 @@
       </w:r>
       <w:r>
         <w:rPr>
+          <w:rFonts w:eastAsia="黑体"/>
           <w:b/>
           <w:bCs/>
         </w:rPr>
@@ -362,7 +388,7 @@
       </w:r>
       <w:r>
         <w:rPr>
-          <w:rFonts w:hint="eastAsia"/>
+          <w:rFonts w:hint="eastAsia" w:eastAsia="黑体"/>
           <w:b/>
           <w:bCs/>
         </w:rPr>
@@ -370,6 +396,7 @@
       </w:r>
       <w:r>
         <w:rPr>
+          <w:rFonts w:eastAsia="黑体"/>
           <w:b/>
           <w:bCs/>
         </w:rPr>
@@ -382,7 +409,7 @@
       </m:oMath>
       <w:r>
         <w:rPr>
-          <w:rFonts w:hint="eastAsia"/>
+          <w:rFonts w:hint="eastAsia" w:eastAsia="黑体"/>
         </w:rPr>
         <w:t xml:space="preserve">（各串联开关的中间抽头和各级电平节点的公共接入点）。</w:t>
       </w:r>
@@ -391,11 +418,14 @@
       <w:pPr/>
       <w:r>
         <w:rPr>
-          <w:rFonts w:hint="eastAsia"/>
+          <w:rFonts w:hint="eastAsia" w:eastAsia="黑体"/>
         </w:rPr>
         <w:t xml:space="preserve">各元件管脚连接：以每相</w:t>
       </w:r>
       <w:r>
+        <w:rPr>
+          <w:rFonts w:eastAsia="黑体"/>
+        </w:rPr>
         <w:t xml:space="preserve"> </w:t>
       </w:r>
       <m:oMath>
@@ -404,11 +434,14 @@
         </m:r>
       </m:oMath>
       <w:r>
+        <w:rPr>
+          <w:rFonts w:eastAsia="黑体"/>
+        </w:rPr>
         <w:t xml:space="preserve"> </w:t>
       </w:r>
       <w:r>
         <w:rPr>
-          <w:rFonts w:hint="eastAsia"/>
+          <w:rFonts w:hint="eastAsia" w:eastAsia="黑体"/>
         </w:rPr>
         <w:t xml:space="preserve">个串联开关为例，</w:t>
       </w:r>
@@ -427,24 +460,33 @@
         </m:sSub>
       </m:oMath>
       <w:r>
+        <w:rPr>
+          <w:rFonts w:eastAsia="黑体"/>
+        </w:rPr>
         <w:t xml:space="preserve"> </w:t>
       </w:r>
       <w:r>
         <w:rPr>
-          <w:rFonts w:hint="eastAsia"/>
+          <w:rFonts w:hint="eastAsia" w:eastAsia="黑体"/>
         </w:rPr>
         <w:t xml:space="preserve">的</w:t>
       </w:r>
       <w:r>
+        <w:rPr>
+          <w:rFonts w:eastAsia="黑体"/>
+        </w:rPr>
         <w:t xml:space="preserve"> C </w:t>
       </w:r>
       <w:r>
         <w:rPr>
-          <w:rFonts w:hint="eastAsia"/>
+          <w:rFonts w:hint="eastAsia" w:eastAsia="黑体"/>
         </w:rPr>
         <w:t xml:space="preserve">接</w:t>
       </w:r>
       <w:r>
+        <w:rPr>
+          <w:rFonts w:eastAsia="黑体"/>
+        </w:rPr>
         <w:t xml:space="preserve"> </w:t>
       </w:r>
       <m:oMath>
@@ -453,20 +495,26 @@
         </m:r>
       </m:oMath>
       <w:r>
+        <w:rPr>
+          <w:rFonts w:eastAsia="黑体"/>
+        </w:rPr>
         <w:t xml:space="preserve">、E </w:t>
       </w:r>
       <w:r>
         <w:rPr>
-          <w:rFonts w:hint="eastAsia"/>
+          <w:rFonts w:hint="eastAsia" w:eastAsia="黑体"/>
         </w:rPr>
         <w:t xml:space="preserve">接下级内节点、G</w:t>
       </w:r>
       <w:r>
+        <w:rPr>
+          <w:rFonts w:eastAsia="黑体"/>
+        </w:rPr>
         <w:t xml:space="preserve"> </w:t>
       </w:r>
       <w:r>
         <w:rPr>
-          <w:rFonts w:hint="eastAsia"/>
+          <w:rFonts w:hint="eastAsia" w:eastAsia="黑体"/>
         </w:rPr>
         <w:t xml:space="preserve">接驱动；</w:t>
       </w:r>
@@ -486,7 +534,7 @@
       </m:oMath>
       <w:r>
         <w:rPr>
-          <w:rFonts w:hint="eastAsia"/>
+          <w:rFonts w:hint="eastAsia" w:eastAsia="黑体"/>
         </w:rPr>
         <w:t xml:space="preserve">（</w:t>
       </w:r>
@@ -536,34 +584,43 @@
       </m:oMath>
       <w:r>
         <w:rPr>
-          <w:rFonts w:hint="eastAsia"/>
+          <w:rFonts w:hint="eastAsia" w:eastAsia="黑体"/>
         </w:rPr>
         <w:t xml:space="preserve">）的</w:t>
       </w:r>
       <w:r>
+        <w:rPr>
+          <w:rFonts w:eastAsia="黑体"/>
+        </w:rPr>
         <w:t xml:space="preserve"> C </w:t>
       </w:r>
       <w:r>
         <w:rPr>
-          <w:rFonts w:hint="eastAsia"/>
+          <w:rFonts w:hint="eastAsia" w:eastAsia="黑体"/>
         </w:rPr>
         <w:t xml:space="preserve">接上级内节点、E</w:t>
       </w:r>
       <w:r>
+        <w:rPr>
+          <w:rFonts w:eastAsia="黑体"/>
+        </w:rPr>
         <w:t xml:space="preserve"> </w:t>
       </w:r>
       <w:r>
         <w:rPr>
-          <w:rFonts w:hint="eastAsia"/>
+          <w:rFonts w:hint="eastAsia" w:eastAsia="黑体"/>
         </w:rPr>
         <w:t xml:space="preserve">接下级内节点、G</w:t>
       </w:r>
       <w:r>
+        <w:rPr>
+          <w:rFonts w:eastAsia="黑体"/>
+        </w:rPr>
         <w:t xml:space="preserve"> </w:t>
       </w:r>
       <w:r>
         <w:rPr>
-          <w:rFonts w:hint="eastAsia"/>
+          <w:rFonts w:hint="eastAsia" w:eastAsia="黑体"/>
         </w:rPr>
         <w:t xml:space="preserve">接驱动；</w:t>
       </w:r>
@@ -582,33 +639,45 @@
         </m:sSub>
       </m:oMath>
       <w:r>
+        <w:rPr>
+          <w:rFonts w:eastAsia="黑体"/>
+        </w:rPr>
         <w:t xml:space="preserve"> </w:t>
       </w:r>
       <w:r>
         <w:rPr>
-          <w:rFonts w:hint="eastAsia"/>
+          <w:rFonts w:hint="eastAsia" w:eastAsia="黑体"/>
         </w:rPr>
         <w:t xml:space="preserve">的</w:t>
       </w:r>
       <w:r>
+        <w:rPr>
+          <w:rFonts w:eastAsia="黑体"/>
+        </w:rPr>
         <w:t xml:space="preserve"> C </w:t>
       </w:r>
       <w:r>
         <w:rPr>
-          <w:rFonts w:hint="eastAsia"/>
+          <w:rFonts w:hint="eastAsia" w:eastAsia="黑体"/>
         </w:rPr>
         <w:t xml:space="preserve">接上一内节点、E</w:t>
       </w:r>
       <w:r>
+        <w:rPr>
+          <w:rFonts w:eastAsia="黑体"/>
+        </w:rPr>
         <w:t xml:space="preserve"> </w:t>
       </w:r>
       <w:r>
         <w:rPr>
-          <w:rFonts w:hint="eastAsia"/>
+          <w:rFonts w:hint="eastAsia" w:eastAsia="黑体"/>
         </w:rPr>
         <w:t xml:space="preserve">接</w:t>
       </w:r>
       <w:r>
+        <w:rPr>
+          <w:rFonts w:eastAsia="黑体"/>
+        </w:rPr>
         <w:t xml:space="preserve"> </w:t>
       </w:r>
       <m:oMath>
@@ -617,33 +686,45 @@
         </m:r>
       </m:oMath>
       <w:r>
+        <w:rPr>
+          <w:rFonts w:eastAsia="黑体"/>
+        </w:rPr>
         <w:t xml:space="preserve">、G </w:t>
       </w:r>
       <w:r>
         <w:rPr>
-          <w:rFonts w:hint="eastAsia"/>
+          <w:rFonts w:hint="eastAsia" w:eastAsia="黑体"/>
         </w:rPr>
         <w:t xml:space="preserve">接驱动；各管反并联二极管阳极接</w:t>
       </w:r>
       <w:r>
+        <w:rPr>
+          <w:rFonts w:eastAsia="黑体"/>
+        </w:rPr>
         <w:t xml:space="preserve"> </w:t>
       </w:r>
       <w:r>
         <w:rPr>
-          <w:rFonts w:hint="eastAsia"/>
+          <w:rFonts w:hint="eastAsia" w:eastAsia="黑体"/>
         </w:rPr>
         <w:t xml:space="preserve">E、阴极接</w:t>
       </w:r>
       <w:r>
+        <w:rPr>
+          <w:rFonts w:eastAsia="黑体"/>
+        </w:rPr>
         <w:t xml:space="preserve"> </w:t>
       </w:r>
       <w:r>
         <w:rPr>
-          <w:rFonts w:hint="eastAsia"/>
+          <w:rFonts w:hint="eastAsia" w:eastAsia="黑体"/>
         </w:rPr>
         <w:t xml:space="preserve">C。钳位/飞跨电容/独立源跨接在相应中间电平节点与内节点之间，输出</w:t>
       </w:r>
       <w:r>
+        <w:rPr>
+          <w:rFonts w:eastAsia="黑体"/>
+        </w:rPr>
         <w:t xml:space="preserve"> </w:t>
       </w:r>
       <m:oMath>
@@ -652,20 +733,26 @@
         </m:r>
       </m:oMath>
       <w:r>
+        <w:rPr>
+          <w:rFonts w:eastAsia="黑体"/>
+        </w:rPr>
         <w:t xml:space="preserve"> </w:t>
       </w:r>
       <w:r>
         <w:rPr>
-          <w:rFonts w:hint="eastAsia"/>
+          <w:rFonts w:hint="eastAsia" w:eastAsia="黑体"/>
         </w:rPr>
         <w:t xml:space="preserve">从中间抽头引出。由于具体拓扑（NPC、飞跨电容、级联</w:t>
       </w:r>
       <w:r>
+        <w:rPr>
+          <w:rFonts w:eastAsia="黑体"/>
+        </w:rPr>
         <w:t xml:space="preserve"> H </w:t>
       </w:r>
       <w:r>
         <w:rPr>
-          <w:rFonts w:hint="eastAsia"/>
+          <w:rFonts w:hint="eastAsia" w:eastAsia="黑体"/>
         </w:rPr>
         <w:t xml:space="preserve">桥）的钳位元件连接方式不同，按所选拓扑对应连接。</w:t>
       </w:r>
@@ -674,20 +761,26 @@
       <w:pPr/>
       <w:r>
         <w:rPr>
-          <w:rFonts w:hint="eastAsia"/>
+          <w:rFonts w:hint="eastAsia" w:eastAsia="黑体"/>
         </w:rPr>
         <w:t xml:space="preserve">由此构成”多级串联开关</w:t>
       </w:r>
       <w:r>
+        <w:rPr>
+          <w:rFonts w:eastAsia="黑体"/>
+        </w:rPr>
         <w:t xml:space="preserve"> + </w:t>
       </w:r>
       <w:r>
         <w:rPr>
-          <w:rFonts w:hint="eastAsia"/>
+          <w:rFonts w:hint="eastAsia" w:eastAsia="黑体"/>
         </w:rPr>
         <w:t xml:space="preserve">钳位/飞跨电容/独立源分压”的多电平逆变组态，通过开关组合使输出在三个及以上电平（如</w:t>
       </w:r>
       <w:r>
+        <w:rPr>
+          <w:rFonts w:eastAsia="黑体"/>
+        </w:rPr>
         <w:t xml:space="preserve"> </w:t>
       </w:r>
       <m:oMath>
@@ -696,6 +789,9 @@
         </m:r>
       </m:oMath>
       <w:r>
+        <w:rPr>
+          <w:rFonts w:eastAsia="黑体"/>
+        </w:rPr>
         <w:t xml:space="preserve">、</w:t>
       </w:r>
       <m:oMath>
@@ -710,6 +806,9 @@
         </m:r>
       </m:oMath>
       <w:r>
+        <w:rPr>
+          <w:rFonts w:eastAsia="黑体"/>
+        </w:rPr>
         <w:t xml:space="preserve">、</w:t>
       </w:r>
       <m:oMath>
@@ -728,11 +827,14 @@
       </m:oMath>
       <w:r>
         <w:rPr>
-          <w:rFonts w:hint="eastAsia"/>
+          <w:rFonts w:hint="eastAsia" w:eastAsia="黑体"/>
         </w:rPr>
         <w:t xml:space="preserve">）间切换，产生阶梯状多电平交流电压，单管电压应力分摊为</w:t>
       </w:r>
       <w:r>
+        <w:rPr>
+          <w:rFonts w:eastAsia="黑体"/>
+        </w:rPr>
         <w:t xml:space="preserve"> </w:t>
       </w:r>
       <m:oMath>
@@ -763,7 +865,7 @@
       </m:oMath>
       <w:r>
         <w:rPr>
-          <w:rFonts w:hint="eastAsia"/>
+          <w:rFonts w:hint="eastAsia" w:eastAsia="黑体"/>
         </w:rPr>
         <w:t xml:space="preserve">、谐波随电平数增加而下降。</w:t>
       </w:r>
@@ -776,7 +878,7 @@
       </w:pPr>
       <w:r>
         <w:rPr>
-          <w:rFonts w:hint="eastAsia"/>
+          <w:rFonts w:hint="eastAsia" w:eastAsia="黑体"/>
         </w:rPr>
         <w:t xml:space="preserve">工作原理</w:t>
       </w:r>
@@ -787,7 +889,7 @@
       </w:pPr>
       <w:r>
         <w:rPr>
-          <w:rFonts w:hint="eastAsia"/>
+          <w:rFonts w:hint="eastAsia" w:eastAsia="黑体"/>
         </w:rPr>
         <w:t xml:space="preserve">多个电平叠加使输出电压波形逐级逼近正弦波，开关管承受的电压应力被分摊到各级。电平数越多，输出谐波含量越低、滤波更易，但器件数量与控制复杂度也上升。</w:t>
       </w:r>
@@ -800,7 +902,7 @@
       </w:pPr>
       <w:r>
         <w:rPr>
-          <w:rFonts w:hint="eastAsia"/>
+          <w:rFonts w:hint="eastAsia" w:eastAsia="黑体"/>
         </w:rPr>
         <w:t xml:space="preserve">关键计算公式</w:t>
       </w:r>
@@ -814,16 +916,19 @@
       </w:pPr>
       <w:r>
         <w:rPr>
-          <w:rFonts w:hint="eastAsia"/>
+          <w:rFonts w:hint="eastAsia" w:eastAsia="黑体"/>
         </w:rPr>
         <w:t xml:space="preserve">输出电平数（若每相串联单元数为</w:t>
       </w:r>
       <w:r>
+        <w:rPr>
+          <w:rFonts w:eastAsia="黑体"/>
+        </w:rPr>
         <w:t xml:space="preserve"> </w:t>
       </w:r>
       <w:r>
         <w:rPr>
-          <w:rFonts w:hint="eastAsia"/>
+          <w:rFonts w:hint="eastAsia" w:eastAsia="黑体"/>
         </w:rPr>
         <w:t xml:space="preserve">k）：</w:t>
       </w:r>
@@ -874,16 +979,19 @@
       </w:pPr>
       <w:r>
         <w:rPr>
-          <w:rFonts w:hint="eastAsia"/>
+          <w:rFonts w:hint="eastAsia" w:eastAsia="黑体"/>
         </w:rPr>
         <w:t xml:space="preserve">每个功率开关承受电压（k</w:t>
       </w:r>
       <w:r>
+        <w:rPr>
+          <w:rFonts w:eastAsia="黑体"/>
+        </w:rPr>
         <w:t xml:space="preserve"> </w:t>
       </w:r>
       <w:r>
         <w:rPr>
-          <w:rFonts w:hint="eastAsia"/>
+          <w:rFonts w:hint="eastAsia" w:eastAsia="黑体"/>
         </w:rPr>
         <w:t xml:space="preserve">级均分）：</w:t>
       </w:r>
@@ -958,7 +1066,7 @@
       </w:pPr>
       <w:r>
         <w:rPr>
-          <w:rFonts w:hint="eastAsia"/>
+          <w:rFonts w:hint="eastAsia" w:eastAsia="黑体"/>
         </w:rPr>
         <w:t xml:space="preserve">输出相电压级差：</w:t>
       </w:r>
@@ -1027,7 +1135,7 @@
       </w:pPr>
       <w:r>
         <w:rPr>
-          <w:rFonts w:hint="eastAsia"/>
+          <w:rFonts w:hint="eastAsia" w:eastAsia="黑体"/>
         </w:rPr>
         <w:t xml:space="preserve">输出相电压有效值（阶梯波，近似随电平增加趋近正弦）：</w:t>
       </w:r>
@@ -1122,7 +1230,7 @@
       </w:pPr>
       <w:r>
         <w:rPr>
-          <w:rFonts w:hint="eastAsia"/>
+          <w:rFonts w:hint="eastAsia" w:eastAsia="黑体"/>
         </w:rPr>
         <w:t xml:space="preserve">总谐波畸变（随电平数增大而下降）：</w:t>
       </w:r>
@@ -1201,7 +1309,7 @@
             </w:pPr>
             <w:r>
               <w:rPr>
-                <w:rFonts w:hint="eastAsia"/>
+                <w:rFonts w:hint="eastAsia" w:eastAsia="黑体"/>
               </w:rPr>
               <w:t xml:space="preserve">符号</w:t>
             </w:r>
@@ -1215,7 +1323,7 @@
             </w:pPr>
             <w:r>
               <w:rPr>
-                <w:rFonts w:hint="eastAsia"/>
+                <w:rFonts w:hint="eastAsia" w:eastAsia="黑体"/>
               </w:rPr>
               <w:t xml:space="preserve">含义</w:t>
             </w:r>
@@ -1229,7 +1337,7 @@
             </w:pPr>
             <w:r>
               <w:rPr>
-                <w:rFonts w:hint="eastAsia"/>
+                <w:rFonts w:hint="eastAsia" w:eastAsia="黑体"/>
               </w:rPr>
               <w:t xml:space="preserve">单位</w:t>
             </w:r>
@@ -1249,6 +1357,9 @@
               </m:r>
             </m:oMath>
             <w:r>
+              <w:rPr>
+                <w:rFonts w:eastAsia="黑体"/>
+              </w:rPr>
               <w:t xml:space="preserve">​</w:t>
             </w:r>
           </w:p>
@@ -1261,7 +1372,7 @@
             </w:pPr>
             <w:r>
               <w:rPr>
-                <w:rFonts w:hint="eastAsia"/>
+                <w:rFonts w:hint="eastAsia" w:eastAsia="黑体"/>
               </w:rPr>
               <w:t xml:space="preserve">输出电平数</w:t>
             </w:r>
@@ -1274,6 +1385,9 @@
               <w:pStyle w:val="Compact"/>
             </w:pPr>
             <w:r>
+              <w:rPr>
+                <w:rFonts w:eastAsia="黑体"/>
+              </w:rPr>
               <w:t xml:space="preserve">—</w:t>
             </w:r>
           </w:p>
@@ -1292,6 +1406,9 @@
               </m:r>
             </m:oMath>
             <w:r>
+              <w:rPr>
+                <w:rFonts w:eastAsia="黑体"/>
+              </w:rPr>
               <w:t xml:space="preserve">​</w:t>
             </w:r>
           </w:p>
@@ -1304,7 +1421,7 @@
             </w:pPr>
             <w:r>
               <w:rPr>
-                <w:rFonts w:hint="eastAsia"/>
+                <w:rFonts w:hint="eastAsia" w:eastAsia="黑体"/>
               </w:rPr>
               <w:t xml:space="preserve">每相串联开关单元数</w:t>
             </w:r>
@@ -1317,6 +1434,9 @@
               <w:pStyle w:val="Compact"/>
             </w:pPr>
             <w:r>
+              <w:rPr>
+                <w:rFonts w:eastAsia="黑体"/>
+              </w:rPr>
               <w:t xml:space="preserve">—</w:t>
             </w:r>
           </w:p>
@@ -1347,6 +1467,9 @@
               </m:sSub>
             </m:oMath>
             <w:r>
+              <w:rPr>
+                <w:rFonts w:eastAsia="黑体"/>
+              </w:rPr>
               <w:t xml:space="preserve">​</w:t>
             </w:r>
           </w:p>
@@ -1359,7 +1482,7 @@
             </w:pPr>
             <w:r>
               <w:rPr>
-                <w:rFonts w:hint="eastAsia"/>
+                <w:rFonts w:hint="eastAsia" w:eastAsia="黑体"/>
               </w:rPr>
               <w:t xml:space="preserve">直流母线电压</w:t>
             </w:r>
@@ -1372,6 +1495,9 @@
               <w:pStyle w:val="Compact"/>
             </w:pPr>
             <w:r>
+              <w:rPr>
+                <w:rFonts w:eastAsia="黑体"/>
+              </w:rPr>
               <w:t xml:space="preserve">V</w:t>
             </w:r>
           </w:p>
@@ -1402,6 +1528,9 @@
               </m:sSub>
             </m:oMath>
             <w:r>
+              <w:rPr>
+                <w:rFonts w:eastAsia="黑体"/>
+              </w:rPr>
               <w:t xml:space="preserve">​</w:t>
             </w:r>
           </w:p>
@@ -1414,7 +1543,7 @@
             </w:pPr>
             <w:r>
               <w:rPr>
-                <w:rFonts w:hint="eastAsia"/>
+                <w:rFonts w:hint="eastAsia" w:eastAsia="黑体"/>
               </w:rPr>
               <w:t xml:space="preserve">单管承受电压</w:t>
             </w:r>
@@ -1427,6 +1556,9 @@
               <w:pStyle w:val="Compact"/>
             </w:pPr>
             <w:r>
+              <w:rPr>
+                <w:rFonts w:eastAsia="黑体"/>
+              </w:rPr>
               <w:t xml:space="preserve">V</w:t>
             </w:r>
           </w:p>
@@ -1451,6 +1583,9 @@
               </m:r>
             </m:oMath>
             <w:r>
+              <w:rPr>
+                <w:rFonts w:eastAsia="黑体"/>
+              </w:rPr>
               <w:t xml:space="preserve">​</w:t>
             </w:r>
           </w:p>
@@ -1463,7 +1598,7 @@
             </w:pPr>
             <w:r>
               <w:rPr>
-                <w:rFonts w:hint="eastAsia"/>
+                <w:rFonts w:hint="eastAsia" w:eastAsia="黑体"/>
               </w:rPr>
               <w:t xml:space="preserve">相邻电平电压差</w:t>
             </w:r>
@@ -1476,6 +1611,9 @@
               <w:pStyle w:val="Compact"/>
             </w:pPr>
             <w:r>
+              <w:rPr>
+                <w:rFonts w:eastAsia="黑体"/>
+              </w:rPr>
               <w:t xml:space="preserve">V</w:t>
             </w:r>
           </w:p>
@@ -1494,6 +1632,9 @@
               </m:r>
             </m:oMath>
             <w:r>
+              <w:rPr>
+                <w:rFonts w:eastAsia="黑体"/>
+              </w:rPr>
               <w:t xml:space="preserve">​</w:t>
             </w:r>
           </w:p>
@@ -1506,7 +1647,7 @@
             </w:pPr>
             <w:r>
               <w:rPr>
-                <w:rFonts w:hint="eastAsia"/>
+                <w:rFonts w:hint="eastAsia" w:eastAsia="黑体"/>
               </w:rPr>
               <w:t xml:space="preserve">调制度</w:t>
             </w:r>
@@ -1519,6 +1660,9 @@
               <w:pStyle w:val="Compact"/>
             </w:pPr>
             <w:r>
+              <w:rPr>
+                <w:rFonts w:eastAsia="黑体"/>
+              </w:rPr>
               <w:t xml:space="preserve">—</w:t>
             </w:r>
           </w:p>
@@ -1543,6 +1687,9 @@
               </m:r>
             </m:oMath>
             <w:r>
+              <w:rPr>
+                <w:rFonts w:eastAsia="黑体"/>
+              </w:rPr>
               <w:t xml:space="preserve">​</w:t>
             </w:r>
           </w:p>
@@ -1555,7 +1702,7 @@
             </w:pPr>
             <w:r>
               <w:rPr>
-                <w:rFonts w:hint="eastAsia"/>
+                <w:rFonts w:hint="eastAsia" w:eastAsia="黑体"/>
               </w:rPr>
               <w:t xml:space="preserve">总谐波畸变</w:t>
             </w:r>
@@ -1568,6 +1715,9 @@
               <w:pStyle w:val="Compact"/>
             </w:pPr>
             <w:r>
+              <w:rPr>
+                <w:rFonts w:eastAsia="黑体"/>
+              </w:rPr>
               <w:t xml:space="preserve">%</w:t>
             </w:r>
           </w:p>
@@ -1582,7 +1732,7 @@
       </w:pPr>
       <w:r>
         <w:rPr>
-          <w:rFonts w:hint="eastAsia"/>
+          <w:rFonts w:hint="eastAsia" w:eastAsia="黑体"/>
         </w:rPr>
         <w:t xml:space="preserve">元件调整影响</w:t>
       </w:r>
@@ -1597,7 +1747,7 @@
       </w:pPr>
       <w:r>
         <w:rPr>
-          <w:rFonts w:hint="eastAsia"/>
+          <w:rFonts w:hint="eastAsia" w:eastAsia="黑体"/>
           <w:b/>
           <w:bCs/>
         </w:rPr>
@@ -1605,6 +1755,7 @@
       </w:r>
       <w:r>
         <w:rPr>
+          <w:rFonts w:eastAsia="黑体"/>
           <w:b/>
           <w:bCs/>
         </w:rPr>
@@ -1612,25 +1763,34 @@
       </w:r>
       <w:r>
         <w:rPr>
-          <w:rFonts w:hint="eastAsia"/>
+          <w:rFonts w:hint="eastAsia" w:eastAsia="黑体"/>
           <w:b/>
           <w:bCs/>
         </w:rPr>
         <w:t xml:space="preserve">增大</w:t>
       </w:r>
       <w:r>
+        <w:rPr>
+          <w:rFonts w:eastAsia="黑体"/>
+        </w:rPr>
         <w:t xml:space="preserve"> </w:t>
       </w:r>
       <w:r>
+        <w:rPr>
+          <w:rFonts w:eastAsia="黑体"/>
+        </w:rPr>
         <w:t xml:space="preserve">→ </w:t>
       </w:r>
       <w:r>
         <w:rPr>
-          <w:rFonts w:hint="eastAsia"/>
+          <w:rFonts w:hint="eastAsia" w:eastAsia="黑体"/>
         </w:rPr>
         <w:t xml:space="preserve">电平数</w:t>
       </w:r>
       <w:r>
+        <w:rPr>
+          <w:rFonts w:eastAsia="黑体"/>
+        </w:rPr>
         <w:t xml:space="preserve"> </w:t>
       </w:r>
       <m:oMath>
@@ -1660,20 +1820,26 @@
         </m:r>
       </m:oMath>
       <w:r>
+        <w:rPr>
+          <w:rFonts w:eastAsia="黑体"/>
+        </w:rPr>
         <w:t xml:space="preserve"> </w:t>
       </w:r>
       <w:r>
         <w:rPr>
-          <w:rFonts w:hint="eastAsia"/>
+          <w:rFonts w:hint="eastAsia" w:eastAsia="黑体"/>
         </w:rPr>
         <w:t xml:space="preserve">增多，输出电压更接近正弦、THD</w:t>
       </w:r>
       <w:r>
+        <w:rPr>
+          <w:rFonts w:eastAsia="黑体"/>
+        </w:rPr>
         <w:t xml:space="preserve"> </w:t>
       </w:r>
       <w:r>
         <w:rPr>
-          <w:rFonts w:hint="eastAsia"/>
+          <w:rFonts w:hint="eastAsia" w:eastAsia="黑体"/>
         </w:rPr>
         <w:t xml:space="preserve">下降，但器件数量与控制复杂度上升。</w:t>
       </w:r>
@@ -1688,7 +1854,7 @@
       </w:pPr>
       <w:r>
         <w:rPr>
-          <w:rFonts w:hint="eastAsia"/>
+          <w:rFonts w:hint="eastAsia" w:eastAsia="黑体"/>
           <w:b/>
           <w:bCs/>
         </w:rPr>
@@ -1696,6 +1862,7 @@
       </w:r>
       <w:r>
         <w:rPr>
+          <w:rFonts w:eastAsia="黑体"/>
           <w:b/>
           <w:bCs/>
         </w:rPr>
@@ -1749,14 +1916,20 @@
         </m:r>
       </m:oMath>
       <w:r>
+        <w:rPr>
+          <w:rFonts w:eastAsia="黑体"/>
+        </w:rPr>
         <w:t xml:space="preserve"> </w:t>
       </w:r>
       <w:r>
+        <w:rPr>
+          <w:rFonts w:eastAsia="黑体"/>
+        </w:rPr>
         <w:t xml:space="preserve">→ k </w:t>
       </w:r>
       <w:r>
         <w:rPr>
-          <w:rFonts w:hint="eastAsia"/>
+          <w:rFonts w:hint="eastAsia" w:eastAsia="黑体"/>
         </w:rPr>
         <w:t xml:space="preserve">增大时分摊到每管的电压减小，可用更低耐压器件。</w:t>
       </w:r>
@@ -1771,7 +1944,7 @@
       </w:pPr>
       <w:r>
         <w:rPr>
-          <w:rFonts w:hint="eastAsia"/>
+          <w:rFonts w:hint="eastAsia" w:eastAsia="黑体"/>
           <w:b/>
           <w:bCs/>
         </w:rPr>
@@ -1779,6 +1952,7 @@
       </w:r>
       <w:r>
         <w:rPr>
+          <w:rFonts w:eastAsia="黑体"/>
           <w:b/>
           <w:bCs/>
         </w:rPr>
@@ -1803,6 +1977,7 @@
       </m:oMath>
       <w:r>
         <w:rPr>
+          <w:rFonts w:eastAsia="黑体"/>
           <w:b/>
           <w:bCs/>
         </w:rPr>
@@ -1810,25 +1985,34 @@
       </w:r>
       <w:r>
         <w:rPr>
-          <w:rFonts w:hint="eastAsia"/>
+          <w:rFonts w:hint="eastAsia" w:eastAsia="黑体"/>
           <w:b/>
           <w:bCs/>
         </w:rPr>
         <w:t xml:space="preserve">增大</w:t>
       </w:r>
       <w:r>
+        <w:rPr>
+          <w:rFonts w:eastAsia="黑体"/>
+        </w:rPr>
         <w:t xml:space="preserve"> </w:t>
       </w:r>
       <w:r>
+        <w:rPr>
+          <w:rFonts w:eastAsia="黑体"/>
+        </w:rPr>
         <w:t xml:space="preserve">→ </w:t>
       </w:r>
       <w:r>
         <w:rPr>
-          <w:rFonts w:hint="eastAsia"/>
+          <w:rFonts w:hint="eastAsia" w:eastAsia="黑体"/>
         </w:rPr>
         <w:t xml:space="preserve">输出幅值提高，但级差</w:t>
       </w:r>
       <w:r>
+        <w:rPr>
+          <w:rFonts w:eastAsia="黑体"/>
+        </w:rPr>
         <w:t xml:space="preserve"> </w:t>
       </w:r>
       <m:oMath>
@@ -1873,11 +2057,14 @@
         </m:r>
       </m:oMath>
       <w:r>
+        <w:rPr>
+          <w:rFonts w:eastAsia="黑体"/>
+        </w:rPr>
         <w:t xml:space="preserve"> </w:t>
       </w:r>
       <w:r>
         <w:rPr>
-          <w:rFonts w:hint="eastAsia"/>
+          <w:rFonts w:hint="eastAsia" w:eastAsia="黑体"/>
         </w:rPr>
         <w:t xml:space="preserve">与管压应力同步增大。</w:t>
       </w:r>
@@ -1892,7 +2079,7 @@
       </w:pPr>
       <w:r>
         <w:rPr>
-          <w:rFonts w:hint="eastAsia"/>
+          <w:rFonts w:hint="eastAsia" w:eastAsia="黑体"/>
           <w:b/>
           <w:bCs/>
         </w:rPr>
@@ -1900,6 +2087,7 @@
       </w:r>
       <w:r>
         <w:rPr>
+          <w:rFonts w:eastAsia="黑体"/>
           <w:b/>
           <w:bCs/>
         </w:rPr>
@@ -1912,6 +2100,7 @@
       </m:oMath>
       <w:r>
         <w:rPr>
+          <w:rFonts w:eastAsia="黑体"/>
           <w:b/>
           <w:bCs/>
         </w:rPr>
@@ -1919,25 +2108,34 @@
       </w:r>
       <w:r>
         <w:rPr>
-          <w:rFonts w:hint="eastAsia"/>
+          <w:rFonts w:hint="eastAsia" w:eastAsia="黑体"/>
           <w:b/>
           <w:bCs/>
         </w:rPr>
         <w:t xml:space="preserve">增大</w:t>
       </w:r>
       <w:r>
+        <w:rPr>
+          <w:rFonts w:eastAsia="黑体"/>
+        </w:rPr>
         <w:t xml:space="preserve"> </w:t>
       </w:r>
       <w:r>
+        <w:rPr>
+          <w:rFonts w:eastAsia="黑体"/>
+        </w:rPr>
         <w:t xml:space="preserve">→ </w:t>
       </w:r>
       <w:r>
         <w:rPr>
-          <w:rFonts w:hint="eastAsia"/>
+          <w:rFonts w:hint="eastAsia" w:eastAsia="黑体"/>
         </w:rPr>
         <w:t xml:space="preserve">输出有效值</w:t>
       </w:r>
       <w:r>
+        <w:rPr>
+          <w:rFonts w:eastAsia="黑体"/>
+        </w:rPr>
         <w:t xml:space="preserve"> </w:t>
       </w:r>
       <m:oMath>
@@ -1961,11 +2159,14 @@
         </m:sSub>
       </m:oMath>
       <w:r>
+        <w:rPr>
+          <w:rFonts w:eastAsia="黑体"/>
+        </w:rPr>
         <w:t xml:space="preserve"> </w:t>
       </w:r>
       <w:r>
         <w:rPr>
-          <w:rFonts w:hint="eastAsia"/>
+          <w:rFonts w:hint="eastAsia" w:eastAsia="黑体"/>
         </w:rPr>
         <w:t xml:space="preserve">线性增大。</w:t>
       </w:r>
@@ -1980,7 +2181,7 @@
       </w:pPr>
       <w:r>
         <w:rPr>
-          <w:rFonts w:hint="eastAsia"/>
+          <w:rFonts w:hint="eastAsia" w:eastAsia="黑体"/>
         </w:rPr>
         <w:t xml:space="preserve">电平数越多，</w:t>
       </w:r>
@@ -2014,11 +2215,14 @@
         </m:r>
       </m:oMath>
       <w:r>
+        <w:rPr>
+          <w:rFonts w:eastAsia="黑体"/>
+        </w:rPr>
         <w:t xml:space="preserve"> </w:t>
       </w:r>
       <w:r>
         <w:rPr>
-          <w:rFonts w:hint="eastAsia"/>
+          <w:rFonts w:hint="eastAsia" w:eastAsia="黑体"/>
         </w:rPr>
         <w:t xml:space="preserve">越小，但最高电平切换与器件不均衡损耗需相应处理。</w:t>
       </w:r>
@@ -2031,7 +2235,7 @@
       </w:pPr>
       <w:r>
         <w:rPr>
-          <w:rFonts w:hint="eastAsia"/>
+          <w:rFonts w:hint="eastAsia" w:eastAsia="黑体"/>
         </w:rPr>
         <w:t xml:space="preserve">典型参数示例</w:t>
       </w:r>
@@ -2046,11 +2250,14 @@
       </w:pPr>
       <w:r>
         <w:rPr>
-          <w:rFonts w:hint="eastAsia"/>
+          <w:rFonts w:hint="eastAsia" w:eastAsia="黑体"/>
         </w:rPr>
         <w:t xml:space="preserve">取</w:t>
       </w:r>
       <w:r>
+        <w:rPr>
+          <w:rFonts w:eastAsia="黑体"/>
+        </w:rPr>
         <w:t xml:space="preserve"> </w:t>
       </w:r>
       <m:oMath>
@@ -2069,11 +2276,14 @@
       </m:oMath>
       <w:r>
         <w:rPr>
-          <w:rFonts w:hint="eastAsia"/>
+          <w:rFonts w:hint="eastAsia" w:eastAsia="黑体"/>
         </w:rPr>
         <w:t xml:space="preserve">：电平数</w:t>
       </w:r>
       <w:r>
+        <w:rPr>
+          <w:rFonts w:eastAsia="黑体"/>
+        </w:rPr>
         <w:t xml:space="preserve"> </w:t>
       </w:r>
       <m:oMath>
@@ -2119,16 +2329,19 @@
       </m:oMath>
       <w:r>
         <w:rPr>
-          <w:rFonts w:hint="eastAsia"/>
+          <w:rFonts w:hint="eastAsia" w:eastAsia="黑体"/>
         </w:rPr>
         <w:t xml:space="preserve">（五电平，如</w:t>
       </w:r>
       <w:r>
+        <w:rPr>
+          <w:rFonts w:eastAsia="黑体"/>
+        </w:rPr>
         <w:t xml:space="preserve"> </w:t>
       </w:r>
       <w:r>
         <w:rPr>
-          <w:rFonts w:hint="eastAsia"/>
+          <w:rFonts w:hint="eastAsia" w:eastAsia="黑体"/>
         </w:rPr>
         <w:t xml:space="preserve">±2V、±V、0）。</w:t>
       </w:r>
@@ -2143,11 +2356,14 @@
       </w:pPr>
       <w:r>
         <w:rPr>
-          <w:rFonts w:hint="eastAsia"/>
+          <w:rFonts w:hint="eastAsia" w:eastAsia="黑体"/>
         </w:rPr>
         <w:t xml:space="preserve">取</w:t>
       </w:r>
       <w:r>
+        <w:rPr>
+          <w:rFonts w:eastAsia="黑体"/>
+        </w:rPr>
         <w:t xml:space="preserve"> </w:t>
       </w:r>
       <m:oMath>
@@ -2187,6 +2403,9 @@
         </m:r>
       </m:oMath>
       <w:r>
+        <w:rPr>
+          <w:rFonts w:eastAsia="黑体"/>
+        </w:rPr>
         <w:t xml:space="preserve">、</w:t>
       </w:r>
       <m:oMath>
@@ -2205,11 +2424,14 @@
       </m:oMath>
       <w:r>
         <w:rPr>
-          <w:rFonts w:hint="eastAsia"/>
+          <w:rFonts w:hint="eastAsia" w:eastAsia="黑体"/>
         </w:rPr>
         <w:t xml:space="preserve">：每管</w:t>
       </w:r>
       <w:r>
+        <w:rPr>
+          <w:rFonts w:eastAsia="黑体"/>
+        </w:rPr>
         <w:t xml:space="preserve"> </w:t>
       </w:r>
       <m:oMath>
@@ -2268,11 +2490,14 @@
       </m:oMath>
       <w:r>
         <w:rPr>
-          <w:rFonts w:hint="eastAsia"/>
+          <w:rFonts w:hint="eastAsia" w:eastAsia="黑体"/>
         </w:rPr>
         <w:t xml:space="preserve">，级差</w:t>
       </w:r>
       <w:r>
+        <w:rPr>
+          <w:rFonts w:eastAsia="黑体"/>
+        </w:rPr>
         <w:t xml:space="preserve"> </w:t>
       </w:r>
       <m:oMath>
@@ -2306,6 +2531,9 @@
         </m:r>
       </m:oMath>
       <w:r>
+        <w:rPr>
+          <w:rFonts w:eastAsia="黑体"/>
+        </w:rPr>
         <w:t xml:space="preserve">。</w:t>
       </w:r>
     </w:p>
@@ -2319,11 +2547,14 @@
       </w:pPr>
       <w:r>
         <w:rPr>
-          <w:rFonts w:hint="eastAsia"/>
+          <w:rFonts w:hint="eastAsia" w:eastAsia="黑体"/>
         </w:rPr>
         <w:t xml:space="preserve">取</w:t>
       </w:r>
       <w:r>
+        <w:rPr>
+          <w:rFonts w:eastAsia="黑体"/>
+        </w:rPr>
         <w:t xml:space="preserve"> </w:t>
       </w:r>
       <m:oMath>
@@ -2363,6 +2594,9 @@
         </m:r>
       </m:oMath>
       <w:r>
+        <w:rPr>
+          <w:rFonts w:eastAsia="黑体"/>
+        </w:rPr>
         <w:t xml:space="preserve">、</w:t>
       </w:r>
       <m:oMath>
@@ -2381,7 +2615,7 @@
       </m:oMath>
       <w:r>
         <w:rPr>
-          <w:rFonts w:hint="eastAsia"/>
+          <w:rFonts w:hint="eastAsia" w:eastAsia="黑体"/>
         </w:rPr>
         <w:t xml:space="preserve">：</w:t>
       </w:r>
@@ -2460,6 +2694,9 @@
         </m:r>
       </m:oMath>
       <w:r>
+        <w:rPr>
+          <w:rFonts w:eastAsia="黑体"/>
+        </w:rPr>
         <w:t xml:space="preserve">。</w:t>
       </w:r>
     </w:p>
@@ -2471,7 +2708,7 @@
       </w:pPr>
       <w:r>
         <w:rPr>
-          <w:rFonts w:hint="eastAsia"/>
+          <w:rFonts w:hint="eastAsia" w:eastAsia="黑体"/>
         </w:rPr>
         <w:t xml:space="preserve">常见器件型号</w:t>
       </w:r>
@@ -2486,7 +2723,7 @@
       </w:pPr>
       <w:r>
         <w:rPr>
-          <w:rFonts w:hint="eastAsia"/>
+          <w:rFonts w:hint="eastAsia" w:eastAsia="黑体"/>
         </w:rPr>
         <w:t xml:space="preserve">IGBT（多电平逆变）：IKW40N65F5、FGH40N60SFD。</w:t>
       </w:r>
@@ -2501,7 +2738,7 @@
       </w:pPr>
       <w:r>
         <w:rPr>
-          <w:rFonts w:hint="eastAsia"/>
+          <w:rFonts w:hint="eastAsia" w:eastAsia="黑体"/>
         </w:rPr>
         <w:t xml:space="preserve">MOSFET（低压多电平）：IRF540N、CSD18540Q5B。</w:t>
       </w:r>
@@ -2516,16 +2753,19 @@
       </w:pPr>
       <w:r>
         <w:rPr>
-          <w:rFonts w:hint="eastAsia"/>
+          <w:rFonts w:hint="eastAsia" w:eastAsia="黑体"/>
         </w:rPr>
         <w:t xml:space="preserve">钳位二极管（NPC</w:t>
       </w:r>
       <w:r>
+        <w:rPr>
+          <w:rFonts w:eastAsia="黑体"/>
+        </w:rPr>
         <w:t xml:space="preserve"> </w:t>
       </w:r>
       <w:r>
         <w:rPr>
-          <w:rFonts w:hint="eastAsia"/>
+          <w:rFonts w:hint="eastAsia" w:eastAsia="黑体"/>
         </w:rPr>
         <w:t xml:space="preserve">型）：IDH20G65C5。</w:t>
       </w:r>
@@ -2538,7 +2778,7 @@
       </w:pPr>
       <w:r>
         <w:rPr>
-          <w:rFonts w:hint="eastAsia"/>
+          <w:rFonts w:hint="eastAsia" w:eastAsia="黑体"/>
         </w:rPr>
         <w:t xml:space="preserve">注意事项</w:t>
       </w:r>
@@ -2553,7 +2793,7 @@
       </w:pPr>
       <w:r>
         <w:rPr>
-          <w:rFonts w:hint="eastAsia"/>
+          <w:rFonts w:hint="eastAsia" w:eastAsia="黑体"/>
         </w:rPr>
         <w:t xml:space="preserve">电平数越多，开关状态组合越复杂，需专门的载波移相/层叠调制与中点/电容电压平衡策略。</w:t>
       </w:r>
@@ -2568,16 +2808,19 @@
       </w:pPr>
       <w:r>
         <w:rPr>
-          <w:rFonts w:hint="eastAsia"/>
+          <w:rFonts w:hint="eastAsia" w:eastAsia="黑体"/>
         </w:rPr>
         <w:t xml:space="preserve">不同拓扑（NPC、飞跨电容、级联</w:t>
       </w:r>
       <w:r>
+        <w:rPr>
+          <w:rFonts w:eastAsia="黑体"/>
+        </w:rPr>
         <w:t xml:space="preserve"> H </w:t>
       </w:r>
       <w:r>
         <w:rPr>
-          <w:rFonts w:hint="eastAsia"/>
+          <w:rFonts w:hint="eastAsia" w:eastAsia="黑体"/>
         </w:rPr>
         <w:t xml:space="preserve">桥）器件应力与平衡要求不同，需按拓扑选取控制方案。</w:t>
       </w:r>
@@ -2592,7 +2835,7 @@
       </w:pPr>
       <w:r>
         <w:rPr>
-          <w:rFonts w:hint="eastAsia"/>
+          <w:rFonts w:hint="eastAsia" w:eastAsia="黑体"/>
         </w:rPr>
         <w:t xml:space="preserve">多电平器件多，可靠性与驱动一致性需重点关注。</w:t>
       </w:r>
@@ -2607,16 +2850,19 @@
       </w:pPr>
       <w:r>
         <w:rPr>
-          <w:rFonts w:hint="eastAsia"/>
+          <w:rFonts w:hint="eastAsia" w:eastAsia="黑体"/>
         </w:rPr>
         <w:t xml:space="preserve">阶梯波形改善谐波的同时可能带来</w:t>
       </w:r>
       <w:r>
+        <w:rPr>
+          <w:rFonts w:eastAsia="黑体"/>
+        </w:rPr>
         <w:t xml:space="preserve"> dv/dt </w:t>
       </w:r>
       <w:r>
         <w:rPr>
-          <w:rFonts w:hint="eastAsia"/>
+          <w:rFonts w:hint="eastAsia" w:eastAsia="黑体"/>
         </w:rPr>
         <w:t xml:space="preserve">与共模电压问题，需滤波与绝缘设计。</w:t>
       </w:r>
@@ -2629,7 +2875,7 @@
       </w:pPr>
       <w:r>
         <w:rPr>
-          <w:rFonts w:hint="eastAsia"/>
+          <w:rFonts w:hint="eastAsia" w:eastAsia="黑体"/>
         </w:rPr>
         <w:t xml:space="preserve">参考资料</w:t>
       </w:r>
@@ -2643,6 +2889,9 @@
         </w:numPr>
       </w:pPr>
       <w:r>
+        <w:rPr>
+          <w:rFonts w:eastAsia="黑体"/>
+        </w:rPr>
         <w:t xml:space="preserve">Wikipedia: Multilevel inverter。</w:t>
       </w:r>
     </w:p>
@@ -2656,7 +2905,7 @@
       </w:pPr>
       <w:r>
         <w:rPr>
-          <w:rFonts w:hint="eastAsia"/>
+          <w:rFonts w:hint="eastAsia" w:eastAsia="黑体"/>
         </w:rPr>
         <w:t xml:space="preserve">《电力电子学》（王兆安、刘进军）。</w:t>
       </w:r>
@@ -2670,11 +2919,14 @@
         </w:numPr>
       </w:pPr>
       <w:r>
+        <w:rPr>
+          <w:rFonts w:eastAsia="黑体"/>
+        </w:rPr>
         <w:t xml:space="preserve">IEEE </w:t>
       </w:r>
       <w:r>
         <w:rPr>
-          <w:rFonts w:hint="eastAsia"/>
+          <w:rFonts w:hint="eastAsia" w:eastAsia="黑体"/>
         </w:rPr>
         <w:t xml:space="preserve">相关多电平逆变综述文献。</w:t>
       </w:r>
@@ -2688,11 +2940,11 @@
       </w:pPr>
       <w:r>
         <w:rPr>
-          <w:rFonts w:ascii="Times New Roman" w:hAnsi="Times New Roman"/>
+          <w:rFonts w:ascii="Times New Roman" w:hAnsi="Times New Roman" w:eastAsia="黑体"/>
           <w:color w:val="555555"/>
           <w:sz w:val="21"/>
         </w:rPr>
-        <w:t>材料收集者：杜文杰</w:t>
+        <w:t>材料收集者：杜文杰，WX手机：19519196569，QQ:3478827729</w:t>
       </w:r>
     </w:p>
     <w:sectPr>
@@ -2712,7 +2964,7 @@
 </file>
 
 <file path=word/footer1.xml><?xml version="1.0" encoding="utf-8"?>
-<w:ftr xmlns:m="http://schemas.openxmlformats.org/officeDocument/2006/math" xmlns:mc="http://schemas.openxmlformats.org/markup-compatibility/2006" xmlns:mo="http://schemas.microsoft.com/office/mac/office/2008/main" xmlns:mv="urn:schemas-microsoft-com:mac:vml" xmlns:o="urn:schemas-microsoft-com:office:office" xmlns:r="http://schemas.openxmlformats.org/officeDocument/2006/relationships" xmlns:v="urn:schemas-microsoft-com:vml" xmlns:w10="urn:schemas-microsoft-com:office:word" xmlns:w14="http://schemas.microsoft.com/office/word/2010/wordml" xmlns:w="http://schemas.openxmlformats.org/wordprocessingml/2006/main" xmlns:wne="http://schemas.microsoft.com/office/word/2006/wordml" xmlns:wp14="http://schemas.microsoft.com/office/word/2010/wordprocessingDrawing" xmlns:wp="http://schemas.openxmlformats.org/drawingml/2006/wordprocessingDrawing" xmlns:wpc="http://schemas.microsoft.com/office/word/2010/wordprocessingCanvas" xmlns:wpg="http://schemas.microsoft.com/office/word/2010/wordprocessingGroup" xmlns:wpi="http://schemas.microsoft.com/office/word/2010/wordprocessingInk" xmlns:wps="http://schemas.microsoft.com/office/word/2010/wordprocessingShape" mc:Ignorable="w14 wp14">
+<w:ftr xmlns:mc="http://schemas.openxmlformats.org/markup-compatibility/2006" xmlns:w="http://schemas.openxmlformats.org/wordprocessingml/2006/main" xmlns:m="http://schemas.openxmlformats.org/officeDocument/2006/math" xmlns:mo="http://schemas.microsoft.com/office/mac/office/2008/main" xmlns:mv="urn:schemas-microsoft-com:mac:vml" xmlns:o="urn:schemas-microsoft-com:office:office" xmlns:r="http://schemas.openxmlformats.org/officeDocument/2006/relationships" xmlns:v="urn:schemas-microsoft-com:vml" xmlns:w10="urn:schemas-microsoft-com:office:word" xmlns:w14="http://schemas.microsoft.com/office/word/2010/wordml" xmlns:wne="http://schemas.microsoft.com/office/word/2006/wordml" xmlns:wp14="http://schemas.microsoft.com/office/word/2010/wordprocessingDrawing" xmlns:wp="http://schemas.openxmlformats.org/drawingml/2006/wordprocessingDrawing" xmlns:wpc="http://schemas.microsoft.com/office/word/2010/wordprocessingCanvas" xmlns:wpg="http://schemas.microsoft.com/office/word/2010/wordprocessingGroup" xmlns:wpi="http://schemas.microsoft.com/office/word/2010/wordprocessingInk" xmlns:wps="http://schemas.microsoft.com/office/word/2010/wordprocessingShape" mc:Ignorable="w14 wp14">
   <w:p>
     <w:pPr>
       <w:pStyle w:val="Footer"/>
@@ -2720,12 +2972,14 @@
     </w:pPr>
     <w:r>
       <w:rPr>
+        <w:rFonts w:eastAsia="黑体"/>
         <w:sz w:val="18"/>
       </w:rPr>
       <w:t xml:space="preserve">第 </w:t>
     </w:r>
     <w:r>
       <w:rPr>
+        <w:rFonts w:eastAsia="黑体"/>
         <w:sz w:val="18"/>
       </w:rPr>
       <w:fldChar w:fldCharType="begin"/>
@@ -2734,6 +2988,7 @@
     </w:r>
     <w:r>
       <w:rPr>
+        <w:rFonts w:eastAsia="黑体"/>
         <w:sz w:val="18"/>
       </w:rPr>
       <w:t xml:space="preserve"> 页</w:t>
@@ -2747,6 +3002,9 @@
   <w:footnote w:type="continuationSeparator" w:id="0">
     <w:p>
       <w:r>
+        <w:rPr>
+          <w:rFonts w:eastAsia="黑体"/>
+        </w:rPr>
         <w:continuationSeparator/>
       </w:r>
     </w:p>
@@ -2754,6 +3012,9 @@
   <w:footnote w:type="separator" w:id="-1">
     <w:p>
       <w:r>
+        <w:rPr>
+          <w:rFonts w:eastAsia="黑体"/>
+        </w:rPr>
         <w:separator/>
       </w:r>
     </w:p>
@@ -2762,7 +3023,7 @@
 </file>
 
 <file path=word/header1.xml><?xml version="1.0" encoding="utf-8"?>
-<w:hdr xmlns:m="http://schemas.openxmlformats.org/officeDocument/2006/math" xmlns:mc="http://schemas.openxmlformats.org/markup-compatibility/2006" xmlns:mo="http://schemas.microsoft.com/office/mac/office/2008/main" xmlns:mv="urn:schemas-microsoft-com:mac:vml" xmlns:o="urn:schemas-microsoft-com:office:office" xmlns:r="http://schemas.openxmlformats.org/officeDocument/2006/relationships" xmlns:v="urn:schemas-microsoft-com:vml" xmlns:w10="urn:schemas-microsoft-com:office:word" xmlns:w14="http://schemas.microsoft.com/office/word/2010/wordml" xmlns:w="http://schemas.openxmlformats.org/wordprocessingml/2006/main" xmlns:wne="http://schemas.microsoft.com/office/word/2006/wordml" xmlns:wp14="http://schemas.microsoft.com/office/word/2010/wordprocessingDrawing" xmlns:wp="http://schemas.openxmlformats.org/drawingml/2006/wordprocessingDrawing" xmlns:wpc="http://schemas.microsoft.com/office/word/2010/wordprocessingCanvas" xmlns:wpg="http://schemas.microsoft.com/office/word/2010/wordprocessingGroup" xmlns:wpi="http://schemas.microsoft.com/office/word/2010/wordprocessingInk" xmlns:wps="http://schemas.microsoft.com/office/word/2010/wordprocessingShape" mc:Ignorable="w14 wp14">
+<w:hdr xmlns:mc="http://schemas.openxmlformats.org/markup-compatibility/2006" xmlns:w="http://schemas.openxmlformats.org/wordprocessingml/2006/main" xmlns:m="http://schemas.openxmlformats.org/officeDocument/2006/math" xmlns:mo="http://schemas.microsoft.com/office/mac/office/2008/main" xmlns:mv="urn:schemas-microsoft-com:mac:vml" xmlns:o="urn:schemas-microsoft-com:office:office" xmlns:r="http://schemas.openxmlformats.org/officeDocument/2006/relationships" xmlns:v="urn:schemas-microsoft-com:vml" xmlns:w10="urn:schemas-microsoft-com:office:word" xmlns:w14="http://schemas.microsoft.com/office/word/2010/wordml" xmlns:wne="http://schemas.microsoft.com/office/word/2006/wordml" xmlns:wp14="http://schemas.microsoft.com/office/word/2010/wordprocessingDrawing" xmlns:wp="http://schemas.openxmlformats.org/drawingml/2006/wordprocessingDrawing" xmlns:wpc="http://schemas.microsoft.com/office/word/2010/wordprocessingCanvas" xmlns:wpg="http://schemas.microsoft.com/office/word/2010/wordprocessingGroup" xmlns:wpi="http://schemas.microsoft.com/office/word/2010/wordprocessingInk" xmlns:wps="http://schemas.microsoft.com/office/word/2010/wordprocessingShape" mc:Ignorable="w14 wp14">
   <w:p>
     <w:pPr>
       <w:pStyle w:val="Header"/>
@@ -2770,7 +3031,7 @@
     </w:pPr>
     <w:r>
       <w:rPr>
-        <w:rFonts w:ascii="Times New Roman" w:hAnsi="Times New Roman"/>
+        <w:rFonts w:ascii="Times New Roman" w:hAnsi="Times New Roman" w:eastAsia="黑体"/>
         <w:sz w:val="18"/>
         <w:rFonts w:eastAsia="黑体"/>
         <w:rFonts w:eastAsia="黑体"/>
@@ -2782,7 +3043,7 @@
 </file>
 
 <file path=word/numbering.xml><?xml version="1.0" encoding="utf-8"?>
-<w:numbering xmlns:m="http://schemas.openxmlformats.org/officeDocument/2006/math" xmlns:mc="http://schemas.openxmlformats.org/markup-compatibility/2006" xmlns:mo="http://schemas.microsoft.com/office/mac/office/2008/main" xmlns:mv="urn:schemas-microsoft-com:mac:vml" xmlns:o="urn:schemas-microsoft-com:office:office" xmlns:r="http://schemas.openxmlformats.org/officeDocument/2006/relationships" xmlns:v="urn:schemas-microsoft-com:vml" xmlns:w="http://schemas.openxmlformats.org/wordprocessingml/2006/main" xmlns:w10="urn:schemas-microsoft-com:office:word" xmlns:w14="http://schemas.microsoft.com/office/word/2010/wordml" xmlns:wne="http://schemas.microsoft.com/office/word/2006/wordml" xmlns:wp="http://schemas.openxmlformats.org/drawingml/2006/wordprocessingDrawing" xmlns:wp14="http://schemas.microsoft.com/office/word/2010/wordprocessingDrawing" xmlns:wpc="http://schemas.microsoft.com/office/word/2010/wordprocessingCanvas" xmlns:wpg="http://schemas.microsoft.com/office/word/2010/wordprocessingGroup" xmlns:wpi="http://schemas.microsoft.com/office/word/2010/wordprocessingInk" xmlns:wps="http://schemas.microsoft.com/office/word/2010/wordprocessingShape" mc:Ignorable="w14 wp14">
+<w:numbering xmlns:mc="http://schemas.openxmlformats.org/markup-compatibility/2006" xmlns:w="http://schemas.openxmlformats.org/wordprocessingml/2006/main" xmlns:m="http://schemas.openxmlformats.org/officeDocument/2006/math" xmlns:mo="http://schemas.microsoft.com/office/mac/office/2008/main" xmlns:mv="urn:schemas-microsoft-com:mac:vml" xmlns:o="urn:schemas-microsoft-com:office:office" xmlns:r="http://schemas.openxmlformats.org/officeDocument/2006/relationships" xmlns:v="urn:schemas-microsoft-com:vml" xmlns:w10="urn:schemas-microsoft-com:office:word" xmlns:w14="http://schemas.microsoft.com/office/word/2010/wordml" xmlns:wne="http://schemas.microsoft.com/office/word/2006/wordml" xmlns:wp="http://schemas.openxmlformats.org/drawingml/2006/wordprocessingDrawing" xmlns:wp14="http://schemas.microsoft.com/office/word/2010/wordprocessingDrawing" xmlns:wpc="http://schemas.microsoft.com/office/word/2010/wordprocessingCanvas" xmlns:wpg="http://schemas.microsoft.com/office/word/2010/wordprocessingGroup" xmlns:wpi="http://schemas.microsoft.com/office/word/2010/wordprocessingInk" xmlns:wps="http://schemas.microsoft.com/office/word/2010/wordprocessingShape" mc:Ignorable="w14 wp14">
   <w:abstractNum w:abstractNumId="0">
     <w:nsid w:val="FFFFFF7C"/>
     <w:multiLevelType w:val="singleLevel"/>
@@ -2869,7 +3130,7 @@
         <w:ind w:hanging="360" w:left="1440"/>
       </w:pPr>
       <w:rPr>
-        <w:rFonts w:ascii="Symbol" w:hAnsi="Symbol" w:hint="default"/>
+        <w:rFonts w:ascii="Symbol" w:hAnsi="Symbol" w:hint="default" w:eastAsia="黑体"/>
       </w:rPr>
     </w:lvl>
   </w:abstractNum>
@@ -2890,7 +3151,7 @@
         <w:ind w:hanging="360" w:left="1080"/>
       </w:pPr>
       <w:rPr>
-        <w:rFonts w:ascii="Symbol" w:hAnsi="Symbol" w:hint="default"/>
+        <w:rFonts w:ascii="Symbol" w:hAnsi="Symbol" w:hint="default" w:eastAsia="黑体"/>
       </w:rPr>
     </w:lvl>
   </w:abstractNum>
@@ -2911,7 +3172,7 @@
         <w:ind w:hanging="360" w:left="720"/>
       </w:pPr>
       <w:rPr>
-        <w:rFonts w:ascii="Symbol" w:hAnsi="Symbol" w:hint="default"/>
+        <w:rFonts w:ascii="Symbol" w:hAnsi="Symbol" w:hint="default" w:eastAsia="黑体"/>
       </w:rPr>
     </w:lvl>
   </w:abstractNum>
@@ -2950,7 +3211,7 @@
         <w:ind w:hanging="360" w:left="360"/>
       </w:pPr>
       <w:rPr>
-        <w:rFonts w:ascii="Symbol" w:hAnsi="Symbol" w:hint="default"/>
+        <w:rFonts w:ascii="Symbol" w:hAnsi="Symbol" w:hint="default" w:eastAsia="黑体"/>
       </w:rPr>
     </w:lvl>
   </w:abstractNum>
@@ -3041,7 +3302,7 @@
         <w:ind w:left="720" w:hanging="360"/>
       </w:pPr>
       <w:rPr>
-        <w:rFonts w:ascii="Symbol" w:hAnsi="Symbol" w:cs="Symbol" w:hint="default"/>
+        <w:rFonts w:ascii="Symbol" w:hAnsi="Symbol" w:cs="Symbol" w:hint="default" w:eastAsia="黑体"/>
       </w:rPr>
     </w:lvl>
     <w:lvl w:ilvl="1">
@@ -3052,7 +3313,7 @@
         <w:ind w:left="1440" w:hanging="360"/>
       </w:pPr>
       <w:rPr>
-        <w:rFonts w:ascii="Courier New" w:hAnsi="Courier New" w:cs="Courier New" w:hint="default"/>
+        <w:rFonts w:ascii="Courier New" w:hAnsi="Courier New" w:cs="Courier New" w:hint="default" w:eastAsia="黑体"/>
       </w:rPr>
     </w:lvl>
     <w:lvl w:ilvl="2">
@@ -3063,7 +3324,7 @@
         <w:ind w:left="2160" w:hanging="360"/>
       </w:pPr>
       <w:rPr>
-        <w:rFonts w:ascii="Wingdings" w:hAnsi="Wingdings" w:cs="Wingdings" w:hint="default"/>
+        <w:rFonts w:ascii="Wingdings" w:hAnsi="Wingdings" w:cs="Wingdings" w:hint="default" w:eastAsia="黑体"/>
       </w:rPr>
     </w:lvl>
     <w:lvl w:ilvl="3">
@@ -3074,7 +3335,7 @@
         <w:ind w:left="2880" w:hanging="360"/>
       </w:pPr>
       <w:rPr>
-        <w:rFonts w:ascii="Symbol" w:hAnsi="Symbol" w:cs="Symbol" w:hint="default"/>
+        <w:rFonts w:ascii="Symbol" w:hAnsi="Symbol" w:cs="Symbol" w:hint="default" w:eastAsia="黑体"/>
       </w:rPr>
     </w:lvl>
     <w:lvl w:ilvl="4">
@@ -3085,7 +3346,7 @@
         <w:ind w:left="3600" w:hanging="360"/>
       </w:pPr>
       <w:rPr>
-        <w:rFonts w:ascii="Courier New" w:hAnsi="Courier New" w:cs="Courier New" w:hint="default"/>
+        <w:rFonts w:ascii="Courier New" w:hAnsi="Courier New" w:cs="Courier New" w:hint="default" w:eastAsia="黑体"/>
       </w:rPr>
     </w:lvl>
     <w:lvl w:ilvl="5">
@@ -3096,7 +3357,7 @@
         <w:ind w:left="4320" w:hanging="360"/>
       </w:pPr>
       <w:rPr>
-        <w:rFonts w:ascii="Wingdings" w:hAnsi="Wingdings" w:cs="Wingdings" w:hint="default"/>
+        <w:rFonts w:ascii="Wingdings" w:hAnsi="Wingdings" w:cs="Wingdings" w:hint="default" w:eastAsia="黑体"/>
       </w:rPr>
     </w:lvl>
     <w:lvl w:ilvl="6">
@@ -3107,7 +3368,7 @@
         <w:ind w:left="5040" w:hanging="360"/>
       </w:pPr>
       <w:rPr>
-        <w:rFonts w:ascii="Symbol" w:hAnsi="Symbol" w:cs="Symbol" w:hint="default"/>
+        <w:rFonts w:ascii="Symbol" w:hAnsi="Symbol" w:cs="Symbol" w:hint="default" w:eastAsia="黑体"/>
       </w:rPr>
     </w:lvl>
     <w:lvl w:ilvl="7">
@@ -3118,7 +3379,7 @@
         <w:ind w:left="5760" w:hanging="360"/>
       </w:pPr>
       <w:rPr>
-        <w:rFonts w:ascii="Courier New" w:hAnsi="Courier New" w:cs="Courier New" w:hint="default"/>
+        <w:rFonts w:ascii="Courier New" w:hAnsi="Courier New" w:cs="Courier New" w:hint="default" w:eastAsia="黑体"/>
       </w:rPr>
     </w:lvl>
     <w:lvl w:ilvl="8">
@@ -3129,7 +3390,7 @@
         <w:ind w:left="6480" w:hanging="360"/>
       </w:pPr>
       <w:rPr>
-        <w:rFonts w:ascii="Wingdings" w:hAnsi="Wingdings" w:cs="Wingdings" w:hint="default"/>
+        <w:rFonts w:ascii="Wingdings" w:hAnsi="Wingdings" w:cs="Wingdings" w:hint="default" w:eastAsia="黑体"/>
       </w:rPr>
     </w:lvl>
   </w:abstractNum>
@@ -3185,11 +3446,11 @@
 </file>
 
 <file path=word/styles.xml><?xml version="1.0" encoding="utf-8"?>
-<w:styles xmlns:mc="http://schemas.openxmlformats.org/markup-compatibility/2006" xmlns:r="http://schemas.openxmlformats.org/officeDocument/2006/relationships" xmlns:w="http://schemas.openxmlformats.org/wordprocessingml/2006/main" xmlns:w14="http://schemas.microsoft.com/office/word/2010/wordml" mc:Ignorable="w14">
+<w:styles xmlns:mc="http://schemas.openxmlformats.org/markup-compatibility/2006" xmlns:w="http://schemas.openxmlformats.org/wordprocessingml/2006/main" xmlns:r="http://schemas.openxmlformats.org/officeDocument/2006/relationships" xmlns:w14="http://schemas.microsoft.com/office/word/2010/wordml" mc:Ignorable="w14">
   <w:docDefaults>
     <w:rPrDefault>
       <w:rPr>
-        <w:rFonts w:asciiTheme="minorHAnsi" w:cstheme="minorBidi" w:eastAsiaTheme="minorEastAsia" w:hAnsiTheme="minorHAnsi"/>
+        <w:rFonts w:asciiTheme="minorHAnsi" w:cstheme="minorBidi" w:hAnsiTheme="minorHAnsi" w:eastAsia="黑体"/>
         <w:sz w:val="22"/>
         <w:szCs w:val="22"/>
         <w:lang w:bidi="ar-SA" w:eastAsia="en-US" w:val="en-US"/>
@@ -3411,7 +3672,7 @@
       <w:outlineLvl w:val="0"/>
     </w:pPr>
     <w:rPr>
-      <w:rFonts w:ascii="Times New Roman" w:asciiTheme="majorHAnsi" w:cstheme="majorBidi" w:eastAsia="黑体" w:eastAsiaTheme="majorEastAsia" w:hAnsi="Times New Roman" w:hAnsiTheme="majorHAnsi"/>
+      <w:rFonts w:ascii="Times New Roman" w:asciiTheme="majorHAnsi" w:cstheme="majorBidi" w:eastAsia="黑体" w:hAnsi="Times New Roman" w:hAnsiTheme="majorHAnsi"/>
       <w:b/>
       <w:bCs/>
       <w:color w:val="1F3864"/>
@@ -3435,7 +3696,7 @@
       <w:outlineLvl w:val="1"/>
     </w:pPr>
     <w:rPr>
-      <w:rFonts w:ascii="Times New Roman" w:asciiTheme="majorHAnsi" w:cstheme="majorBidi" w:eastAsia="黑体" w:eastAsiaTheme="majorEastAsia" w:hAnsi="Times New Roman" w:hAnsiTheme="majorHAnsi"/>
+      <w:rFonts w:ascii="Times New Roman" w:asciiTheme="majorHAnsi" w:cstheme="majorBidi" w:eastAsia="黑体" w:hAnsi="Times New Roman" w:hAnsiTheme="majorHAnsi"/>
       <w:b/>
       <w:bCs/>
       <w:color w:val="2E4E7E"/>
@@ -3459,7 +3720,7 @@
       <w:outlineLvl w:val="2"/>
     </w:pPr>
     <w:rPr>
-      <w:rFonts w:ascii="Times New Roman" w:asciiTheme="majorHAnsi" w:cstheme="majorBidi" w:eastAsia="黑体" w:eastAsiaTheme="majorEastAsia" w:hAnsi="Times New Roman" w:hAnsiTheme="majorHAnsi"/>
+      <w:rFonts w:ascii="Times New Roman" w:asciiTheme="majorHAnsi" w:cstheme="majorBidi" w:eastAsia="黑体" w:hAnsi="Times New Roman" w:hAnsiTheme="majorHAnsi"/>
       <w:b/>
       <w:bCs/>
       <w:color w:val="2E4E7E"/>
@@ -3483,7 +3744,7 @@
       <w:outlineLvl w:val="3"/>
     </w:pPr>
     <w:rPr>
-      <w:rFonts w:ascii="Times New Roman" w:asciiTheme="majorHAnsi" w:cstheme="majorBidi" w:eastAsia="黑体" w:eastAsiaTheme="majorEastAsia" w:hAnsi="Times New Roman" w:hAnsiTheme="majorHAnsi"/>
+      <w:rFonts w:ascii="Times New Roman" w:asciiTheme="majorHAnsi" w:cstheme="majorBidi" w:eastAsia="黑体" w:hAnsi="Times New Roman" w:hAnsiTheme="majorHAnsi"/>
       <w:b/>
       <w:bCs/>
       <w:i/>
@@ -3509,7 +3770,7 @@
       <w:outlineLvl w:val="4"/>
     </w:pPr>
     <w:rPr>
-      <w:rFonts w:ascii="Times New Roman" w:asciiTheme="majorHAnsi" w:cstheme="majorBidi" w:eastAsia="黑体" w:eastAsiaTheme="majorEastAsia" w:hAnsi="Times New Roman" w:hAnsiTheme="majorHAnsi"/>
+      <w:rFonts w:ascii="Times New Roman" w:asciiTheme="majorHAnsi" w:cstheme="majorBidi" w:eastAsia="黑体" w:hAnsi="Times New Roman" w:hAnsiTheme="majorHAnsi"/>
       <w:b/>
       <w:color w:val="333333"/>
       <w:sz w:val="22"/>
@@ -3532,7 +3793,7 @@
       <w:outlineLvl w:val="5"/>
     </w:pPr>
     <w:rPr>
-      <w:rFonts w:asciiTheme="majorHAnsi" w:cstheme="majorBidi" w:eastAsiaTheme="majorEastAsia" w:hAnsiTheme="majorHAnsi"/>
+      <w:rFonts w:asciiTheme="majorHAnsi" w:cstheme="majorBidi" w:hAnsiTheme="majorHAnsi" w:eastAsia="黑体"/>
       <w:i/>
       <w:iCs/>
       <w:color w:themeColor="accent1" w:themeShade="7F" w:val="243F60"/>
@@ -3555,7 +3816,7 @@
       <w:outlineLvl w:val="6"/>
     </w:pPr>
     <w:rPr>
-      <w:rFonts w:asciiTheme="majorHAnsi" w:cstheme="majorBidi" w:eastAsiaTheme="majorEastAsia" w:hAnsiTheme="majorHAnsi"/>
+      <w:rFonts w:asciiTheme="majorHAnsi" w:cstheme="majorBidi" w:hAnsiTheme="majorHAnsi" w:eastAsia="黑体"/>
       <w:i/>
       <w:iCs/>
       <w:color w:themeColor="text1" w:themeTint="BF" w:val="404040"/>
@@ -3578,7 +3839,7 @@
       <w:outlineLvl w:val="7"/>
     </w:pPr>
     <w:rPr>
-      <w:rFonts w:asciiTheme="majorHAnsi" w:cstheme="majorBidi" w:eastAsiaTheme="majorEastAsia" w:hAnsiTheme="majorHAnsi"/>
+      <w:rFonts w:asciiTheme="majorHAnsi" w:cstheme="majorBidi" w:hAnsiTheme="majorHAnsi" w:eastAsia="黑体"/>
       <w:color w:themeColor="accent1" w:val="4F81BD"/>
       <w:sz w:val="20"/>
       <w:szCs w:val="20"/>
@@ -3601,7 +3862,7 @@
       <w:outlineLvl w:val="8"/>
     </w:pPr>
     <w:rPr>
-      <w:rFonts w:asciiTheme="majorHAnsi" w:cstheme="majorBidi" w:eastAsiaTheme="majorEastAsia" w:hAnsiTheme="majorHAnsi"/>
+      <w:rFonts w:asciiTheme="majorHAnsi" w:cstheme="majorBidi" w:hAnsiTheme="majorHAnsi" w:eastAsia="黑体"/>
       <w:i/>
       <w:iCs/>
       <w:color w:themeColor="text1" w:themeTint="BF" w:val="404040"/>
@@ -3652,7 +3913,7 @@
     <w:uiPriority w:val="9"/>
     <w:rsid w:val="00FC693F"/>
     <w:rPr>
-      <w:rFonts w:asciiTheme="majorHAnsi" w:cstheme="majorBidi" w:eastAsiaTheme="majorEastAsia" w:hAnsiTheme="majorHAnsi"/>
+      <w:rFonts w:asciiTheme="majorHAnsi" w:cstheme="majorBidi" w:hAnsiTheme="majorHAnsi" w:eastAsia="黑体"/>
       <w:b/>
       <w:bCs/>
       <w:color w:themeColor="accent1" w:themeShade="BF" w:val="365F91"/>
@@ -3667,7 +3928,7 @@
     <w:uiPriority w:val="9"/>
     <w:rsid w:val="00FC693F"/>
     <w:rPr>
-      <w:rFonts w:asciiTheme="majorHAnsi" w:cstheme="majorBidi" w:eastAsiaTheme="majorEastAsia" w:hAnsiTheme="majorHAnsi"/>
+      <w:rFonts w:asciiTheme="majorHAnsi" w:cstheme="majorBidi" w:hAnsiTheme="majorHAnsi" w:eastAsia="黑体"/>
       <w:b/>
       <w:bCs/>
       <w:color w:themeColor="accent1" w:val="4F81BD"/>
@@ -3682,7 +3943,7 @@
     <w:uiPriority w:val="9"/>
     <w:rsid w:val="00FC693F"/>
     <w:rPr>
-      <w:rFonts w:asciiTheme="majorHAnsi" w:cstheme="majorBidi" w:eastAsiaTheme="majorEastAsia" w:hAnsiTheme="majorHAnsi"/>
+      <w:rFonts w:asciiTheme="majorHAnsi" w:cstheme="majorBidi" w:hAnsiTheme="majorHAnsi" w:eastAsia="黑体"/>
       <w:b/>
       <w:bCs/>
       <w:color w:themeColor="accent1" w:val="4F81BD"/>
@@ -3705,7 +3966,7 @@
       <w:contextualSpacing/>
     </w:pPr>
     <w:rPr>
-      <w:rFonts w:ascii="Times New Roman" w:asciiTheme="majorHAnsi" w:cstheme="majorBidi" w:eastAsia="黑体" w:eastAsiaTheme="majorEastAsia" w:hAnsi="Times New Roman" w:hAnsiTheme="majorHAnsi"/>
+      <w:rFonts w:ascii="Times New Roman" w:asciiTheme="majorHAnsi" w:cstheme="majorBidi" w:eastAsia="黑体" w:hAnsi="Times New Roman" w:hAnsiTheme="majorHAnsi"/>
       <w:b/>
       <w:color w:val="1F3864"/>
       <w:spacing w:val="5"/>
@@ -3721,7 +3982,7 @@
     <w:uiPriority w:val="10"/>
     <w:rsid w:val="00FC693F"/>
     <w:rPr>
-      <w:rFonts w:asciiTheme="majorHAnsi" w:cstheme="majorBidi" w:eastAsiaTheme="majorEastAsia" w:hAnsiTheme="majorHAnsi"/>
+      <w:rFonts w:asciiTheme="majorHAnsi" w:cstheme="majorBidi" w:hAnsiTheme="majorHAnsi" w:eastAsia="黑体"/>
       <w:color w:themeColor="text2" w:themeShade="BF" w:val="17365D"/>
       <w:spacing w:val="5"/>
       <w:kern w:val="28"/>
@@ -3743,7 +4004,7 @@
       </w:numPr>
     </w:pPr>
     <w:rPr>
-      <w:rFonts w:asciiTheme="majorHAnsi" w:cstheme="majorBidi" w:eastAsiaTheme="majorEastAsia" w:hAnsiTheme="majorHAnsi"/>
+      <w:rFonts w:asciiTheme="majorHAnsi" w:cstheme="majorBidi" w:hAnsiTheme="majorHAnsi" w:eastAsia="黑体"/>
       <w:i/>
       <w:iCs/>
       <w:color w:themeColor="accent1" w:val="4F81BD"/>
@@ -3759,7 +4020,7 @@
     <w:uiPriority w:val="11"/>
     <w:rsid w:val="00FC693F"/>
     <w:rPr>
-      <w:rFonts w:asciiTheme="majorHAnsi" w:cstheme="majorBidi" w:eastAsiaTheme="majorEastAsia" w:hAnsiTheme="majorHAnsi"/>
+      <w:rFonts w:asciiTheme="majorHAnsi" w:cstheme="majorBidi" w:hAnsiTheme="majorHAnsi" w:eastAsia="黑体"/>
       <w:i/>
       <w:iCs/>
       <w:color w:themeColor="accent1" w:val="4F81BD"/>
@@ -3826,6 +4087,7 @@
       <w:spacing w:after="120"/>
     </w:pPr>
     <w:rPr>
+      <w:rFonts w:eastAsia="黑体"/>
       <w:sz w:val="16"/>
       <w:szCs w:val="16"/>
     </w:rPr>
@@ -3837,6 +4099,7 @@
     <w:uiPriority w:val="99"/>
     <w:rsid w:val="00AA1D8D"/>
     <w:rPr>
+      <w:rFonts w:eastAsia="黑体"/>
       <w:sz w:val="16"/>
       <w:szCs w:val="16"/>
     </w:rPr>
@@ -4006,7 +4269,7 @@
       </w:tabs>
     </w:pPr>
     <w:rPr>
-      <w:rFonts w:ascii="Courier" w:hAnsi="Courier"/>
+      <w:rFonts w:ascii="Courier" w:hAnsi="Courier" w:eastAsia="黑体"/>
       <w:sz w:val="20"/>
       <w:szCs w:val="20"/>
     </w:rPr>
@@ -4018,7 +4281,7 @@
     <w:uiPriority w:val="99"/>
     <w:rsid w:val="0029639D"/>
     <w:rPr>
-      <w:rFonts w:ascii="Courier" w:hAnsi="Courier"/>
+      <w:rFonts w:ascii="Courier" w:hAnsi="Courier" w:eastAsia="黑体"/>
       <w:sz w:val="20"/>
       <w:szCs w:val="20"/>
     </w:rPr>
@@ -4054,6 +4317,7 @@
     <w:uiPriority w:val="29"/>
     <w:rsid w:val="00FC693F"/>
     <w:rPr>
+      <w:rFonts w:eastAsia="黑体"/>
       <w:i/>
       <w:iCs/>
       <w:color w:themeColor="text1" w:val="000000"/>
@@ -4067,7 +4331,7 @@
     <w:semiHidden/>
     <w:rsid w:val="00FC693F"/>
     <w:rPr>
-      <w:rFonts w:asciiTheme="majorHAnsi" w:cstheme="majorBidi" w:eastAsiaTheme="majorEastAsia" w:hAnsiTheme="majorHAnsi"/>
+      <w:rFonts w:asciiTheme="majorHAnsi" w:cstheme="majorBidi" w:hAnsiTheme="majorHAnsi" w:eastAsia="黑体"/>
       <w:b/>
       <w:bCs/>
       <w:i/>
@@ -4083,7 +4347,7 @@
     <w:semiHidden/>
     <w:rsid w:val="00FC693F"/>
     <w:rPr>
-      <w:rFonts w:asciiTheme="majorHAnsi" w:cstheme="majorBidi" w:eastAsiaTheme="majorEastAsia" w:hAnsiTheme="majorHAnsi"/>
+      <w:rFonts w:asciiTheme="majorHAnsi" w:cstheme="majorBidi" w:hAnsiTheme="majorHAnsi" w:eastAsia="黑体"/>
       <w:color w:themeColor="accent1" w:themeShade="7F" w:val="243F60"/>
     </w:rPr>
   </w:style>
@@ -4095,7 +4359,7 @@
     <w:semiHidden/>
     <w:rsid w:val="00FC693F"/>
     <w:rPr>
-      <w:rFonts w:asciiTheme="majorHAnsi" w:cstheme="majorBidi" w:eastAsiaTheme="majorEastAsia" w:hAnsiTheme="majorHAnsi"/>
+      <w:rFonts w:asciiTheme="majorHAnsi" w:cstheme="majorBidi" w:hAnsiTheme="majorHAnsi" w:eastAsia="黑体"/>
       <w:i/>
       <w:iCs/>
       <w:color w:themeColor="accent1" w:themeShade="7F" w:val="243F60"/>
@@ -4109,7 +4373,7 @@
     <w:semiHidden/>
     <w:rsid w:val="00FC693F"/>
     <w:rPr>
-      <w:rFonts w:asciiTheme="majorHAnsi" w:cstheme="majorBidi" w:eastAsiaTheme="majorEastAsia" w:hAnsiTheme="majorHAnsi"/>
+      <w:rFonts w:asciiTheme="majorHAnsi" w:cstheme="majorBidi" w:hAnsiTheme="majorHAnsi" w:eastAsia="黑体"/>
       <w:i/>
       <w:iCs/>
       <w:color w:themeColor="text1" w:themeTint="BF" w:val="404040"/>
@@ -4123,7 +4387,7 @@
     <w:semiHidden/>
     <w:rsid w:val="00FC693F"/>
     <w:rPr>
-      <w:rFonts w:asciiTheme="majorHAnsi" w:cstheme="majorBidi" w:eastAsiaTheme="majorEastAsia" w:hAnsiTheme="majorHAnsi"/>
+      <w:rFonts w:asciiTheme="majorHAnsi" w:cstheme="majorBidi" w:hAnsiTheme="majorHAnsi" w:eastAsia="黑体"/>
       <w:color w:themeColor="accent1" w:val="4F81BD"/>
       <w:sz w:val="20"/>
       <w:szCs w:val="20"/>
@@ -4137,7 +4401,7 @@
     <w:semiHidden/>
     <w:rsid w:val="00FC693F"/>
     <w:rPr>
-      <w:rFonts w:asciiTheme="majorHAnsi" w:cstheme="majorBidi" w:eastAsiaTheme="majorEastAsia" w:hAnsiTheme="majorHAnsi"/>
+      <w:rFonts w:asciiTheme="majorHAnsi" w:cstheme="majorBidi" w:hAnsiTheme="majorHAnsi" w:eastAsia="黑体"/>
       <w:i/>
       <w:iCs/>
       <w:color w:themeColor="text1" w:themeTint="BF" w:val="404040"/>
@@ -4158,6 +4422,7 @@
       <w:spacing w:line="240" w:lineRule="auto"/>
     </w:pPr>
     <w:rPr>
+      <w:rFonts w:eastAsia="黑体"/>
       <w:b/>
       <w:bCs/>
       <w:color w:themeColor="accent1" w:val="4F81BD"/>
@@ -4172,6 +4437,7 @@
     <w:qFormat/>
     <w:rsid w:val="00FC693F"/>
     <w:rPr>
+      <w:rFonts w:eastAsia="黑体"/>
       <w:b/>
       <w:bCs/>
     </w:rPr>
@@ -4183,6 +4449,7 @@
     <w:qFormat/>
     <w:rsid w:val="00FC693F"/>
     <w:rPr>
+      <w:rFonts w:eastAsia="黑体"/>
       <w:i/>
       <w:iCs/>
     </w:rPr>
@@ -4203,6 +4470,7 @@
       <w:ind w:left="936" w:right="936"/>
     </w:pPr>
     <w:rPr>
+      <w:rFonts w:eastAsia="黑体"/>
       <w:b/>
       <w:bCs/>
       <w:i/>
@@ -4217,6 +4485,7 @@
     <w:uiPriority w:val="30"/>
     <w:rsid w:val="00FC693F"/>
     <w:rPr>
+      <w:rFonts w:eastAsia="黑体"/>
       <w:b/>
       <w:bCs/>
       <w:i/>
@@ -4231,6 +4500,7 @@
     <w:qFormat/>
     <w:rsid w:val="00FC693F"/>
     <w:rPr>
+      <w:rFonts w:eastAsia="黑体"/>
       <w:i/>
       <w:iCs/>
       <w:color w:themeColor="text1" w:themeTint="7F" w:val="808080"/>
@@ -4243,6 +4513,7 @@
     <w:qFormat/>
     <w:rsid w:val="00FC693F"/>
     <w:rPr>
+      <w:rFonts w:eastAsia="黑体"/>
       <w:b/>
       <w:bCs/>
       <w:i/>
@@ -4257,6 +4528,7 @@
     <w:qFormat/>
     <w:rsid w:val="00FC693F"/>
     <w:rPr>
+      <w:rFonts w:eastAsia="黑体"/>
       <w:smallCaps/>
       <w:color w:themeColor="accent2" w:val="C0504D"/>
       <w:u w:val="single"/>
@@ -4269,6 +4541,7 @@
     <w:qFormat/>
     <w:rsid w:val="00FC693F"/>
     <w:rPr>
+      <w:rFonts w:eastAsia="黑体"/>
       <w:b/>
       <w:bCs/>
       <w:smallCaps/>
@@ -4284,6 +4557,7 @@
     <w:qFormat/>
     <w:rsid w:val="00FC693F"/>
     <w:rPr>
+      <w:rFonts w:eastAsia="黑体"/>
       <w:b/>
       <w:bCs/>
       <w:smallCaps/>
@@ -4338,6 +4612,7 @@
       <w:spacing w:after="0" w:line="240" w:lineRule="auto"/>
     </w:pPr>
     <w:rPr>
+      <w:rFonts w:eastAsia="黑体"/>
       <w:color w:themeColor="text1" w:themeShade="BF" w:val="000000"/>
     </w:rPr>
     <w:tblPr>
@@ -4360,6 +4635,7 @@
         <w:spacing w:after="0" w:before="0" w:line="240" w:lineRule="auto"/>
       </w:pPr>
       <w:rPr>
+        <w:rFonts w:eastAsia="黑体"/>
         <w:b/>
         <w:bCs/>
       </w:rPr>
@@ -4380,6 +4656,7 @@
         <w:spacing w:after="0" w:before="0" w:line="240" w:lineRule="auto"/>
       </w:pPr>
       <w:rPr>
+        <w:rFonts w:eastAsia="黑体"/>
         <w:b/>
         <w:bCs/>
       </w:rPr>
@@ -4397,12 +4674,14 @@
     </w:tblStylePr>
     <w:tblStylePr w:type="firstCol">
       <w:rPr>
+        <w:rFonts w:eastAsia="黑体"/>
         <w:b/>
         <w:bCs/>
       </w:rPr>
     </w:tblStylePr>
     <w:tblStylePr w:type="lastCol">
       <w:rPr>
+        <w:rFonts w:eastAsia="黑体"/>
         <w:b/>
         <w:bCs/>
       </w:rPr>
@@ -4441,6 +4720,7 @@
       <w:spacing w:after="0" w:line="240" w:lineRule="auto"/>
     </w:pPr>
     <w:rPr>
+      <w:rFonts w:eastAsia="黑体"/>
       <w:color w:themeColor="accent1" w:themeShade="BF" w:val="365F91"/>
     </w:rPr>
     <w:tblPr>
@@ -4463,6 +4743,7 @@
         <w:spacing w:after="0" w:before="0" w:line="240" w:lineRule="auto"/>
       </w:pPr>
       <w:rPr>
+        <w:rFonts w:eastAsia="黑体"/>
         <w:b/>
         <w:bCs/>
       </w:rPr>
@@ -4483,6 +4764,7 @@
         <w:spacing w:after="0" w:before="0" w:line="240" w:lineRule="auto"/>
       </w:pPr>
       <w:rPr>
+        <w:rFonts w:eastAsia="黑体"/>
         <w:b/>
         <w:bCs/>
       </w:rPr>
@@ -4500,12 +4782,14 @@
     </w:tblStylePr>
     <w:tblStylePr w:type="firstCol">
       <w:rPr>
+        <w:rFonts w:eastAsia="黑体"/>
         <w:b/>
         <w:bCs/>
       </w:rPr>
     </w:tblStylePr>
     <w:tblStylePr w:type="lastCol">
       <w:rPr>
+        <w:rFonts w:eastAsia="黑体"/>
         <w:b/>
         <w:bCs/>
       </w:rPr>
@@ -4544,6 +4828,7 @@
       <w:spacing w:after="0" w:line="240" w:lineRule="auto"/>
     </w:pPr>
     <w:rPr>
+      <w:rFonts w:eastAsia="黑体"/>
       <w:color w:themeColor="accent2" w:themeShade="BF" w:val="943634"/>
     </w:rPr>
     <w:tblPr>
@@ -4566,6 +4851,7 @@
         <w:spacing w:after="0" w:before="0" w:line="240" w:lineRule="auto"/>
       </w:pPr>
       <w:rPr>
+        <w:rFonts w:eastAsia="黑体"/>
         <w:b/>
         <w:bCs/>
       </w:rPr>
@@ -4586,6 +4872,7 @@
         <w:spacing w:after="0" w:before="0" w:line="240" w:lineRule="auto"/>
       </w:pPr>
       <w:rPr>
+        <w:rFonts w:eastAsia="黑体"/>
         <w:b/>
         <w:bCs/>
       </w:rPr>
@@ -4603,12 +4890,14 @@
     </w:tblStylePr>
     <w:tblStylePr w:type="firstCol">
       <w:rPr>
+        <w:rFonts w:eastAsia="黑体"/>
         <w:b/>
         <w:bCs/>
       </w:rPr>
     </w:tblStylePr>
     <w:tblStylePr w:type="lastCol">
       <w:rPr>
+        <w:rFonts w:eastAsia="黑体"/>
         <w:b/>
         <w:bCs/>
       </w:rPr>
@@ -4647,6 +4936,7 @@
       <w:spacing w:after="0" w:line="240" w:lineRule="auto"/>
     </w:pPr>
     <w:rPr>
+      <w:rFonts w:eastAsia="黑体"/>
       <w:color w:themeColor="accent3" w:themeShade="BF" w:val="76923C"/>
     </w:rPr>
     <w:tblPr>
@@ -4669,6 +4959,7 @@
         <w:spacing w:after="0" w:before="0" w:line="240" w:lineRule="auto"/>
       </w:pPr>
       <w:rPr>
+        <w:rFonts w:eastAsia="黑体"/>
         <w:b/>
         <w:bCs/>
       </w:rPr>
@@ -4689,6 +4980,7 @@
         <w:spacing w:after="0" w:before="0" w:line="240" w:lineRule="auto"/>
       </w:pPr>
       <w:rPr>
+        <w:rFonts w:eastAsia="黑体"/>
         <w:b/>
         <w:bCs/>
       </w:rPr>
@@ -4706,12 +4998,14 @@
     </w:tblStylePr>
     <w:tblStylePr w:type="firstCol">
       <w:rPr>
+        <w:rFonts w:eastAsia="黑体"/>
         <w:b/>
         <w:bCs/>
       </w:rPr>
     </w:tblStylePr>
     <w:tblStylePr w:type="lastCol">
       <w:rPr>
+        <w:rFonts w:eastAsia="黑体"/>
         <w:b/>
         <w:bCs/>
       </w:rPr>
@@ -4750,6 +5044,7 @@
       <w:spacing w:after="0" w:line="240" w:lineRule="auto"/>
     </w:pPr>
     <w:rPr>
+      <w:rFonts w:eastAsia="黑体"/>
       <w:color w:themeColor="accent4" w:themeShade="BF" w:val="5F497A"/>
     </w:rPr>
     <w:tblPr>
@@ -4772,6 +5067,7 @@
         <w:spacing w:after="0" w:before="0" w:line="240" w:lineRule="auto"/>
       </w:pPr>
       <w:rPr>
+        <w:rFonts w:eastAsia="黑体"/>
         <w:b/>
         <w:bCs/>
       </w:rPr>
@@ -4792,6 +5088,7 @@
         <w:spacing w:after="0" w:before="0" w:line="240" w:lineRule="auto"/>
       </w:pPr>
       <w:rPr>
+        <w:rFonts w:eastAsia="黑体"/>
         <w:b/>
         <w:bCs/>
       </w:rPr>
@@ -4809,12 +5106,14 @@
     </w:tblStylePr>
     <w:tblStylePr w:type="firstCol">
       <w:rPr>
+        <w:rFonts w:eastAsia="黑体"/>
         <w:b/>
         <w:bCs/>
       </w:rPr>
     </w:tblStylePr>
     <w:tblStylePr w:type="lastCol">
       <w:rPr>
+        <w:rFonts w:eastAsia="黑体"/>
         <w:b/>
         <w:bCs/>
       </w:rPr>
@@ -4853,6 +5152,7 @@
       <w:spacing w:after="0" w:line="240" w:lineRule="auto"/>
     </w:pPr>
     <w:rPr>
+      <w:rFonts w:eastAsia="黑体"/>
       <w:color w:themeColor="accent5" w:themeShade="BF" w:val="31849B"/>
     </w:rPr>
     <w:tblPr>
@@ -4875,6 +5175,7 @@
         <w:spacing w:after="0" w:before="0" w:line="240" w:lineRule="auto"/>
       </w:pPr>
       <w:rPr>
+        <w:rFonts w:eastAsia="黑体"/>
         <w:b/>
         <w:bCs/>
       </w:rPr>
@@ -4895,6 +5196,7 @@
         <w:spacing w:after="0" w:before="0" w:line="240" w:lineRule="auto"/>
       </w:pPr>
       <w:rPr>
+        <w:rFonts w:eastAsia="黑体"/>
         <w:b/>
         <w:bCs/>
       </w:rPr>
@@ -4912,12 +5214,14 @@
     </w:tblStylePr>
     <w:tblStylePr w:type="firstCol">
       <w:rPr>
+        <w:rFonts w:eastAsia="黑体"/>
         <w:b/>
         <w:bCs/>
       </w:rPr>
     </w:tblStylePr>
     <w:tblStylePr w:type="lastCol">
       <w:rPr>
+        <w:rFonts w:eastAsia="黑体"/>
         <w:b/>
         <w:bCs/>
       </w:rPr>
@@ -4956,6 +5260,7 @@
       <w:spacing w:after="0" w:line="240" w:lineRule="auto"/>
     </w:pPr>
     <w:rPr>
+      <w:rFonts w:eastAsia="黑体"/>
       <w:color w:themeColor="accent6" w:themeShade="BF" w:val="E36C0A"/>
     </w:rPr>
     <w:tblPr>
@@ -4978,6 +5283,7 @@
         <w:spacing w:after="0" w:before="0" w:line="240" w:lineRule="auto"/>
       </w:pPr>
       <w:rPr>
+        <w:rFonts w:eastAsia="黑体"/>
         <w:b/>
         <w:bCs/>
       </w:rPr>
@@ -4998,6 +5304,7 @@
         <w:spacing w:after="0" w:before="0" w:line="240" w:lineRule="auto"/>
       </w:pPr>
       <w:rPr>
+        <w:rFonts w:eastAsia="黑体"/>
         <w:b/>
         <w:bCs/>
       </w:rPr>
@@ -5015,12 +5322,14 @@
     </w:tblStylePr>
     <w:tblStylePr w:type="firstCol">
       <w:rPr>
+        <w:rFonts w:eastAsia="黑体"/>
         <w:b/>
         <w:bCs/>
       </w:rPr>
     </w:tblStylePr>
     <w:tblStylePr w:type="lastCol">
       <w:rPr>
+        <w:rFonts w:eastAsia="黑体"/>
         <w:b/>
         <w:bCs/>
       </w:rPr>
@@ -5080,6 +5389,7 @@
         <w:spacing w:after="0" w:before="0" w:line="240" w:lineRule="auto"/>
       </w:pPr>
       <w:rPr>
+        <w:rFonts w:eastAsia="黑体"/>
         <w:b/>
         <w:bCs/>
         <w:color w:themeColor="background1" w:val="FFFFFF"/>
@@ -5094,6 +5404,7 @@
         <w:spacing w:after="0" w:before="0" w:line="240" w:lineRule="auto"/>
       </w:pPr>
       <w:rPr>
+        <w:rFonts w:eastAsia="黑体"/>
         <w:b/>
         <w:bCs/>
       </w:rPr>
@@ -5109,12 +5420,14 @@
     </w:tblStylePr>
     <w:tblStylePr w:type="firstCol">
       <w:rPr>
+        <w:rFonts w:eastAsia="黑体"/>
         <w:b/>
         <w:bCs/>
       </w:rPr>
     </w:tblStylePr>
     <w:tblStylePr w:type="lastCol">
       <w:rPr>
+        <w:rFonts w:eastAsia="黑体"/>
         <w:b/>
         <w:bCs/>
       </w:rPr>
@@ -5172,6 +5485,7 @@
         <w:spacing w:after="0" w:before="0" w:line="240" w:lineRule="auto"/>
       </w:pPr>
       <w:rPr>
+        <w:rFonts w:eastAsia="黑体"/>
         <w:b/>
         <w:bCs/>
         <w:color w:themeColor="background1" w:val="FFFFFF"/>
@@ -5186,6 +5500,7 @@
         <w:spacing w:after="0" w:before="0" w:line="240" w:lineRule="auto"/>
       </w:pPr>
       <w:rPr>
+        <w:rFonts w:eastAsia="黑体"/>
         <w:b/>
         <w:bCs/>
       </w:rPr>
@@ -5201,12 +5516,14 @@
     </w:tblStylePr>
     <w:tblStylePr w:type="firstCol">
       <w:rPr>
+        <w:rFonts w:eastAsia="黑体"/>
         <w:b/>
         <w:bCs/>
       </w:rPr>
     </w:tblStylePr>
     <w:tblStylePr w:type="lastCol">
       <w:rPr>
+        <w:rFonts w:eastAsia="黑体"/>
         <w:b/>
         <w:bCs/>
       </w:rPr>
@@ -5264,6 +5581,7 @@
         <w:spacing w:after="0" w:before="0" w:line="240" w:lineRule="auto"/>
       </w:pPr>
       <w:rPr>
+        <w:rFonts w:eastAsia="黑体"/>
         <w:b/>
         <w:bCs/>
         <w:color w:themeColor="background1" w:val="FFFFFF"/>
@@ -5278,6 +5596,7 @@
         <w:spacing w:after="0" w:before="0" w:line="240" w:lineRule="auto"/>
       </w:pPr>
       <w:rPr>
+        <w:rFonts w:eastAsia="黑体"/>
         <w:b/>
         <w:bCs/>
       </w:rPr>
@@ -5293,12 +5612,14 @@
     </w:tblStylePr>
     <w:tblStylePr w:type="firstCol">
       <w:rPr>
+        <w:rFonts w:eastAsia="黑体"/>
         <w:b/>
         <w:bCs/>
       </w:rPr>
     </w:tblStylePr>
     <w:tblStylePr w:type="lastCol">
       <w:rPr>
+        <w:rFonts w:eastAsia="黑体"/>
         <w:b/>
         <w:bCs/>
       </w:rPr>
@@ -5356,6 +5677,7 @@
         <w:spacing w:after="0" w:before="0" w:line="240" w:lineRule="auto"/>
       </w:pPr>
       <w:rPr>
+        <w:rFonts w:eastAsia="黑体"/>
         <w:b/>
         <w:bCs/>
         <w:color w:themeColor="background1" w:val="FFFFFF"/>
@@ -5370,6 +5692,7 @@
         <w:spacing w:after="0" w:before="0" w:line="240" w:lineRule="auto"/>
       </w:pPr>
       <w:rPr>
+        <w:rFonts w:eastAsia="黑体"/>
         <w:b/>
         <w:bCs/>
       </w:rPr>
@@ -5385,12 +5708,14 @@
     </w:tblStylePr>
     <w:tblStylePr w:type="firstCol">
       <w:rPr>
+        <w:rFonts w:eastAsia="黑体"/>
         <w:b/>
         <w:bCs/>
       </w:rPr>
     </w:tblStylePr>
     <w:tblStylePr w:type="lastCol">
       <w:rPr>
+        <w:rFonts w:eastAsia="黑体"/>
         <w:b/>
         <w:bCs/>
       </w:rPr>
@@ -5448,6 +5773,7 @@
         <w:spacing w:after="0" w:before="0" w:line="240" w:lineRule="auto"/>
       </w:pPr>
       <w:rPr>
+        <w:rFonts w:eastAsia="黑体"/>
         <w:b/>
         <w:bCs/>
         <w:color w:themeColor="background1" w:val="FFFFFF"/>
@@ -5462,6 +5788,7 @@
         <w:spacing w:after="0" w:before="0" w:line="240" w:lineRule="auto"/>
       </w:pPr>
       <w:rPr>
+        <w:rFonts w:eastAsia="黑体"/>
         <w:b/>
         <w:bCs/>
       </w:rPr>
@@ -5477,12 +5804,14 @@
     </w:tblStylePr>
     <w:tblStylePr w:type="firstCol">
       <w:rPr>
+        <w:rFonts w:eastAsia="黑体"/>
         <w:b/>
         <w:bCs/>
       </w:rPr>
     </w:tblStylePr>
     <w:tblStylePr w:type="lastCol">
       <w:rPr>
+        <w:rFonts w:eastAsia="黑体"/>
         <w:b/>
         <w:bCs/>
       </w:rPr>
@@ -5540,6 +5869,7 @@
         <w:spacing w:after="0" w:before="0" w:line="240" w:lineRule="auto"/>
       </w:pPr>
       <w:rPr>
+        <w:rFonts w:eastAsia="黑体"/>
         <w:b/>
         <w:bCs/>
         <w:color w:themeColor="background1" w:val="FFFFFF"/>
@@ -5554,6 +5884,7 @@
         <w:spacing w:after="0" w:before="0" w:line="240" w:lineRule="auto"/>
       </w:pPr>
       <w:rPr>
+        <w:rFonts w:eastAsia="黑体"/>
         <w:b/>
         <w:bCs/>
       </w:rPr>
@@ -5569,12 +5900,14 @@
     </w:tblStylePr>
     <w:tblStylePr w:type="firstCol">
       <w:rPr>
+        <w:rFonts w:eastAsia="黑体"/>
         <w:b/>
         <w:bCs/>
       </w:rPr>
     </w:tblStylePr>
     <w:tblStylePr w:type="lastCol">
       <w:rPr>
+        <w:rFonts w:eastAsia="黑体"/>
         <w:b/>
         <w:bCs/>
       </w:rPr>
@@ -5632,6 +5965,7 @@
         <w:spacing w:after="0" w:before="0" w:line="240" w:lineRule="auto"/>
       </w:pPr>
       <w:rPr>
+        <w:rFonts w:eastAsia="黑体"/>
         <w:b/>
         <w:bCs/>
         <w:color w:themeColor="background1" w:val="FFFFFF"/>
@@ -5646,6 +5980,7 @@
         <w:spacing w:after="0" w:before="0" w:line="240" w:lineRule="auto"/>
       </w:pPr>
       <w:rPr>
+        <w:rFonts w:eastAsia="黑体"/>
         <w:b/>
         <w:bCs/>
       </w:rPr>
@@ -5661,12 +5996,14 @@
     </w:tblStylePr>
     <w:tblStylePr w:type="firstCol">
       <w:rPr>
+        <w:rFonts w:eastAsia="黑体"/>
         <w:b/>
         <w:bCs/>
       </w:rPr>
     </w:tblStylePr>
     <w:tblStylePr w:type="lastCol">
       <w:rPr>
+        <w:rFonts w:eastAsia="黑体"/>
         <w:b/>
         <w:bCs/>
       </w:rPr>
@@ -5726,7 +6063,7 @@
         <w:spacing w:after="0" w:before="0" w:line="240" w:lineRule="auto"/>
       </w:pPr>
       <w:rPr>
-        <w:rFonts w:asciiTheme="majorHAnsi" w:cstheme="majorBidi" w:eastAsiaTheme="majorEastAsia" w:hAnsiTheme="majorHAnsi"/>
+        <w:rFonts w:asciiTheme="majorHAnsi" w:cstheme="majorBidi" w:hAnsiTheme="majorHAnsi" w:eastAsia="黑体"/>
         <w:b/>
         <w:bCs/>
       </w:rPr>
@@ -5747,7 +6084,7 @@
         <w:spacing w:after="0" w:before="0" w:line="240" w:lineRule="auto"/>
       </w:pPr>
       <w:rPr>
-        <w:rFonts w:asciiTheme="majorHAnsi" w:cstheme="majorBidi" w:eastAsiaTheme="majorEastAsia" w:hAnsiTheme="majorHAnsi"/>
+        <w:rFonts w:asciiTheme="majorHAnsi" w:cstheme="majorBidi" w:hAnsiTheme="majorHAnsi" w:eastAsia="黑体"/>
         <w:b/>
         <w:bCs/>
       </w:rPr>
@@ -5765,14 +6102,14 @@
     </w:tblStylePr>
     <w:tblStylePr w:type="firstCol">
       <w:rPr>
-        <w:rFonts w:asciiTheme="majorHAnsi" w:cstheme="majorBidi" w:eastAsiaTheme="majorEastAsia" w:hAnsiTheme="majorHAnsi"/>
+        <w:rFonts w:asciiTheme="majorHAnsi" w:cstheme="majorBidi" w:hAnsiTheme="majorHAnsi" w:eastAsia="黑体"/>
         <w:b/>
         <w:bCs/>
       </w:rPr>
     </w:tblStylePr>
     <w:tblStylePr w:type="lastCol">
       <w:rPr>
-        <w:rFonts w:asciiTheme="majorHAnsi" w:cstheme="majorBidi" w:eastAsiaTheme="majorEastAsia" w:hAnsiTheme="majorHAnsi"/>
+        <w:rFonts w:asciiTheme="majorHAnsi" w:cstheme="majorBidi" w:hAnsiTheme="majorHAnsi" w:eastAsia="黑体"/>
         <w:b/>
         <w:bCs/>
       </w:rPr>
@@ -5856,7 +6193,7 @@
         <w:spacing w:after="0" w:before="0" w:line="240" w:lineRule="auto"/>
       </w:pPr>
       <w:rPr>
-        <w:rFonts w:asciiTheme="majorHAnsi" w:cstheme="majorBidi" w:eastAsiaTheme="majorEastAsia" w:hAnsiTheme="majorHAnsi"/>
+        <w:rFonts w:asciiTheme="majorHAnsi" w:cstheme="majorBidi" w:hAnsiTheme="majorHAnsi" w:eastAsia="黑体"/>
         <w:b/>
         <w:bCs/>
       </w:rPr>
@@ -5877,7 +6214,7 @@
         <w:spacing w:after="0" w:before="0" w:line="240" w:lineRule="auto"/>
       </w:pPr>
       <w:rPr>
-        <w:rFonts w:asciiTheme="majorHAnsi" w:cstheme="majorBidi" w:eastAsiaTheme="majorEastAsia" w:hAnsiTheme="majorHAnsi"/>
+        <w:rFonts w:asciiTheme="majorHAnsi" w:cstheme="majorBidi" w:hAnsiTheme="majorHAnsi" w:eastAsia="黑体"/>
         <w:b/>
         <w:bCs/>
       </w:rPr>
@@ -5895,14 +6232,14 @@
     </w:tblStylePr>
     <w:tblStylePr w:type="firstCol">
       <w:rPr>
-        <w:rFonts w:asciiTheme="majorHAnsi" w:cstheme="majorBidi" w:eastAsiaTheme="majorEastAsia" w:hAnsiTheme="majorHAnsi"/>
+        <w:rFonts w:asciiTheme="majorHAnsi" w:cstheme="majorBidi" w:hAnsiTheme="majorHAnsi" w:eastAsia="黑体"/>
         <w:b/>
         <w:bCs/>
       </w:rPr>
     </w:tblStylePr>
     <w:tblStylePr w:type="lastCol">
       <w:rPr>
-        <w:rFonts w:asciiTheme="majorHAnsi" w:cstheme="majorBidi" w:eastAsiaTheme="majorEastAsia" w:hAnsiTheme="majorHAnsi"/>
+        <w:rFonts w:asciiTheme="majorHAnsi" w:cstheme="majorBidi" w:hAnsiTheme="majorHAnsi" w:eastAsia="黑体"/>
         <w:b/>
         <w:bCs/>
       </w:rPr>
@@ -5986,7 +6323,7 @@
         <w:spacing w:after="0" w:before="0" w:line="240" w:lineRule="auto"/>
       </w:pPr>
       <w:rPr>
-        <w:rFonts w:asciiTheme="majorHAnsi" w:cstheme="majorBidi" w:eastAsiaTheme="majorEastAsia" w:hAnsiTheme="majorHAnsi"/>
+        <w:rFonts w:asciiTheme="majorHAnsi" w:cstheme="majorBidi" w:hAnsiTheme="majorHAnsi" w:eastAsia="黑体"/>
         <w:b/>
         <w:bCs/>
       </w:rPr>
@@ -6007,7 +6344,7 @@
         <w:spacing w:after="0" w:before="0" w:line="240" w:lineRule="auto"/>
       </w:pPr>
       <w:rPr>
-        <w:rFonts w:asciiTheme="majorHAnsi" w:cstheme="majorBidi" w:eastAsiaTheme="majorEastAsia" w:hAnsiTheme="majorHAnsi"/>
+        <w:rFonts w:asciiTheme="majorHAnsi" w:cstheme="majorBidi" w:hAnsiTheme="majorHAnsi" w:eastAsia="黑体"/>
         <w:b/>
         <w:bCs/>
       </w:rPr>
@@ -6025,14 +6362,14 @@
     </w:tblStylePr>
     <w:tblStylePr w:type="firstCol">
       <w:rPr>
-        <w:rFonts w:asciiTheme="majorHAnsi" w:cstheme="majorBidi" w:eastAsiaTheme="majorEastAsia" w:hAnsiTheme="majorHAnsi"/>
+        <w:rFonts w:asciiTheme="majorHAnsi" w:cstheme="majorBidi" w:hAnsiTheme="majorHAnsi" w:eastAsia="黑体"/>
         <w:b/>
         <w:bCs/>
       </w:rPr>
     </w:tblStylePr>
     <w:tblStylePr w:type="lastCol">
       <w:rPr>
-        <w:rFonts w:asciiTheme="majorHAnsi" w:cstheme="majorBidi" w:eastAsiaTheme="majorEastAsia" w:hAnsiTheme="majorHAnsi"/>
+        <w:rFonts w:asciiTheme="majorHAnsi" w:cstheme="majorBidi" w:hAnsiTheme="majorHAnsi" w:eastAsia="黑体"/>
         <w:b/>
         <w:bCs/>
       </w:rPr>
@@ -6116,7 +6453,7 @@
         <w:spacing w:after="0" w:before="0" w:line="240" w:lineRule="auto"/>
       </w:pPr>
       <w:rPr>
-        <w:rFonts w:asciiTheme="majorHAnsi" w:cstheme="majorBidi" w:eastAsiaTheme="majorEastAsia" w:hAnsiTheme="majorHAnsi"/>
+        <w:rFonts w:asciiTheme="majorHAnsi" w:cstheme="majorBidi" w:hAnsiTheme="majorHAnsi" w:eastAsia="黑体"/>
         <w:b/>
         <w:bCs/>
       </w:rPr>
@@ -6137,7 +6474,7 @@
         <w:spacing w:after="0" w:before="0" w:line="240" w:lineRule="auto"/>
       </w:pPr>
       <w:rPr>
-        <w:rFonts w:asciiTheme="majorHAnsi" w:cstheme="majorBidi" w:eastAsiaTheme="majorEastAsia" w:hAnsiTheme="majorHAnsi"/>
+        <w:rFonts w:asciiTheme="majorHAnsi" w:cstheme="majorBidi" w:hAnsiTheme="majorHAnsi" w:eastAsia="黑体"/>
         <w:b/>
         <w:bCs/>
       </w:rPr>
@@ -6155,14 +6492,14 @@
     </w:tblStylePr>
     <w:tblStylePr w:type="firstCol">
       <w:rPr>
-        <w:rFonts w:asciiTheme="majorHAnsi" w:cstheme="majorBidi" w:eastAsiaTheme="majorEastAsia" w:hAnsiTheme="majorHAnsi"/>
+        <w:rFonts w:asciiTheme="majorHAnsi" w:cstheme="majorBidi" w:hAnsiTheme="majorHAnsi" w:eastAsia="黑体"/>
         <w:b/>
         <w:bCs/>
       </w:rPr>
     </w:tblStylePr>
     <w:tblStylePr w:type="lastCol">
       <w:rPr>
-        <w:rFonts w:asciiTheme="majorHAnsi" w:cstheme="majorBidi" w:eastAsiaTheme="majorEastAsia" w:hAnsiTheme="majorHAnsi"/>
+        <w:rFonts w:asciiTheme="majorHAnsi" w:cstheme="majorBidi" w:hAnsiTheme="majorHAnsi" w:eastAsia="黑体"/>
         <w:b/>
         <w:bCs/>
       </w:rPr>
@@ -6246,7 +6583,7 @@
         <w:spacing w:after="0" w:before="0" w:line="240" w:lineRule="auto"/>
       </w:pPr>
       <w:rPr>
-        <w:rFonts w:asciiTheme="majorHAnsi" w:cstheme="majorBidi" w:eastAsiaTheme="majorEastAsia" w:hAnsiTheme="majorHAnsi"/>
+        <w:rFonts w:asciiTheme="majorHAnsi" w:cstheme="majorBidi" w:hAnsiTheme="majorHAnsi" w:eastAsia="黑体"/>
         <w:b/>
         <w:bCs/>
       </w:rPr>
@@ -6267,7 +6604,7 @@
         <w:spacing w:after="0" w:before="0" w:line="240" w:lineRule="auto"/>
       </w:pPr>
       <w:rPr>
-        <w:rFonts w:asciiTheme="majorHAnsi" w:cstheme="majorBidi" w:eastAsiaTheme="majorEastAsia" w:hAnsiTheme="majorHAnsi"/>
+        <w:rFonts w:asciiTheme="majorHAnsi" w:cstheme="majorBidi" w:hAnsiTheme="majorHAnsi" w:eastAsia="黑体"/>
         <w:b/>
         <w:bCs/>
       </w:rPr>
@@ -6285,14 +6622,14 @@
     </w:tblStylePr>
     <w:tblStylePr w:type="firstCol">
       <w:rPr>
-        <w:rFonts w:asciiTheme="majorHAnsi" w:cstheme="majorBidi" w:eastAsiaTheme="majorEastAsia" w:hAnsiTheme="majorHAnsi"/>
+        <w:rFonts w:asciiTheme="majorHAnsi" w:cstheme="majorBidi" w:hAnsiTheme="majorHAnsi" w:eastAsia="黑体"/>
         <w:b/>
         <w:bCs/>
       </w:rPr>
     </w:tblStylePr>
     <w:tblStylePr w:type="lastCol">
       <w:rPr>
-        <w:rFonts w:asciiTheme="majorHAnsi" w:cstheme="majorBidi" w:eastAsiaTheme="majorEastAsia" w:hAnsiTheme="majorHAnsi"/>
+        <w:rFonts w:asciiTheme="majorHAnsi" w:cstheme="majorBidi" w:hAnsiTheme="majorHAnsi" w:eastAsia="黑体"/>
         <w:b/>
         <w:bCs/>
       </w:rPr>
@@ -6376,7 +6713,7 @@
         <w:spacing w:after="0" w:before="0" w:line="240" w:lineRule="auto"/>
       </w:pPr>
       <w:rPr>
-        <w:rFonts w:asciiTheme="majorHAnsi" w:cstheme="majorBidi" w:eastAsiaTheme="majorEastAsia" w:hAnsiTheme="majorHAnsi"/>
+        <w:rFonts w:asciiTheme="majorHAnsi" w:cstheme="majorBidi" w:hAnsiTheme="majorHAnsi" w:eastAsia="黑体"/>
         <w:b/>
         <w:bCs/>
       </w:rPr>
@@ -6397,7 +6734,7 @@
         <w:spacing w:after="0" w:before="0" w:line="240" w:lineRule="auto"/>
       </w:pPr>
       <w:rPr>
-        <w:rFonts w:asciiTheme="majorHAnsi" w:cstheme="majorBidi" w:eastAsiaTheme="majorEastAsia" w:hAnsiTheme="majorHAnsi"/>
+        <w:rFonts w:asciiTheme="majorHAnsi" w:cstheme="majorBidi" w:hAnsiTheme="majorHAnsi" w:eastAsia="黑体"/>
         <w:b/>
         <w:bCs/>
       </w:rPr>
@@ -6415,14 +6752,14 @@
     </w:tblStylePr>
     <w:tblStylePr w:type="firstCol">
       <w:rPr>
-        <w:rFonts w:asciiTheme="majorHAnsi" w:cstheme="majorBidi" w:eastAsiaTheme="majorEastAsia" w:hAnsiTheme="majorHAnsi"/>
+        <w:rFonts w:asciiTheme="majorHAnsi" w:cstheme="majorBidi" w:hAnsiTheme="majorHAnsi" w:eastAsia="黑体"/>
         <w:b/>
         <w:bCs/>
       </w:rPr>
     </w:tblStylePr>
     <w:tblStylePr w:type="lastCol">
       <w:rPr>
-        <w:rFonts w:asciiTheme="majorHAnsi" w:cstheme="majorBidi" w:eastAsiaTheme="majorEastAsia" w:hAnsiTheme="majorHAnsi"/>
+        <w:rFonts w:asciiTheme="majorHAnsi" w:cstheme="majorBidi" w:hAnsiTheme="majorHAnsi" w:eastAsia="黑体"/>
         <w:b/>
         <w:bCs/>
       </w:rPr>
@@ -6506,7 +6843,7 @@
         <w:spacing w:after="0" w:before="0" w:line="240" w:lineRule="auto"/>
       </w:pPr>
       <w:rPr>
-        <w:rFonts w:asciiTheme="majorHAnsi" w:cstheme="majorBidi" w:eastAsiaTheme="majorEastAsia" w:hAnsiTheme="majorHAnsi"/>
+        <w:rFonts w:asciiTheme="majorHAnsi" w:cstheme="majorBidi" w:hAnsiTheme="majorHAnsi" w:eastAsia="黑体"/>
         <w:b/>
         <w:bCs/>
       </w:rPr>
@@ -6527,7 +6864,7 @@
         <w:spacing w:after="0" w:before="0" w:line="240" w:lineRule="auto"/>
       </w:pPr>
       <w:rPr>
-        <w:rFonts w:asciiTheme="majorHAnsi" w:cstheme="majorBidi" w:eastAsiaTheme="majorEastAsia" w:hAnsiTheme="majorHAnsi"/>
+        <w:rFonts w:asciiTheme="majorHAnsi" w:cstheme="majorBidi" w:hAnsiTheme="majorHAnsi" w:eastAsia="黑体"/>
         <w:b/>
         <w:bCs/>
       </w:rPr>
@@ -6545,14 +6882,14 @@
     </w:tblStylePr>
     <w:tblStylePr w:type="firstCol">
       <w:rPr>
-        <w:rFonts w:asciiTheme="majorHAnsi" w:cstheme="majorBidi" w:eastAsiaTheme="majorEastAsia" w:hAnsiTheme="majorHAnsi"/>
+        <w:rFonts w:asciiTheme="majorHAnsi" w:cstheme="majorBidi" w:hAnsiTheme="majorHAnsi" w:eastAsia="黑体"/>
         <w:b/>
         <w:bCs/>
       </w:rPr>
     </w:tblStylePr>
     <w:tblStylePr w:type="lastCol">
       <w:rPr>
-        <w:rFonts w:asciiTheme="majorHAnsi" w:cstheme="majorBidi" w:eastAsiaTheme="majorEastAsia" w:hAnsiTheme="majorHAnsi"/>
+        <w:rFonts w:asciiTheme="majorHAnsi" w:cstheme="majorBidi" w:hAnsiTheme="majorHAnsi" w:eastAsia="黑体"/>
         <w:b/>
         <w:bCs/>
       </w:rPr>
@@ -6635,6 +6972,7 @@
         <w:spacing w:after="0" w:before="0" w:line="240" w:lineRule="auto"/>
       </w:pPr>
       <w:rPr>
+        <w:rFonts w:eastAsia="黑体"/>
         <w:b/>
         <w:bCs/>
         <w:color w:themeColor="background1" w:val="FFFFFF"/>
@@ -6657,6 +6995,7 @@
         <w:spacing w:after="0" w:before="0" w:line="240" w:lineRule="auto"/>
       </w:pPr>
       <w:rPr>
+        <w:rFonts w:eastAsia="黑体"/>
         <w:b/>
         <w:bCs/>
       </w:rPr>
@@ -6674,12 +7013,14 @@
     </w:tblStylePr>
     <w:tblStylePr w:type="firstCol">
       <w:rPr>
+        <w:rFonts w:eastAsia="黑体"/>
         <w:b/>
         <w:bCs/>
       </w:rPr>
     </w:tblStylePr>
     <w:tblStylePr w:type="lastCol">
       <w:rPr>
+        <w:rFonts w:eastAsia="黑体"/>
         <w:b/>
         <w:bCs/>
       </w:rPr>
@@ -6741,6 +7082,7 @@
         <w:spacing w:after="0" w:before="0" w:line="240" w:lineRule="auto"/>
       </w:pPr>
       <w:rPr>
+        <w:rFonts w:eastAsia="黑体"/>
         <w:b/>
         <w:bCs/>
         <w:color w:themeColor="background1" w:val="FFFFFF"/>
@@ -6763,6 +7105,7 @@
         <w:spacing w:after="0" w:before="0" w:line="240" w:lineRule="auto"/>
       </w:pPr>
       <w:rPr>
+        <w:rFonts w:eastAsia="黑体"/>
         <w:b/>
         <w:bCs/>
       </w:rPr>
@@ -6780,12 +7123,14 @@
     </w:tblStylePr>
     <w:tblStylePr w:type="firstCol">
       <w:rPr>
+        <w:rFonts w:eastAsia="黑体"/>
         <w:b/>
         <w:bCs/>
       </w:rPr>
     </w:tblStylePr>
     <w:tblStylePr w:type="lastCol">
       <w:rPr>
+        <w:rFonts w:eastAsia="黑体"/>
         <w:b/>
         <w:bCs/>
       </w:rPr>
@@ -6847,6 +7192,7 @@
         <w:spacing w:after="0" w:before="0" w:line="240" w:lineRule="auto"/>
       </w:pPr>
       <w:rPr>
+        <w:rFonts w:eastAsia="黑体"/>
         <w:b/>
         <w:bCs/>
         <w:color w:themeColor="background1" w:val="FFFFFF"/>
@@ -6869,6 +7215,7 @@
         <w:spacing w:after="0" w:before="0" w:line="240" w:lineRule="auto"/>
       </w:pPr>
       <w:rPr>
+        <w:rFonts w:eastAsia="黑体"/>
         <w:b/>
         <w:bCs/>
       </w:rPr>
@@ -6886,12 +7233,14 @@
     </w:tblStylePr>
     <w:tblStylePr w:type="firstCol">
       <w:rPr>
+        <w:rFonts w:eastAsia="黑体"/>
         <w:b/>
         <w:bCs/>
       </w:rPr>
     </w:tblStylePr>
     <w:tblStylePr w:type="lastCol">
       <w:rPr>
+        <w:rFonts w:eastAsia="黑体"/>
         <w:b/>
         <w:bCs/>
       </w:rPr>
@@ -6953,6 +7302,7 @@
         <w:spacing w:after="0" w:before="0" w:line="240" w:lineRule="auto"/>
       </w:pPr>
       <w:rPr>
+        <w:rFonts w:eastAsia="黑体"/>
         <w:b/>
         <w:bCs/>
         <w:color w:themeColor="background1" w:val="FFFFFF"/>
@@ -6975,6 +7325,7 @@
         <w:spacing w:after="0" w:before="0" w:line="240" w:lineRule="auto"/>
       </w:pPr>
       <w:rPr>
+        <w:rFonts w:eastAsia="黑体"/>
         <w:b/>
         <w:bCs/>
       </w:rPr>
@@ -6992,12 +7343,14 @@
     </w:tblStylePr>
     <w:tblStylePr w:type="firstCol">
       <w:rPr>
+        <w:rFonts w:eastAsia="黑体"/>
         <w:b/>
         <w:bCs/>
       </w:rPr>
     </w:tblStylePr>
     <w:tblStylePr w:type="lastCol">
       <w:rPr>
+        <w:rFonts w:eastAsia="黑体"/>
         <w:b/>
         <w:bCs/>
       </w:rPr>
@@ -7059,6 +7412,7 @@
         <w:spacing w:after="0" w:before="0" w:line="240" w:lineRule="auto"/>
       </w:pPr>
       <w:rPr>
+        <w:rFonts w:eastAsia="黑体"/>
         <w:b/>
         <w:bCs/>
         <w:color w:themeColor="background1" w:val="FFFFFF"/>
@@ -7081,6 +7435,7 @@
         <w:spacing w:after="0" w:before="0" w:line="240" w:lineRule="auto"/>
       </w:pPr>
       <w:rPr>
+        <w:rFonts w:eastAsia="黑体"/>
         <w:b/>
         <w:bCs/>
       </w:rPr>
@@ -7098,12 +7453,14 @@
     </w:tblStylePr>
     <w:tblStylePr w:type="firstCol">
       <w:rPr>
+        <w:rFonts w:eastAsia="黑体"/>
         <w:b/>
         <w:bCs/>
       </w:rPr>
     </w:tblStylePr>
     <w:tblStylePr w:type="lastCol">
       <w:rPr>
+        <w:rFonts w:eastAsia="黑体"/>
         <w:b/>
         <w:bCs/>
       </w:rPr>
@@ -7165,6 +7522,7 @@
         <w:spacing w:after="0" w:before="0" w:line="240" w:lineRule="auto"/>
       </w:pPr>
       <w:rPr>
+        <w:rFonts w:eastAsia="黑体"/>
         <w:b/>
         <w:bCs/>
         <w:color w:themeColor="background1" w:val="FFFFFF"/>
@@ -7187,6 +7545,7 @@
         <w:spacing w:after="0" w:before="0" w:line="240" w:lineRule="auto"/>
       </w:pPr>
       <w:rPr>
+        <w:rFonts w:eastAsia="黑体"/>
         <w:b/>
         <w:bCs/>
       </w:rPr>
@@ -7204,12 +7563,14 @@
     </w:tblStylePr>
     <w:tblStylePr w:type="firstCol">
       <w:rPr>
+        <w:rFonts w:eastAsia="黑体"/>
         <w:b/>
         <w:bCs/>
       </w:rPr>
     </w:tblStylePr>
     <w:tblStylePr w:type="lastCol">
       <w:rPr>
+        <w:rFonts w:eastAsia="黑体"/>
         <w:b/>
         <w:bCs/>
       </w:rPr>
@@ -7271,6 +7632,7 @@
         <w:spacing w:after="0" w:before="0" w:line="240" w:lineRule="auto"/>
       </w:pPr>
       <w:rPr>
+        <w:rFonts w:eastAsia="黑体"/>
         <w:b/>
         <w:bCs/>
         <w:color w:themeColor="background1" w:val="FFFFFF"/>
@@ -7293,6 +7655,7 @@
         <w:spacing w:after="0" w:before="0" w:line="240" w:lineRule="auto"/>
       </w:pPr>
       <w:rPr>
+        <w:rFonts w:eastAsia="黑体"/>
         <w:b/>
         <w:bCs/>
       </w:rPr>
@@ -7310,12 +7673,14 @@
     </w:tblStylePr>
     <w:tblStylePr w:type="firstCol">
       <w:rPr>
+        <w:rFonts w:eastAsia="黑体"/>
         <w:b/>
         <w:bCs/>
       </w:rPr>
     </w:tblStylePr>
     <w:tblStylePr w:type="lastCol">
       <w:rPr>
+        <w:rFonts w:eastAsia="黑体"/>
         <w:b/>
         <w:bCs/>
       </w:rPr>
@@ -7374,6 +7739,7 @@
         <w:spacing w:after="0" w:before="0" w:line="240" w:lineRule="auto"/>
       </w:pPr>
       <w:rPr>
+        <w:rFonts w:eastAsia="黑体"/>
         <w:b/>
         <w:bCs/>
         <w:color w:themeColor="background1" w:val="FFFFFF"/>
@@ -7396,6 +7762,7 @@
         <w:spacing w:after="0" w:before="0" w:line="240" w:lineRule="auto"/>
       </w:pPr>
       <w:rPr>
+        <w:rFonts w:eastAsia="黑体"/>
         <w:color w:val="auto"/>
       </w:rPr>
       <w:tblPr/>
@@ -7413,6 +7780,7 @@
     </w:tblStylePr>
     <w:tblStylePr w:type="firstCol">
       <w:rPr>
+        <w:rFonts w:eastAsia="黑体"/>
         <w:b/>
         <w:bCs/>
         <w:color w:themeColor="background1" w:val="FFFFFF"/>
@@ -7432,6 +7800,7 @@
     </w:tblStylePr>
     <w:tblStylePr w:type="lastCol">
       <w:rPr>
+        <w:rFonts w:eastAsia="黑体"/>
         <w:b/>
         <w:bCs/>
         <w:color w:themeColor="background1" w:val="FFFFFF"/>
@@ -7480,6 +7849,7 @@
     </w:tblStylePr>
     <w:tblStylePr w:type="nwCell">
       <w:rPr>
+        <w:rFonts w:eastAsia="黑体"/>
         <w:color w:themeColor="background1" w:val="FFFFFF"/>
       </w:rPr>
       <w:tblPr/>
@@ -7523,6 +7893,7 @@
         <w:spacing w:after="0" w:before="0" w:line="240" w:lineRule="auto"/>
       </w:pPr>
       <w:rPr>
+        <w:rFonts w:eastAsia="黑体"/>
         <w:b/>
         <w:bCs/>
         <w:color w:themeColor="background1" w:val="FFFFFF"/>
@@ -7545,6 +7916,7 @@
         <w:spacing w:after="0" w:before="0" w:line="240" w:lineRule="auto"/>
       </w:pPr>
       <w:rPr>
+        <w:rFonts w:eastAsia="黑体"/>
         <w:color w:val="auto"/>
       </w:rPr>
       <w:tblPr/>
@@ -7562,6 +7934,7 @@
     </w:tblStylePr>
     <w:tblStylePr w:type="firstCol">
       <w:rPr>
+        <w:rFonts w:eastAsia="黑体"/>
         <w:b/>
         <w:bCs/>
         <w:color w:themeColor="background1" w:val="FFFFFF"/>
@@ -7581,6 +7954,7 @@
     </w:tblStylePr>
     <w:tblStylePr w:type="lastCol">
       <w:rPr>
+        <w:rFonts w:eastAsia="黑体"/>
         <w:b/>
         <w:bCs/>
         <w:color w:themeColor="background1" w:val="FFFFFF"/>
@@ -7629,6 +8003,7 @@
     </w:tblStylePr>
     <w:tblStylePr w:type="nwCell">
       <w:rPr>
+        <w:rFonts w:eastAsia="黑体"/>
         <w:color w:themeColor="background1" w:val="FFFFFF"/>
       </w:rPr>
       <w:tblPr/>
@@ -7672,6 +8047,7 @@
         <w:spacing w:after="0" w:before="0" w:line="240" w:lineRule="auto"/>
       </w:pPr>
       <w:rPr>
+        <w:rFonts w:eastAsia="黑体"/>
         <w:b/>
         <w:bCs/>
         <w:color w:themeColor="background1" w:val="FFFFFF"/>
@@ -7694,6 +8070,7 @@
         <w:spacing w:after="0" w:before="0" w:line="240" w:lineRule="auto"/>
       </w:pPr>
       <w:rPr>
+        <w:rFonts w:eastAsia="黑体"/>
         <w:color w:val="auto"/>
       </w:rPr>
       <w:tblPr/>
@@ -7711,6 +8088,7 @@
     </w:tblStylePr>
     <w:tblStylePr w:type="firstCol">
       <w:rPr>
+        <w:rFonts w:eastAsia="黑体"/>
         <w:b/>
         <w:bCs/>
         <w:color w:themeColor="background1" w:val="FFFFFF"/>
@@ -7730,6 +8108,7 @@
     </w:tblStylePr>
     <w:tblStylePr w:type="lastCol">
       <w:rPr>
+        <w:rFonts w:eastAsia="黑体"/>
         <w:b/>
         <w:bCs/>
         <w:color w:themeColor="background1" w:val="FFFFFF"/>
@@ -7778,6 +8157,7 @@
     </w:tblStylePr>
     <w:tblStylePr w:type="nwCell">
       <w:rPr>
+        <w:rFonts w:eastAsia="黑体"/>
         <w:color w:themeColor="background1" w:val="FFFFFF"/>
       </w:rPr>
       <w:tblPr/>
@@ -7821,6 +8201,7 @@
         <w:spacing w:after="0" w:before="0" w:line="240" w:lineRule="auto"/>
       </w:pPr>
       <w:rPr>
+        <w:rFonts w:eastAsia="黑体"/>
         <w:b/>
         <w:bCs/>
         <w:color w:themeColor="background1" w:val="FFFFFF"/>
@@ -7843,6 +8224,7 @@
         <w:spacing w:after="0" w:before="0" w:line="240" w:lineRule="auto"/>
       </w:pPr>
       <w:rPr>
+        <w:rFonts w:eastAsia="黑体"/>
         <w:color w:val="auto"/>
       </w:rPr>
       <w:tblPr/>
@@ -7860,6 +8242,7 @@
     </w:tblStylePr>
     <w:tblStylePr w:type="firstCol">
       <w:rPr>
+        <w:rFonts w:eastAsia="黑体"/>
         <w:b/>
         <w:bCs/>
         <w:color w:themeColor="background1" w:val="FFFFFF"/>
@@ -7879,6 +8262,7 @@
     </w:tblStylePr>
     <w:tblStylePr w:type="lastCol">
       <w:rPr>
+        <w:rFonts w:eastAsia="黑体"/>
         <w:b/>
         <w:bCs/>
         <w:color w:themeColor="background1" w:val="FFFFFF"/>
@@ -7927,6 +8311,7 @@
     </w:tblStylePr>
     <w:tblStylePr w:type="nwCell">
       <w:rPr>
+        <w:rFonts w:eastAsia="黑体"/>
         <w:color w:themeColor="background1" w:val="FFFFFF"/>
       </w:rPr>
       <w:tblPr/>
@@ -7970,6 +8355,7 @@
         <w:spacing w:after="0" w:before="0" w:line="240" w:lineRule="auto"/>
       </w:pPr>
       <w:rPr>
+        <w:rFonts w:eastAsia="黑体"/>
         <w:b/>
         <w:bCs/>
         <w:color w:themeColor="background1" w:val="FFFFFF"/>
@@ -7992,6 +8378,7 @@
         <w:spacing w:after="0" w:before="0" w:line="240" w:lineRule="auto"/>
       </w:pPr>
       <w:rPr>
+        <w:rFonts w:eastAsia="黑体"/>
         <w:color w:val="auto"/>
       </w:rPr>
       <w:tblPr/>
@@ -8009,6 +8396,7 @@
     </w:tblStylePr>
     <w:tblStylePr w:type="firstCol">
       <w:rPr>
+        <w:rFonts w:eastAsia="黑体"/>
         <w:b/>
         <w:bCs/>
         <w:color w:themeColor="background1" w:val="FFFFFF"/>
@@ -8028,6 +8416,7 @@
     </w:tblStylePr>
     <w:tblStylePr w:type="lastCol">
       <w:rPr>
+        <w:rFonts w:eastAsia="黑体"/>
         <w:b/>
         <w:bCs/>
         <w:color w:themeColor="background1" w:val="FFFFFF"/>
@@ -8076,6 +8465,7 @@
     </w:tblStylePr>
     <w:tblStylePr w:type="nwCell">
       <w:rPr>
+        <w:rFonts w:eastAsia="黑体"/>
         <w:color w:themeColor="background1" w:val="FFFFFF"/>
       </w:rPr>
       <w:tblPr/>
@@ -8119,6 +8509,7 @@
         <w:spacing w:after="0" w:before="0" w:line="240" w:lineRule="auto"/>
       </w:pPr>
       <w:rPr>
+        <w:rFonts w:eastAsia="黑体"/>
         <w:b/>
         <w:bCs/>
         <w:color w:themeColor="background1" w:val="FFFFFF"/>
@@ -8141,6 +8532,7 @@
         <w:spacing w:after="0" w:before="0" w:line="240" w:lineRule="auto"/>
       </w:pPr>
       <w:rPr>
+        <w:rFonts w:eastAsia="黑体"/>
         <w:color w:val="auto"/>
       </w:rPr>
       <w:tblPr/>
@@ -8158,6 +8550,7 @@
     </w:tblStylePr>
     <w:tblStylePr w:type="firstCol">
       <w:rPr>
+        <w:rFonts w:eastAsia="黑体"/>
         <w:b/>
         <w:bCs/>
         <w:color w:themeColor="background1" w:val="FFFFFF"/>
@@ -8177,6 +8570,7 @@
     </w:tblStylePr>
     <w:tblStylePr w:type="lastCol">
       <w:rPr>
+        <w:rFonts w:eastAsia="黑体"/>
         <w:b/>
         <w:bCs/>
         <w:color w:themeColor="background1" w:val="FFFFFF"/>
@@ -8225,6 +8619,7 @@
     </w:tblStylePr>
     <w:tblStylePr w:type="nwCell">
       <w:rPr>
+        <w:rFonts w:eastAsia="黑体"/>
         <w:color w:themeColor="background1" w:val="FFFFFF"/>
       </w:rPr>
       <w:tblPr/>
@@ -8268,6 +8663,7 @@
         <w:spacing w:after="0" w:before="0" w:line="240" w:lineRule="auto"/>
       </w:pPr>
       <w:rPr>
+        <w:rFonts w:eastAsia="黑体"/>
         <w:b/>
         <w:bCs/>
         <w:color w:themeColor="background1" w:val="FFFFFF"/>
@@ -8290,6 +8686,7 @@
         <w:spacing w:after="0" w:before="0" w:line="240" w:lineRule="auto"/>
       </w:pPr>
       <w:rPr>
+        <w:rFonts w:eastAsia="黑体"/>
         <w:color w:val="auto"/>
       </w:rPr>
       <w:tblPr/>
@@ -8307,6 +8704,7 @@
     </w:tblStylePr>
     <w:tblStylePr w:type="firstCol">
       <w:rPr>
+        <w:rFonts w:eastAsia="黑体"/>
         <w:b/>
         <w:bCs/>
         <w:color w:themeColor="background1" w:val="FFFFFF"/>
@@ -8326,6 +8724,7 @@
     </w:tblStylePr>
     <w:tblStylePr w:type="lastCol">
       <w:rPr>
+        <w:rFonts w:eastAsia="黑体"/>
         <w:b/>
         <w:bCs/>
         <w:color w:themeColor="background1" w:val="FFFFFF"/>
@@ -8374,6 +8773,7 @@
     </w:tblStylePr>
     <w:tblStylePr w:type="nwCell">
       <w:rPr>
+        <w:rFonts w:eastAsia="黑体"/>
         <w:color w:themeColor="background1" w:val="FFFFFF"/>
       </w:rPr>
       <w:tblPr/>
@@ -8398,6 +8798,7 @@
       <w:spacing w:after="0" w:line="240" w:lineRule="auto"/>
     </w:pPr>
     <w:rPr>
+      <w:rFonts w:eastAsia="黑体"/>
       <w:color w:themeColor="text1" w:val="000000"/>
     </w:rPr>
     <w:tblPr>
@@ -8417,7 +8818,7 @@
     </w:tblPr>
     <w:tblStylePr w:type="firstRow">
       <w:rPr>
-        <w:rFonts w:asciiTheme="majorHAnsi" w:cstheme="majorBidi" w:eastAsiaTheme="majorEastAsia" w:hAnsiTheme="majorHAnsi"/>
+        <w:rFonts w:asciiTheme="majorHAnsi" w:cstheme="majorBidi" w:hAnsiTheme="majorHAnsi" w:eastAsia="黑体"/>
       </w:rPr>
       <w:tblPr/>
       <w:tcPr>
@@ -8429,6 +8830,7 @@
     </w:tblStylePr>
     <w:tblStylePr w:type="lastRow">
       <w:rPr>
+        <w:rFonts w:eastAsia="黑体"/>
         <w:b/>
         <w:bCs/>
         <w:color w:themeColor="text2" w:val="1F497D"/>
@@ -8443,12 +8845,14 @@
     </w:tblStylePr>
     <w:tblStylePr w:type="firstCol">
       <w:rPr>
+        <w:rFonts w:eastAsia="黑体"/>
         <w:b/>
         <w:bCs/>
       </w:rPr>
     </w:tblStylePr>
     <w:tblStylePr w:type="lastCol">
       <w:rPr>
+        <w:rFonts w:eastAsia="黑体"/>
         <w:b/>
         <w:bCs/>
       </w:rPr>
@@ -8482,6 +8886,7 @@
       <w:spacing w:after="0" w:line="240" w:lineRule="auto"/>
     </w:pPr>
     <w:rPr>
+      <w:rFonts w:eastAsia="黑体"/>
       <w:color w:themeColor="text1" w:val="000000"/>
     </w:rPr>
     <w:tblPr>
@@ -8501,7 +8906,7 @@
     </w:tblPr>
     <w:tblStylePr w:type="firstRow">
       <w:rPr>
-        <w:rFonts w:asciiTheme="majorHAnsi" w:cstheme="majorBidi" w:eastAsiaTheme="majorEastAsia" w:hAnsiTheme="majorHAnsi"/>
+        <w:rFonts w:asciiTheme="majorHAnsi" w:cstheme="majorBidi" w:hAnsiTheme="majorHAnsi" w:eastAsia="黑体"/>
       </w:rPr>
       <w:tblPr/>
       <w:tcPr>
@@ -8513,6 +8918,7 @@
     </w:tblStylePr>
     <w:tblStylePr w:type="lastRow">
       <w:rPr>
+        <w:rFonts w:eastAsia="黑体"/>
         <w:b/>
         <w:bCs/>
         <w:color w:themeColor="text2" w:val="1F497D"/>
@@ -8527,12 +8933,14 @@
     </w:tblStylePr>
     <w:tblStylePr w:type="firstCol">
       <w:rPr>
+        <w:rFonts w:eastAsia="黑体"/>
         <w:b/>
         <w:bCs/>
       </w:rPr>
     </w:tblStylePr>
     <w:tblStylePr w:type="lastCol">
       <w:rPr>
+        <w:rFonts w:eastAsia="黑体"/>
         <w:b/>
         <w:bCs/>
       </w:rPr>
@@ -8566,6 +8974,7 @@
       <w:spacing w:after="0" w:line="240" w:lineRule="auto"/>
     </w:pPr>
     <w:rPr>
+      <w:rFonts w:eastAsia="黑体"/>
       <w:color w:themeColor="text1" w:val="000000"/>
     </w:rPr>
     <w:tblPr>
@@ -8585,7 +8994,7 @@
     </w:tblPr>
     <w:tblStylePr w:type="firstRow">
       <w:rPr>
-        <w:rFonts w:asciiTheme="majorHAnsi" w:cstheme="majorBidi" w:eastAsiaTheme="majorEastAsia" w:hAnsiTheme="majorHAnsi"/>
+        <w:rFonts w:asciiTheme="majorHAnsi" w:cstheme="majorBidi" w:hAnsiTheme="majorHAnsi" w:eastAsia="黑体"/>
       </w:rPr>
       <w:tblPr/>
       <w:tcPr>
@@ -8597,6 +9006,7 @@
     </w:tblStylePr>
     <w:tblStylePr w:type="lastRow">
       <w:rPr>
+        <w:rFonts w:eastAsia="黑体"/>
         <w:b/>
         <w:bCs/>
         <w:color w:themeColor="text2" w:val="1F497D"/>
@@ -8611,12 +9021,14 @@
     </w:tblStylePr>
     <w:tblStylePr w:type="firstCol">
       <w:rPr>
+        <w:rFonts w:eastAsia="黑体"/>
         <w:b/>
         <w:bCs/>
       </w:rPr>
     </w:tblStylePr>
     <w:tblStylePr w:type="lastCol">
       <w:rPr>
+        <w:rFonts w:eastAsia="黑体"/>
         <w:b/>
         <w:bCs/>
       </w:rPr>
@@ -8650,6 +9062,7 @@
       <w:spacing w:after="0" w:line="240" w:lineRule="auto"/>
     </w:pPr>
     <w:rPr>
+      <w:rFonts w:eastAsia="黑体"/>
       <w:color w:themeColor="text1" w:val="000000"/>
     </w:rPr>
     <w:tblPr>
@@ -8669,7 +9082,7 @@
     </w:tblPr>
     <w:tblStylePr w:type="firstRow">
       <w:rPr>
-        <w:rFonts w:asciiTheme="majorHAnsi" w:cstheme="majorBidi" w:eastAsiaTheme="majorEastAsia" w:hAnsiTheme="majorHAnsi"/>
+        <w:rFonts w:asciiTheme="majorHAnsi" w:cstheme="majorBidi" w:hAnsiTheme="majorHAnsi" w:eastAsia="黑体"/>
       </w:rPr>
       <w:tblPr/>
       <w:tcPr>
@@ -8681,6 +9094,7 @@
     </w:tblStylePr>
     <w:tblStylePr w:type="lastRow">
       <w:rPr>
+        <w:rFonts w:eastAsia="黑体"/>
         <w:b/>
         <w:bCs/>
         <w:color w:themeColor="text2" w:val="1F497D"/>
@@ -8695,12 +9109,14 @@
     </w:tblStylePr>
     <w:tblStylePr w:type="firstCol">
       <w:rPr>
+        <w:rFonts w:eastAsia="黑体"/>
         <w:b/>
         <w:bCs/>
       </w:rPr>
     </w:tblStylePr>
     <w:tblStylePr w:type="lastCol">
       <w:rPr>
+        <w:rFonts w:eastAsia="黑体"/>
         <w:b/>
         <w:bCs/>
       </w:rPr>
@@ -8734,6 +9150,7 @@
       <w:spacing w:after="0" w:line="240" w:lineRule="auto"/>
     </w:pPr>
     <w:rPr>
+      <w:rFonts w:eastAsia="黑体"/>
       <w:color w:themeColor="text1" w:val="000000"/>
     </w:rPr>
     <w:tblPr>
@@ -8753,7 +9170,7 @@
     </w:tblPr>
     <w:tblStylePr w:type="firstRow">
       <w:rPr>
-        <w:rFonts w:asciiTheme="majorHAnsi" w:cstheme="majorBidi" w:eastAsiaTheme="majorEastAsia" w:hAnsiTheme="majorHAnsi"/>
+        <w:rFonts w:asciiTheme="majorHAnsi" w:cstheme="majorBidi" w:hAnsiTheme="majorHAnsi" w:eastAsia="黑体"/>
       </w:rPr>
       <w:tblPr/>
       <w:tcPr>
@@ -8765,6 +9182,7 @@
     </w:tblStylePr>
     <w:tblStylePr w:type="lastRow">
       <w:rPr>
+        <w:rFonts w:eastAsia="黑体"/>
         <w:b/>
         <w:bCs/>
         <w:color w:themeColor="text2" w:val="1F497D"/>
@@ -8779,12 +9197,14 @@
     </w:tblStylePr>
     <w:tblStylePr w:type="firstCol">
       <w:rPr>
+        <w:rFonts w:eastAsia="黑体"/>
         <w:b/>
         <w:bCs/>
       </w:rPr>
     </w:tblStylePr>
     <w:tblStylePr w:type="lastCol">
       <w:rPr>
+        <w:rFonts w:eastAsia="黑体"/>
         <w:b/>
         <w:bCs/>
       </w:rPr>
@@ -8818,6 +9238,7 @@
       <w:spacing w:after="0" w:line="240" w:lineRule="auto"/>
     </w:pPr>
     <w:rPr>
+      <w:rFonts w:eastAsia="黑体"/>
       <w:color w:themeColor="text1" w:val="000000"/>
     </w:rPr>
     <w:tblPr>
@@ -8837,7 +9258,7 @@
     </w:tblPr>
     <w:tblStylePr w:type="firstRow">
       <w:rPr>
-        <w:rFonts w:asciiTheme="majorHAnsi" w:cstheme="majorBidi" w:eastAsiaTheme="majorEastAsia" w:hAnsiTheme="majorHAnsi"/>
+        <w:rFonts w:asciiTheme="majorHAnsi" w:cstheme="majorBidi" w:hAnsiTheme="majorHAnsi" w:eastAsia="黑体"/>
       </w:rPr>
       <w:tblPr/>
       <w:tcPr>
@@ -8849,6 +9270,7 @@
     </w:tblStylePr>
     <w:tblStylePr w:type="lastRow">
       <w:rPr>
+        <w:rFonts w:eastAsia="黑体"/>
         <w:b/>
         <w:bCs/>
         <w:color w:themeColor="text2" w:val="1F497D"/>
@@ -8863,12 +9285,14 @@
     </w:tblStylePr>
     <w:tblStylePr w:type="firstCol">
       <w:rPr>
+        <w:rFonts w:eastAsia="黑体"/>
         <w:b/>
         <w:bCs/>
       </w:rPr>
     </w:tblStylePr>
     <w:tblStylePr w:type="lastCol">
       <w:rPr>
+        <w:rFonts w:eastAsia="黑体"/>
         <w:b/>
         <w:bCs/>
       </w:rPr>
@@ -8902,6 +9326,7 @@
       <w:spacing w:after="0" w:line="240" w:lineRule="auto"/>
     </w:pPr>
     <w:rPr>
+      <w:rFonts w:eastAsia="黑体"/>
       <w:color w:themeColor="text1" w:val="000000"/>
     </w:rPr>
     <w:tblPr>
@@ -8921,7 +9346,7 @@
     </w:tblPr>
     <w:tblStylePr w:type="firstRow">
       <w:rPr>
-        <w:rFonts w:asciiTheme="majorHAnsi" w:cstheme="majorBidi" w:eastAsiaTheme="majorEastAsia" w:hAnsiTheme="majorHAnsi"/>
+        <w:rFonts w:asciiTheme="majorHAnsi" w:cstheme="majorBidi" w:hAnsiTheme="majorHAnsi" w:eastAsia="黑体"/>
       </w:rPr>
       <w:tblPr/>
       <w:tcPr>
@@ -8933,6 +9358,7 @@
     </w:tblStylePr>
     <w:tblStylePr w:type="lastRow">
       <w:rPr>
+        <w:rFonts w:eastAsia="黑体"/>
         <w:b/>
         <w:bCs/>
         <w:color w:themeColor="text2" w:val="1F497D"/>
@@ -8947,12 +9373,14 @@
     </w:tblStylePr>
     <w:tblStylePr w:type="firstCol">
       <w:rPr>
+        <w:rFonts w:eastAsia="黑体"/>
         <w:b/>
         <w:bCs/>
       </w:rPr>
     </w:tblStylePr>
     <w:tblStylePr w:type="lastCol">
       <w:rPr>
+        <w:rFonts w:eastAsia="黑体"/>
         <w:b/>
         <w:bCs/>
       </w:rPr>
@@ -8986,7 +9414,7 @@
       <w:spacing w:after="0" w:line="240" w:lineRule="auto"/>
     </w:pPr>
     <w:rPr>
-      <w:rFonts w:asciiTheme="majorHAnsi" w:cstheme="majorBidi" w:eastAsiaTheme="majorEastAsia" w:hAnsiTheme="majorHAnsi"/>
+      <w:rFonts w:asciiTheme="majorHAnsi" w:cstheme="majorBidi" w:hAnsiTheme="majorHAnsi" w:eastAsia="黑体"/>
       <w:color w:themeColor="text1" w:val="000000"/>
     </w:rPr>
     <w:tblPr>
@@ -9008,6 +9436,7 @@
     </w:tblPr>
     <w:tblStylePr w:type="firstRow">
       <w:rPr>
+        <w:rFonts w:eastAsia="黑体"/>
         <w:sz w:val="24"/>
         <w:szCs w:val="24"/>
       </w:rPr>
@@ -9114,7 +9543,7 @@
       <w:spacing w:after="0" w:line="240" w:lineRule="auto"/>
     </w:pPr>
     <w:rPr>
-      <w:rFonts w:asciiTheme="majorHAnsi" w:cstheme="majorBidi" w:eastAsiaTheme="majorEastAsia" w:hAnsiTheme="majorHAnsi"/>
+      <w:rFonts w:asciiTheme="majorHAnsi" w:cstheme="majorBidi" w:hAnsiTheme="majorHAnsi" w:eastAsia="黑体"/>
       <w:color w:themeColor="text1" w:val="000000"/>
     </w:rPr>
     <w:tblPr>
@@ -9136,6 +9565,7 @@
     </w:tblPr>
     <w:tblStylePr w:type="firstRow">
       <w:rPr>
+        <w:rFonts w:eastAsia="黑体"/>
         <w:sz w:val="24"/>
         <w:szCs w:val="24"/>
       </w:rPr>
@@ -9242,7 +9672,7 @@
       <w:spacing w:after="0" w:line="240" w:lineRule="auto"/>
     </w:pPr>
     <w:rPr>
-      <w:rFonts w:asciiTheme="majorHAnsi" w:cstheme="majorBidi" w:eastAsiaTheme="majorEastAsia" w:hAnsiTheme="majorHAnsi"/>
+      <w:rFonts w:asciiTheme="majorHAnsi" w:cstheme="majorBidi" w:hAnsiTheme="majorHAnsi" w:eastAsia="黑体"/>
       <w:color w:themeColor="text1" w:val="000000"/>
     </w:rPr>
     <w:tblPr>
@@ -9264,6 +9694,7 @@
     </w:tblPr>
     <w:tblStylePr w:type="firstRow">
       <w:rPr>
+        <w:rFonts w:eastAsia="黑体"/>
         <w:sz w:val="24"/>
         <w:szCs w:val="24"/>
       </w:rPr>
@@ -9370,7 +9801,7 @@
       <w:spacing w:after="0" w:line="240" w:lineRule="auto"/>
     </w:pPr>
     <w:rPr>
-      <w:rFonts w:asciiTheme="majorHAnsi" w:cstheme="majorBidi" w:eastAsiaTheme="majorEastAsia" w:hAnsiTheme="majorHAnsi"/>
+      <w:rFonts w:asciiTheme="majorHAnsi" w:cstheme="majorBidi" w:hAnsiTheme="majorHAnsi" w:eastAsia="黑体"/>
       <w:color w:themeColor="text1" w:val="000000"/>
     </w:rPr>
     <w:tblPr>
@@ -9392,6 +9823,7 @@
     </w:tblPr>
     <w:tblStylePr w:type="firstRow">
       <w:rPr>
+        <w:rFonts w:eastAsia="黑体"/>
         <w:sz w:val="24"/>
         <w:szCs w:val="24"/>
       </w:rPr>
@@ -9498,7 +9930,7 @@
       <w:spacing w:after="0" w:line="240" w:lineRule="auto"/>
     </w:pPr>
     <w:rPr>
-      <w:rFonts w:asciiTheme="majorHAnsi" w:cstheme="majorBidi" w:eastAsiaTheme="majorEastAsia" w:hAnsiTheme="majorHAnsi"/>
+      <w:rFonts w:asciiTheme="majorHAnsi" w:cstheme="majorBidi" w:hAnsiTheme="majorHAnsi" w:eastAsia="黑体"/>
       <w:color w:themeColor="text1" w:val="000000"/>
     </w:rPr>
     <w:tblPr>
@@ -9520,6 +9952,7 @@
     </w:tblPr>
     <w:tblStylePr w:type="firstRow">
       <w:rPr>
+        <w:rFonts w:eastAsia="黑体"/>
         <w:sz w:val="24"/>
         <w:szCs w:val="24"/>
       </w:rPr>
@@ -9626,7 +10059,7 @@
       <w:spacing w:after="0" w:line="240" w:lineRule="auto"/>
     </w:pPr>
     <w:rPr>
-      <w:rFonts w:asciiTheme="majorHAnsi" w:cstheme="majorBidi" w:eastAsiaTheme="majorEastAsia" w:hAnsiTheme="majorHAnsi"/>
+      <w:rFonts w:asciiTheme="majorHAnsi" w:cstheme="majorBidi" w:hAnsiTheme="majorHAnsi" w:eastAsia="黑体"/>
       <w:color w:themeColor="text1" w:val="000000"/>
     </w:rPr>
     <w:tblPr>
@@ -9648,6 +10081,7 @@
     </w:tblPr>
     <w:tblStylePr w:type="firstRow">
       <w:rPr>
+        <w:rFonts w:eastAsia="黑体"/>
         <w:sz w:val="24"/>
         <w:szCs w:val="24"/>
       </w:rPr>
@@ -9754,7 +10188,7 @@
       <w:spacing w:after="0" w:line="240" w:lineRule="auto"/>
     </w:pPr>
     <w:rPr>
-      <w:rFonts w:asciiTheme="majorHAnsi" w:cstheme="majorBidi" w:eastAsiaTheme="majorEastAsia" w:hAnsiTheme="majorHAnsi"/>
+      <w:rFonts w:asciiTheme="majorHAnsi" w:cstheme="majorBidi" w:hAnsiTheme="majorHAnsi" w:eastAsia="黑体"/>
       <w:color w:themeColor="text1" w:val="000000"/>
     </w:rPr>
     <w:tblPr>
@@ -9776,6 +10210,7 @@
     </w:tblPr>
     <w:tblStylePr w:type="firstRow">
       <w:rPr>
+        <w:rFonts w:eastAsia="黑体"/>
         <w:sz w:val="24"/>
         <w:szCs w:val="24"/>
       </w:rPr>
@@ -9905,12 +10340,14 @@
     </w:tcPr>
     <w:tblStylePr w:type="firstRow">
       <w:rPr>
+        <w:rFonts w:eastAsia="黑体"/>
         <w:b/>
         <w:bCs/>
       </w:rPr>
     </w:tblStylePr>
     <w:tblStylePr w:type="lastRow">
       <w:rPr>
+        <w:rFonts w:eastAsia="黑体"/>
         <w:b/>
         <w:bCs/>
       </w:rPr>
@@ -9923,12 +10360,14 @@
     </w:tblStylePr>
     <w:tblStylePr w:type="firstCol">
       <w:rPr>
+        <w:rFonts w:eastAsia="黑体"/>
         <w:b/>
         <w:bCs/>
       </w:rPr>
     </w:tblStylePr>
     <w:tblStylePr w:type="lastCol">
       <w:rPr>
+        <w:rFonts w:eastAsia="黑体"/>
         <w:b/>
         <w:bCs/>
       </w:rPr>
@@ -9978,12 +10417,14 @@
     </w:tcPr>
     <w:tblStylePr w:type="firstRow">
       <w:rPr>
+        <w:rFonts w:eastAsia="黑体"/>
         <w:b/>
         <w:bCs/>
       </w:rPr>
     </w:tblStylePr>
     <w:tblStylePr w:type="lastRow">
       <w:rPr>
+        <w:rFonts w:eastAsia="黑体"/>
         <w:b/>
         <w:bCs/>
       </w:rPr>
@@ -9996,12 +10437,14 @@
     </w:tblStylePr>
     <w:tblStylePr w:type="firstCol">
       <w:rPr>
+        <w:rFonts w:eastAsia="黑体"/>
         <w:b/>
         <w:bCs/>
       </w:rPr>
     </w:tblStylePr>
     <w:tblStylePr w:type="lastCol">
       <w:rPr>
+        <w:rFonts w:eastAsia="黑体"/>
         <w:b/>
         <w:bCs/>
       </w:rPr>
@@ -10051,12 +10494,14 @@
     </w:tcPr>
     <w:tblStylePr w:type="firstRow">
       <w:rPr>
+        <w:rFonts w:eastAsia="黑体"/>
         <w:b/>
         <w:bCs/>
       </w:rPr>
     </w:tblStylePr>
     <w:tblStylePr w:type="lastRow">
       <w:rPr>
+        <w:rFonts w:eastAsia="黑体"/>
         <w:b/>
         <w:bCs/>
       </w:rPr>
@@ -10069,12 +10514,14 @@
     </w:tblStylePr>
     <w:tblStylePr w:type="firstCol">
       <w:rPr>
+        <w:rFonts w:eastAsia="黑体"/>
         <w:b/>
         <w:bCs/>
       </w:rPr>
     </w:tblStylePr>
     <w:tblStylePr w:type="lastCol">
       <w:rPr>
+        <w:rFonts w:eastAsia="黑体"/>
         <w:b/>
         <w:bCs/>
       </w:rPr>
@@ -10124,12 +10571,14 @@
     </w:tcPr>
     <w:tblStylePr w:type="firstRow">
       <w:rPr>
+        <w:rFonts w:eastAsia="黑体"/>
         <w:b/>
         <w:bCs/>
       </w:rPr>
     </w:tblStylePr>
     <w:tblStylePr w:type="lastRow">
       <w:rPr>
+        <w:rFonts w:eastAsia="黑体"/>
         <w:b/>
         <w:bCs/>
       </w:rPr>
@@ -10142,12 +10591,14 @@
     </w:tblStylePr>
     <w:tblStylePr w:type="firstCol">
       <w:rPr>
+        <w:rFonts w:eastAsia="黑体"/>
         <w:b/>
         <w:bCs/>
       </w:rPr>
     </w:tblStylePr>
     <w:tblStylePr w:type="lastCol">
       <w:rPr>
+        <w:rFonts w:eastAsia="黑体"/>
         <w:b/>
         <w:bCs/>
       </w:rPr>
@@ -10197,12 +10648,14 @@
     </w:tcPr>
     <w:tblStylePr w:type="firstRow">
       <w:rPr>
+        <w:rFonts w:eastAsia="黑体"/>
         <w:b/>
         <w:bCs/>
       </w:rPr>
     </w:tblStylePr>
     <w:tblStylePr w:type="lastRow">
       <w:rPr>
+        <w:rFonts w:eastAsia="黑体"/>
         <w:b/>
         <w:bCs/>
       </w:rPr>
@@ -10215,12 +10668,14 @@
     </w:tblStylePr>
     <w:tblStylePr w:type="firstCol">
       <w:rPr>
+        <w:rFonts w:eastAsia="黑体"/>
         <w:b/>
         <w:bCs/>
       </w:rPr>
     </w:tblStylePr>
     <w:tblStylePr w:type="lastCol">
       <w:rPr>
+        <w:rFonts w:eastAsia="黑体"/>
         <w:b/>
         <w:bCs/>
       </w:rPr>
@@ -10270,12 +10725,14 @@
     </w:tcPr>
     <w:tblStylePr w:type="firstRow">
       <w:rPr>
+        <w:rFonts w:eastAsia="黑体"/>
         <w:b/>
         <w:bCs/>
       </w:rPr>
     </w:tblStylePr>
     <w:tblStylePr w:type="lastRow">
       <w:rPr>
+        <w:rFonts w:eastAsia="黑体"/>
         <w:b/>
         <w:bCs/>
       </w:rPr>
@@ -10288,12 +10745,14 @@
     </w:tblStylePr>
     <w:tblStylePr w:type="firstCol">
       <w:rPr>
+        <w:rFonts w:eastAsia="黑体"/>
         <w:b/>
         <w:bCs/>
       </w:rPr>
     </w:tblStylePr>
     <w:tblStylePr w:type="lastCol">
       <w:rPr>
+        <w:rFonts w:eastAsia="黑体"/>
         <w:b/>
         <w:bCs/>
       </w:rPr>
@@ -10343,12 +10802,14 @@
     </w:tcPr>
     <w:tblStylePr w:type="firstRow">
       <w:rPr>
+        <w:rFonts w:eastAsia="黑体"/>
         <w:b/>
         <w:bCs/>
       </w:rPr>
     </w:tblStylePr>
     <w:tblStylePr w:type="lastRow">
       <w:rPr>
+        <w:rFonts w:eastAsia="黑体"/>
         <w:b/>
         <w:bCs/>
       </w:rPr>
@@ -10361,12 +10822,14 @@
     </w:tblStylePr>
     <w:tblStylePr w:type="firstCol">
       <w:rPr>
+        <w:rFonts w:eastAsia="黑体"/>
         <w:b/>
         <w:bCs/>
       </w:rPr>
     </w:tblStylePr>
     <w:tblStylePr w:type="lastCol">
       <w:rPr>
+        <w:rFonts w:eastAsia="黑体"/>
         <w:b/>
         <w:bCs/>
       </w:rPr>
@@ -10393,7 +10856,7 @@
       <w:spacing w:after="0" w:line="240" w:lineRule="auto"/>
     </w:pPr>
     <w:rPr>
-      <w:rFonts w:asciiTheme="majorHAnsi" w:cstheme="majorBidi" w:eastAsiaTheme="majorEastAsia" w:hAnsiTheme="majorHAnsi"/>
+      <w:rFonts w:asciiTheme="majorHAnsi" w:cstheme="majorBidi" w:hAnsiTheme="majorHAnsi" w:eastAsia="黑体"/>
       <w:color w:themeColor="text1" w:val="000000"/>
     </w:rPr>
     <w:tblPr>
@@ -10420,6 +10883,7 @@
     </w:tcPr>
     <w:tblStylePr w:type="firstRow">
       <w:rPr>
+        <w:rFonts w:eastAsia="黑体"/>
         <w:b/>
         <w:bCs/>
         <w:color w:themeColor="text1" w:val="000000"/>
@@ -10431,6 +10895,7 @@
     </w:tblStylePr>
     <w:tblStylePr w:type="lastRow">
       <w:rPr>
+        <w:rFonts w:eastAsia="黑体"/>
         <w:b/>
         <w:bCs/>
         <w:color w:themeColor="text1" w:val="000000"/>
@@ -10450,6 +10915,7 @@
     </w:tblStylePr>
     <w:tblStylePr w:type="firstCol">
       <w:rPr>
+        <w:rFonts w:eastAsia="黑体"/>
         <w:b/>
         <w:bCs/>
         <w:color w:themeColor="text1" w:val="000000"/>
@@ -10469,6 +10935,7 @@
     </w:tblStylePr>
     <w:tblStylePr w:type="lastCol">
       <w:rPr>
+        <w:rFonts w:eastAsia="黑体"/>
         <w:b w:val="0"/>
         <w:bCs w:val="0"/>
         <w:color w:themeColor="text1" w:val="000000"/>
@@ -10518,7 +10985,7 @@
       <w:spacing w:after="0" w:line="240" w:lineRule="auto"/>
     </w:pPr>
     <w:rPr>
-      <w:rFonts w:asciiTheme="majorHAnsi" w:cstheme="majorBidi" w:eastAsiaTheme="majorEastAsia" w:hAnsiTheme="majorHAnsi"/>
+      <w:rFonts w:asciiTheme="majorHAnsi" w:cstheme="majorBidi" w:hAnsiTheme="majorHAnsi" w:eastAsia="黑体"/>
       <w:color w:themeColor="text1" w:val="000000"/>
     </w:rPr>
     <w:tblPr>
@@ -10545,6 +11012,7 @@
     </w:tcPr>
     <w:tblStylePr w:type="firstRow">
       <w:rPr>
+        <w:rFonts w:eastAsia="黑体"/>
         <w:b/>
         <w:bCs/>
         <w:color w:themeColor="text1" w:val="000000"/>
@@ -10556,6 +11024,7 @@
     </w:tblStylePr>
     <w:tblStylePr w:type="lastRow">
       <w:rPr>
+        <w:rFonts w:eastAsia="黑体"/>
         <w:b/>
         <w:bCs/>
         <w:color w:themeColor="text1" w:val="000000"/>
@@ -10575,6 +11044,7 @@
     </w:tblStylePr>
     <w:tblStylePr w:type="firstCol">
       <w:rPr>
+        <w:rFonts w:eastAsia="黑体"/>
         <w:b/>
         <w:bCs/>
         <w:color w:themeColor="text1" w:val="000000"/>
@@ -10594,6 +11064,7 @@
     </w:tblStylePr>
     <w:tblStylePr w:type="lastCol">
       <w:rPr>
+        <w:rFonts w:eastAsia="黑体"/>
         <w:b w:val="0"/>
         <w:bCs w:val="0"/>
         <w:color w:themeColor="text1" w:val="000000"/>
@@ -10643,7 +11114,7 @@
       <w:spacing w:after="0" w:line="240" w:lineRule="auto"/>
     </w:pPr>
     <w:rPr>
-      <w:rFonts w:asciiTheme="majorHAnsi" w:cstheme="majorBidi" w:eastAsiaTheme="majorEastAsia" w:hAnsiTheme="majorHAnsi"/>
+      <w:rFonts w:asciiTheme="majorHAnsi" w:cstheme="majorBidi" w:hAnsiTheme="majorHAnsi" w:eastAsia="黑体"/>
       <w:color w:themeColor="text1" w:val="000000"/>
     </w:rPr>
     <w:tblPr>
@@ -10670,6 +11141,7 @@
     </w:tcPr>
     <w:tblStylePr w:type="firstRow">
       <w:rPr>
+        <w:rFonts w:eastAsia="黑体"/>
         <w:b/>
         <w:bCs/>
         <w:color w:themeColor="text1" w:val="000000"/>
@@ -10681,6 +11153,7 @@
     </w:tblStylePr>
     <w:tblStylePr w:type="lastRow">
       <w:rPr>
+        <w:rFonts w:eastAsia="黑体"/>
         <w:b/>
         <w:bCs/>
         <w:color w:themeColor="text1" w:val="000000"/>
@@ -10700,6 +11173,7 @@
     </w:tblStylePr>
     <w:tblStylePr w:type="firstCol">
       <w:rPr>
+        <w:rFonts w:eastAsia="黑体"/>
         <w:b/>
         <w:bCs/>
         <w:color w:themeColor="text1" w:val="000000"/>
@@ -10719,6 +11193,7 @@
     </w:tblStylePr>
     <w:tblStylePr w:type="lastCol">
       <w:rPr>
+        <w:rFonts w:eastAsia="黑体"/>
         <w:b w:val="0"/>
         <w:bCs w:val="0"/>
         <w:color w:themeColor="text1" w:val="000000"/>
@@ -10768,7 +11243,7 @@
       <w:spacing w:after="0" w:line="240" w:lineRule="auto"/>
     </w:pPr>
     <w:rPr>
-      <w:rFonts w:asciiTheme="majorHAnsi" w:cstheme="majorBidi" w:eastAsiaTheme="majorEastAsia" w:hAnsiTheme="majorHAnsi"/>
+      <w:rFonts w:asciiTheme="majorHAnsi" w:cstheme="majorBidi" w:hAnsiTheme="majorHAnsi" w:eastAsia="黑体"/>
       <w:color w:themeColor="text1" w:val="000000"/>
     </w:rPr>
     <w:tblPr>
@@ -10795,6 +11270,7 @@
     </w:tcPr>
     <w:tblStylePr w:type="firstRow">
       <w:rPr>
+        <w:rFonts w:eastAsia="黑体"/>
         <w:b/>
         <w:bCs/>
         <w:color w:themeColor="text1" w:val="000000"/>
@@ -10806,6 +11282,7 @@
     </w:tblStylePr>
     <w:tblStylePr w:type="lastRow">
       <w:rPr>
+        <w:rFonts w:eastAsia="黑体"/>
         <w:b/>
         <w:bCs/>
         <w:color w:themeColor="text1" w:val="000000"/>
@@ -10825,6 +11302,7 @@
     </w:tblStylePr>
     <w:tblStylePr w:type="firstCol">
       <w:rPr>
+        <w:rFonts w:eastAsia="黑体"/>
         <w:b/>
         <w:bCs/>
         <w:color w:themeColor="text1" w:val="000000"/>
@@ -10844,6 +11322,7 @@
     </w:tblStylePr>
     <w:tblStylePr w:type="lastCol">
       <w:rPr>
+        <w:rFonts w:eastAsia="黑体"/>
         <w:b w:val="0"/>
         <w:bCs w:val="0"/>
         <w:color w:themeColor="text1" w:val="000000"/>
@@ -10893,7 +11372,7 @@
       <w:spacing w:after="0" w:line="240" w:lineRule="auto"/>
     </w:pPr>
     <w:rPr>
-      <w:rFonts w:asciiTheme="majorHAnsi" w:cstheme="majorBidi" w:eastAsiaTheme="majorEastAsia" w:hAnsiTheme="majorHAnsi"/>
+      <w:rFonts w:asciiTheme="majorHAnsi" w:cstheme="majorBidi" w:hAnsiTheme="majorHAnsi" w:eastAsia="黑体"/>
       <w:color w:themeColor="text1" w:val="000000"/>
     </w:rPr>
     <w:tblPr>
@@ -10920,6 +11399,7 @@
     </w:tcPr>
     <w:tblStylePr w:type="firstRow">
       <w:rPr>
+        <w:rFonts w:eastAsia="黑体"/>
         <w:b/>
         <w:bCs/>
         <w:color w:themeColor="text1" w:val="000000"/>
@@ -10931,6 +11411,7 @@
     </w:tblStylePr>
     <w:tblStylePr w:type="lastRow">
       <w:rPr>
+        <w:rFonts w:eastAsia="黑体"/>
         <w:b/>
         <w:bCs/>
         <w:color w:themeColor="text1" w:val="000000"/>
@@ -10950,6 +11431,7 @@
     </w:tblStylePr>
     <w:tblStylePr w:type="firstCol">
       <w:rPr>
+        <w:rFonts w:eastAsia="黑体"/>
         <w:b/>
         <w:bCs/>
         <w:color w:themeColor="text1" w:val="000000"/>
@@ -10969,6 +11451,7 @@
     </w:tblStylePr>
     <w:tblStylePr w:type="lastCol">
       <w:rPr>
+        <w:rFonts w:eastAsia="黑体"/>
         <w:b w:val="0"/>
         <w:bCs w:val="0"/>
         <w:color w:themeColor="text1" w:val="000000"/>
@@ -11018,7 +11501,7 @@
       <w:spacing w:after="0" w:line="240" w:lineRule="auto"/>
     </w:pPr>
     <w:rPr>
-      <w:rFonts w:asciiTheme="majorHAnsi" w:cstheme="majorBidi" w:eastAsiaTheme="majorEastAsia" w:hAnsiTheme="majorHAnsi"/>
+      <w:rFonts w:asciiTheme="majorHAnsi" w:cstheme="majorBidi" w:hAnsiTheme="majorHAnsi" w:eastAsia="黑体"/>
       <w:color w:themeColor="text1" w:val="000000"/>
     </w:rPr>
     <w:tblPr>
@@ -11045,6 +11528,7 @@
     </w:tcPr>
     <w:tblStylePr w:type="firstRow">
       <w:rPr>
+        <w:rFonts w:eastAsia="黑体"/>
         <w:b/>
         <w:bCs/>
         <w:color w:themeColor="text1" w:val="000000"/>
@@ -11056,6 +11540,7 @@
     </w:tblStylePr>
     <w:tblStylePr w:type="lastRow">
       <w:rPr>
+        <w:rFonts w:eastAsia="黑体"/>
         <w:b/>
         <w:bCs/>
         <w:color w:themeColor="text1" w:val="000000"/>
@@ -11075,6 +11560,7 @@
     </w:tblStylePr>
     <w:tblStylePr w:type="firstCol">
       <w:rPr>
+        <w:rFonts w:eastAsia="黑体"/>
         <w:b/>
         <w:bCs/>
         <w:color w:themeColor="text1" w:val="000000"/>
@@ -11094,6 +11580,7 @@
     </w:tblStylePr>
     <w:tblStylePr w:type="lastCol">
       <w:rPr>
+        <w:rFonts w:eastAsia="黑体"/>
         <w:b w:val="0"/>
         <w:bCs w:val="0"/>
         <w:color w:themeColor="text1" w:val="000000"/>
@@ -11143,7 +11630,7 @@
       <w:spacing w:after="0" w:line="240" w:lineRule="auto"/>
     </w:pPr>
     <w:rPr>
-      <w:rFonts w:asciiTheme="majorHAnsi" w:cstheme="majorBidi" w:eastAsiaTheme="majorEastAsia" w:hAnsiTheme="majorHAnsi"/>
+      <w:rFonts w:asciiTheme="majorHAnsi" w:cstheme="majorBidi" w:hAnsiTheme="majorHAnsi" w:eastAsia="黑体"/>
       <w:color w:themeColor="text1" w:val="000000"/>
     </w:rPr>
     <w:tblPr>
@@ -11170,6 +11657,7 @@
     </w:tcPr>
     <w:tblStylePr w:type="firstRow">
       <w:rPr>
+        <w:rFonts w:eastAsia="黑体"/>
         <w:b/>
         <w:bCs/>
         <w:color w:themeColor="text1" w:val="000000"/>
@@ -11181,6 +11669,7 @@
     </w:tblStylePr>
     <w:tblStylePr w:type="lastRow">
       <w:rPr>
+        <w:rFonts w:eastAsia="黑体"/>
         <w:b/>
         <w:bCs/>
         <w:color w:themeColor="text1" w:val="000000"/>
@@ -11200,6 +11689,7 @@
     </w:tblStylePr>
     <w:tblStylePr w:type="firstCol">
       <w:rPr>
+        <w:rFonts w:eastAsia="黑体"/>
         <w:b/>
         <w:bCs/>
         <w:color w:themeColor="text1" w:val="000000"/>
@@ -11219,6 +11709,7 @@
     </w:tblStylePr>
     <w:tblStylePr w:type="lastCol">
       <w:rPr>
+        <w:rFonts w:eastAsia="黑体"/>
         <w:b w:val="0"/>
         <w:bCs w:val="0"/>
         <w:color w:themeColor="text1" w:val="000000"/>
@@ -11291,6 +11782,7 @@
     </w:tcPr>
     <w:tblStylePr w:type="firstRow">
       <w:rPr>
+        <w:rFonts w:eastAsia="黑体"/>
         <w:b/>
         <w:bCs/>
         <w:i w:val="0"/>
@@ -11312,6 +11804,7 @@
     </w:tblStylePr>
     <w:tblStylePr w:type="lastRow">
       <w:rPr>
+        <w:rFonts w:eastAsia="黑体"/>
         <w:b/>
         <w:bCs/>
         <w:i w:val="0"/>
@@ -11333,6 +11826,7 @@
     </w:tblStylePr>
     <w:tblStylePr w:type="firstCol">
       <w:rPr>
+        <w:rFonts w:eastAsia="黑体"/>
         <w:b/>
         <w:bCs/>
         <w:i w:val="0"/>
@@ -11352,6 +11846,7 @@
     </w:tblStylePr>
     <w:tblStylePr w:type="lastCol">
       <w:rPr>
+        <w:rFonts w:eastAsia="黑体"/>
         <w:b/>
         <w:bCs/>
         <w:i w:val="0"/>
@@ -11432,6 +11927,7 @@
     </w:tcPr>
     <w:tblStylePr w:type="firstRow">
       <w:rPr>
+        <w:rFonts w:eastAsia="黑体"/>
         <w:b/>
         <w:bCs/>
         <w:i w:val="0"/>
@@ -11453,6 +11949,7 @@
     </w:tblStylePr>
     <w:tblStylePr w:type="lastRow">
       <w:rPr>
+        <w:rFonts w:eastAsia="黑体"/>
         <w:b/>
         <w:bCs/>
         <w:i w:val="0"/>
@@ -11474,6 +11971,7 @@
     </w:tblStylePr>
     <w:tblStylePr w:type="firstCol">
       <w:rPr>
+        <w:rFonts w:eastAsia="黑体"/>
         <w:b/>
         <w:bCs/>
         <w:i w:val="0"/>
@@ -11493,6 +11991,7 @@
     </w:tblStylePr>
     <w:tblStylePr w:type="lastCol">
       <w:rPr>
+        <w:rFonts w:eastAsia="黑体"/>
         <w:b/>
         <w:bCs/>
         <w:i w:val="0"/>
@@ -11573,6 +12072,7 @@
     </w:tcPr>
     <w:tblStylePr w:type="firstRow">
       <w:rPr>
+        <w:rFonts w:eastAsia="黑体"/>
         <w:b/>
         <w:bCs/>
         <w:i w:val="0"/>
@@ -11594,6 +12094,7 @@
     </w:tblStylePr>
     <w:tblStylePr w:type="lastRow">
       <w:rPr>
+        <w:rFonts w:eastAsia="黑体"/>
         <w:b/>
         <w:bCs/>
         <w:i w:val="0"/>
@@ -11615,6 +12116,7 @@
     </w:tblStylePr>
     <w:tblStylePr w:type="firstCol">
       <w:rPr>
+        <w:rFonts w:eastAsia="黑体"/>
         <w:b/>
         <w:bCs/>
         <w:i w:val="0"/>
@@ -11634,6 +12136,7 @@
     </w:tblStylePr>
     <w:tblStylePr w:type="lastCol">
       <w:rPr>
+        <w:rFonts w:eastAsia="黑体"/>
         <w:b/>
         <w:bCs/>
         <w:i w:val="0"/>
@@ -11714,6 +12217,7 @@
     </w:tcPr>
     <w:tblStylePr w:type="firstRow">
       <w:rPr>
+        <w:rFonts w:eastAsia="黑体"/>
         <w:b/>
         <w:bCs/>
         <w:i w:val="0"/>
@@ -11735,6 +12239,7 @@
     </w:tblStylePr>
     <w:tblStylePr w:type="lastRow">
       <w:rPr>
+        <w:rFonts w:eastAsia="黑体"/>
         <w:b/>
         <w:bCs/>
         <w:i w:val="0"/>
@@ -11756,6 +12261,7 @@
     </w:tblStylePr>
     <w:tblStylePr w:type="firstCol">
       <w:rPr>
+        <w:rFonts w:eastAsia="黑体"/>
         <w:b/>
         <w:bCs/>
         <w:i w:val="0"/>
@@ -11775,6 +12281,7 @@
     </w:tblStylePr>
     <w:tblStylePr w:type="lastCol">
       <w:rPr>
+        <w:rFonts w:eastAsia="黑体"/>
         <w:b/>
         <w:bCs/>
         <w:i w:val="0"/>
@@ -11855,6 +12362,7 @@
     </w:tcPr>
     <w:tblStylePr w:type="firstRow">
       <w:rPr>
+        <w:rFonts w:eastAsia="黑体"/>
         <w:b/>
         <w:bCs/>
         <w:i w:val="0"/>
@@ -11876,6 +12384,7 @@
     </w:tblStylePr>
     <w:tblStylePr w:type="lastRow">
       <w:rPr>
+        <w:rFonts w:eastAsia="黑体"/>
         <w:b/>
         <w:bCs/>
         <w:i w:val="0"/>
@@ -11897,6 +12406,7 @@
     </w:tblStylePr>
     <w:tblStylePr w:type="firstCol">
       <w:rPr>
+        <w:rFonts w:eastAsia="黑体"/>
         <w:b/>
         <w:bCs/>
         <w:i w:val="0"/>
@@ -11916,6 +12426,7 @@
     </w:tblStylePr>
     <w:tblStylePr w:type="lastCol">
       <w:rPr>
+        <w:rFonts w:eastAsia="黑体"/>
         <w:b/>
         <w:bCs/>
         <w:i w:val="0"/>
@@ -11996,6 +12507,7 @@
     </w:tcPr>
     <w:tblStylePr w:type="firstRow">
       <w:rPr>
+        <w:rFonts w:eastAsia="黑体"/>
         <w:b/>
         <w:bCs/>
         <w:i w:val="0"/>
@@ -12017,6 +12529,7 @@
     </w:tblStylePr>
     <w:tblStylePr w:type="lastRow">
       <w:rPr>
+        <w:rFonts w:eastAsia="黑体"/>
         <w:b/>
         <w:bCs/>
         <w:i w:val="0"/>
@@ -12038,6 +12551,7 @@
     </w:tblStylePr>
     <w:tblStylePr w:type="firstCol">
       <w:rPr>
+        <w:rFonts w:eastAsia="黑体"/>
         <w:b/>
         <w:bCs/>
         <w:i w:val="0"/>
@@ -12057,6 +12571,7 @@
     </w:tblStylePr>
     <w:tblStylePr w:type="lastCol">
       <w:rPr>
+        <w:rFonts w:eastAsia="黑体"/>
         <w:b/>
         <w:bCs/>
         <w:i w:val="0"/>
@@ -12137,6 +12652,7 @@
     </w:tcPr>
     <w:tblStylePr w:type="firstRow">
       <w:rPr>
+        <w:rFonts w:eastAsia="黑体"/>
         <w:b/>
         <w:bCs/>
         <w:i w:val="0"/>
@@ -12158,6 +12674,7 @@
     </w:tblStylePr>
     <w:tblStylePr w:type="lastRow">
       <w:rPr>
+        <w:rFonts w:eastAsia="黑体"/>
         <w:b/>
         <w:bCs/>
         <w:i w:val="0"/>
@@ -12179,6 +12696,7 @@
     </w:tblStylePr>
     <w:tblStylePr w:type="firstCol">
       <w:rPr>
+        <w:rFonts w:eastAsia="黑体"/>
         <w:b/>
         <w:bCs/>
         <w:i w:val="0"/>
@@ -12198,6 +12716,7 @@
     </w:tblStylePr>
     <w:tblStylePr w:type="lastCol">
       <w:rPr>
+        <w:rFonts w:eastAsia="黑体"/>
         <w:b/>
         <w:bCs/>
         <w:i w:val="0"/>
@@ -12255,6 +12774,7 @@
       <w:spacing w:after="0" w:line="240" w:lineRule="auto"/>
     </w:pPr>
     <w:rPr>
+      <w:rFonts w:eastAsia="黑体"/>
       <w:color w:themeColor="background1" w:val="FFFFFF"/>
     </w:rPr>
     <w:tblPr>
@@ -12273,6 +12793,7 @@
     </w:tcPr>
     <w:tblStylePr w:type="firstRow">
       <w:rPr>
+        <w:rFonts w:eastAsia="黑体"/>
         <w:b/>
         <w:bCs/>
       </w:rPr>
@@ -12369,6 +12890,7 @@
       <w:spacing w:after="0" w:line="240" w:lineRule="auto"/>
     </w:pPr>
     <w:rPr>
+      <w:rFonts w:eastAsia="黑体"/>
       <w:color w:themeColor="background1" w:val="FFFFFF"/>
     </w:rPr>
     <w:tblPr>
@@ -12387,6 +12909,7 @@
     </w:tcPr>
     <w:tblStylePr w:type="firstRow">
       <w:rPr>
+        <w:rFonts w:eastAsia="黑体"/>
         <w:b/>
         <w:bCs/>
       </w:rPr>
@@ -12483,6 +13006,7 @@
       <w:spacing w:after="0" w:line="240" w:lineRule="auto"/>
     </w:pPr>
     <w:rPr>
+      <w:rFonts w:eastAsia="黑体"/>
       <w:color w:themeColor="background1" w:val="FFFFFF"/>
     </w:rPr>
     <w:tblPr>
@@ -12501,6 +13025,7 @@
     </w:tcPr>
     <w:tblStylePr w:type="firstRow">
       <w:rPr>
+        <w:rFonts w:eastAsia="黑体"/>
         <w:b/>
         <w:bCs/>
       </w:rPr>
@@ -12597,6 +13122,7 @@
       <w:spacing w:after="0" w:line="240" w:lineRule="auto"/>
     </w:pPr>
     <w:rPr>
+      <w:rFonts w:eastAsia="黑体"/>
       <w:color w:themeColor="background1" w:val="FFFFFF"/>
     </w:rPr>
     <w:tblPr>
@@ -12615,6 +13141,7 @@
     </w:tcPr>
     <w:tblStylePr w:type="firstRow">
       <w:rPr>
+        <w:rFonts w:eastAsia="黑体"/>
         <w:b/>
         <w:bCs/>
       </w:rPr>
@@ -12711,6 +13238,7 @@
       <w:spacing w:after="0" w:line="240" w:lineRule="auto"/>
     </w:pPr>
     <w:rPr>
+      <w:rFonts w:eastAsia="黑体"/>
       <w:color w:themeColor="background1" w:val="FFFFFF"/>
     </w:rPr>
     <w:tblPr>
@@ -12729,6 +13257,7 @@
     </w:tcPr>
     <w:tblStylePr w:type="firstRow">
       <w:rPr>
+        <w:rFonts w:eastAsia="黑体"/>
         <w:b/>
         <w:bCs/>
       </w:rPr>
@@ -12825,6 +13354,7 @@
       <w:spacing w:after="0" w:line="240" w:lineRule="auto"/>
     </w:pPr>
     <w:rPr>
+      <w:rFonts w:eastAsia="黑体"/>
       <w:color w:themeColor="background1" w:val="FFFFFF"/>
     </w:rPr>
     <w:tblPr>
@@ -12843,6 +13373,7 @@
     </w:tcPr>
     <w:tblStylePr w:type="firstRow">
       <w:rPr>
+        <w:rFonts w:eastAsia="黑体"/>
         <w:b/>
         <w:bCs/>
       </w:rPr>
@@ -12939,6 +13470,7 @@
       <w:spacing w:after="0" w:line="240" w:lineRule="auto"/>
     </w:pPr>
     <w:rPr>
+      <w:rFonts w:eastAsia="黑体"/>
       <w:color w:themeColor="background1" w:val="FFFFFF"/>
     </w:rPr>
     <w:tblPr>
@@ -12957,6 +13489,7 @@
     </w:tcPr>
     <w:tblStylePr w:type="firstRow">
       <w:rPr>
+        <w:rFonts w:eastAsia="黑体"/>
         <w:b/>
         <w:bCs/>
       </w:rPr>
@@ -13053,6 +13586,7 @@
       <w:spacing w:after="0" w:line="240" w:lineRule="auto"/>
     </w:pPr>
     <w:rPr>
+      <w:rFonts w:eastAsia="黑体"/>
       <w:color w:themeColor="text1" w:val="000000"/>
     </w:rPr>
     <w:tblPr>
@@ -13079,6 +13613,7 @@
     </w:tcPr>
     <w:tblStylePr w:type="firstRow">
       <w:rPr>
+        <w:rFonts w:eastAsia="黑体"/>
         <w:b/>
         <w:bCs/>
       </w:rPr>
@@ -13097,6 +13632,7 @@
     </w:tblStylePr>
     <w:tblStylePr w:type="lastRow">
       <w:rPr>
+        <w:rFonts w:eastAsia="黑体"/>
         <w:b/>
         <w:bCs/>
         <w:color w:themeColor="background1" w:val="FFFFFF"/>
@@ -13111,6 +13647,7 @@
     </w:tblStylePr>
     <w:tblStylePr w:type="firstCol">
       <w:rPr>
+        <w:rFonts w:eastAsia="黑体"/>
         <w:color w:themeColor="background1" w:val="FFFFFF"/>
       </w:rPr>
       <w:tblPr/>
@@ -13128,6 +13665,7 @@
     </w:tblStylePr>
     <w:tblStylePr w:type="lastCol">
       <w:rPr>
+        <w:rFonts w:eastAsia="黑体"/>
         <w:color w:themeColor="background1" w:val="FFFFFF"/>
       </w:rPr>
       <w:tblPr/>
@@ -13157,11 +13695,13 @@
     </w:tblStylePr>
     <w:tblStylePr w:type="neCell">
       <w:rPr>
+        <w:rFonts w:eastAsia="黑体"/>
         <w:color w:themeColor="text1" w:val="000000"/>
       </w:rPr>
     </w:tblStylePr>
     <w:tblStylePr w:type="nwCell">
       <w:rPr>
+        <w:rFonts w:eastAsia="黑体"/>
         <w:color w:themeColor="text1" w:val="000000"/>
       </w:rPr>
     </w:tblStylePr>
@@ -13175,6 +13715,7 @@
       <w:spacing w:after="0" w:line="240" w:lineRule="auto"/>
     </w:pPr>
     <w:rPr>
+      <w:rFonts w:eastAsia="黑体"/>
       <w:color w:themeColor="text1" w:val="000000"/>
     </w:rPr>
     <w:tblPr>
@@ -13201,6 +13742,7 @@
     </w:tcPr>
     <w:tblStylePr w:type="firstRow">
       <w:rPr>
+        <w:rFonts w:eastAsia="黑体"/>
         <w:b/>
         <w:bCs/>
       </w:rPr>
@@ -13219,6 +13761,7 @@
     </w:tblStylePr>
     <w:tblStylePr w:type="lastRow">
       <w:rPr>
+        <w:rFonts w:eastAsia="黑体"/>
         <w:b/>
         <w:bCs/>
         <w:color w:themeColor="background1" w:val="FFFFFF"/>
@@ -13233,6 +13776,7 @@
     </w:tblStylePr>
     <w:tblStylePr w:type="firstCol">
       <w:rPr>
+        <w:rFonts w:eastAsia="黑体"/>
         <w:color w:themeColor="background1" w:val="FFFFFF"/>
       </w:rPr>
       <w:tblPr/>
@@ -13250,6 +13794,7 @@
     </w:tblStylePr>
     <w:tblStylePr w:type="lastCol">
       <w:rPr>
+        <w:rFonts w:eastAsia="黑体"/>
         <w:color w:themeColor="background1" w:val="FFFFFF"/>
       </w:rPr>
       <w:tblPr/>
@@ -13279,11 +13824,13 @@
     </w:tblStylePr>
     <w:tblStylePr w:type="neCell">
       <w:rPr>
+        <w:rFonts w:eastAsia="黑体"/>
         <w:color w:themeColor="text1" w:val="000000"/>
       </w:rPr>
     </w:tblStylePr>
     <w:tblStylePr w:type="nwCell">
       <w:rPr>
+        <w:rFonts w:eastAsia="黑体"/>
         <w:color w:themeColor="text1" w:val="000000"/>
       </w:rPr>
     </w:tblStylePr>
@@ -13297,6 +13844,7 @@
       <w:spacing w:after="0" w:line="240" w:lineRule="auto"/>
     </w:pPr>
     <w:rPr>
+      <w:rFonts w:eastAsia="黑体"/>
       <w:color w:themeColor="text1" w:val="000000"/>
     </w:rPr>
     <w:tblPr>
@@ -13323,6 +13871,7 @@
     </w:tcPr>
     <w:tblStylePr w:type="firstRow">
       <w:rPr>
+        <w:rFonts w:eastAsia="黑体"/>
         <w:b/>
         <w:bCs/>
       </w:rPr>
@@ -13341,6 +13890,7 @@
     </w:tblStylePr>
     <w:tblStylePr w:type="lastRow">
       <w:rPr>
+        <w:rFonts w:eastAsia="黑体"/>
         <w:b/>
         <w:bCs/>
         <w:color w:themeColor="background1" w:val="FFFFFF"/>
@@ -13355,6 +13905,7 @@
     </w:tblStylePr>
     <w:tblStylePr w:type="firstCol">
       <w:rPr>
+        <w:rFonts w:eastAsia="黑体"/>
         <w:color w:themeColor="background1" w:val="FFFFFF"/>
       </w:rPr>
       <w:tblPr/>
@@ -13372,6 +13923,7 @@
     </w:tblStylePr>
     <w:tblStylePr w:type="lastCol">
       <w:rPr>
+        <w:rFonts w:eastAsia="黑体"/>
         <w:color w:themeColor="background1" w:val="FFFFFF"/>
       </w:rPr>
       <w:tblPr/>
@@ -13401,11 +13953,13 @@
     </w:tblStylePr>
     <w:tblStylePr w:type="neCell">
       <w:rPr>
+        <w:rFonts w:eastAsia="黑体"/>
         <w:color w:themeColor="text1" w:val="000000"/>
       </w:rPr>
     </w:tblStylePr>
     <w:tblStylePr w:type="nwCell">
       <w:rPr>
+        <w:rFonts w:eastAsia="黑体"/>
         <w:color w:themeColor="text1" w:val="000000"/>
       </w:rPr>
     </w:tblStylePr>
@@ -13419,6 +13973,7 @@
       <w:spacing w:after="0" w:line="240" w:lineRule="auto"/>
     </w:pPr>
     <w:rPr>
+      <w:rFonts w:eastAsia="黑体"/>
       <w:color w:themeColor="text1" w:val="000000"/>
     </w:rPr>
     <w:tblPr>
@@ -13445,6 +14000,7 @@
     </w:tcPr>
     <w:tblStylePr w:type="firstRow">
       <w:rPr>
+        <w:rFonts w:eastAsia="黑体"/>
         <w:b/>
         <w:bCs/>
       </w:rPr>
@@ -13463,6 +14019,7 @@
     </w:tblStylePr>
     <w:tblStylePr w:type="lastRow">
       <w:rPr>
+        <w:rFonts w:eastAsia="黑体"/>
         <w:b/>
         <w:bCs/>
         <w:color w:themeColor="background1" w:val="FFFFFF"/>
@@ -13477,6 +14034,7 @@
     </w:tblStylePr>
     <w:tblStylePr w:type="firstCol">
       <w:rPr>
+        <w:rFonts w:eastAsia="黑体"/>
         <w:color w:themeColor="background1" w:val="FFFFFF"/>
       </w:rPr>
       <w:tblPr/>
@@ -13494,6 +14052,7 @@
     </w:tblStylePr>
     <w:tblStylePr w:type="lastCol">
       <w:rPr>
+        <w:rFonts w:eastAsia="黑体"/>
         <w:color w:themeColor="background1" w:val="FFFFFF"/>
       </w:rPr>
       <w:tblPr/>
@@ -13531,6 +14090,7 @@
       <w:spacing w:after="0" w:line="240" w:lineRule="auto"/>
     </w:pPr>
     <w:rPr>
+      <w:rFonts w:eastAsia="黑体"/>
       <w:color w:themeColor="text1" w:val="000000"/>
     </w:rPr>
     <w:tblPr>
@@ -13557,6 +14117,7 @@
     </w:tcPr>
     <w:tblStylePr w:type="firstRow">
       <w:rPr>
+        <w:rFonts w:eastAsia="黑体"/>
         <w:b/>
         <w:bCs/>
       </w:rPr>
@@ -13575,6 +14136,7 @@
     </w:tblStylePr>
     <w:tblStylePr w:type="lastRow">
       <w:rPr>
+        <w:rFonts w:eastAsia="黑体"/>
         <w:b/>
         <w:bCs/>
         <w:color w:themeColor="background1" w:val="FFFFFF"/>
@@ -13589,6 +14151,7 @@
     </w:tblStylePr>
     <w:tblStylePr w:type="firstCol">
       <w:rPr>
+        <w:rFonts w:eastAsia="黑体"/>
         <w:color w:themeColor="background1" w:val="FFFFFF"/>
       </w:rPr>
       <w:tblPr/>
@@ -13606,6 +14169,7 @@
     </w:tblStylePr>
     <w:tblStylePr w:type="lastCol">
       <w:rPr>
+        <w:rFonts w:eastAsia="黑体"/>
         <w:color w:themeColor="background1" w:val="FFFFFF"/>
       </w:rPr>
       <w:tblPr/>
@@ -13635,11 +14199,13 @@
     </w:tblStylePr>
     <w:tblStylePr w:type="neCell">
       <w:rPr>
+        <w:rFonts w:eastAsia="黑体"/>
         <w:color w:themeColor="text1" w:val="000000"/>
       </w:rPr>
     </w:tblStylePr>
     <w:tblStylePr w:type="nwCell">
       <w:rPr>
+        <w:rFonts w:eastAsia="黑体"/>
         <w:color w:themeColor="text1" w:val="000000"/>
       </w:rPr>
     </w:tblStylePr>
@@ -13653,6 +14219,7 @@
       <w:spacing w:after="0" w:line="240" w:lineRule="auto"/>
     </w:pPr>
     <w:rPr>
+      <w:rFonts w:eastAsia="黑体"/>
       <w:color w:themeColor="text1" w:val="000000"/>
     </w:rPr>
     <w:tblPr>
@@ -13679,6 +14246,7 @@
     </w:tcPr>
     <w:tblStylePr w:type="firstRow">
       <w:rPr>
+        <w:rFonts w:eastAsia="黑体"/>
         <w:b/>
         <w:bCs/>
       </w:rPr>
@@ -13697,6 +14265,7 @@
     </w:tblStylePr>
     <w:tblStylePr w:type="lastRow">
       <w:rPr>
+        <w:rFonts w:eastAsia="黑体"/>
         <w:b/>
         <w:bCs/>
         <w:color w:themeColor="background1" w:val="FFFFFF"/>
@@ -13711,6 +14280,7 @@
     </w:tblStylePr>
     <w:tblStylePr w:type="firstCol">
       <w:rPr>
+        <w:rFonts w:eastAsia="黑体"/>
         <w:color w:themeColor="background1" w:val="FFFFFF"/>
       </w:rPr>
       <w:tblPr/>
@@ -13728,6 +14298,7 @@
     </w:tblStylePr>
     <w:tblStylePr w:type="lastCol">
       <w:rPr>
+        <w:rFonts w:eastAsia="黑体"/>
         <w:color w:themeColor="background1" w:val="FFFFFF"/>
       </w:rPr>
       <w:tblPr/>
@@ -13757,11 +14328,13 @@
     </w:tblStylePr>
     <w:tblStylePr w:type="neCell">
       <w:rPr>
+        <w:rFonts w:eastAsia="黑体"/>
         <w:color w:themeColor="text1" w:val="000000"/>
       </w:rPr>
     </w:tblStylePr>
     <w:tblStylePr w:type="nwCell">
       <w:rPr>
+        <w:rFonts w:eastAsia="黑体"/>
         <w:color w:themeColor="text1" w:val="000000"/>
       </w:rPr>
     </w:tblStylePr>
@@ -13775,6 +14348,7 @@
       <w:spacing w:after="0" w:line="240" w:lineRule="auto"/>
     </w:pPr>
     <w:rPr>
+      <w:rFonts w:eastAsia="黑体"/>
       <w:color w:themeColor="text1" w:val="000000"/>
     </w:rPr>
     <w:tblPr>
@@ -13801,6 +14375,7 @@
     </w:tcPr>
     <w:tblStylePr w:type="firstRow">
       <w:rPr>
+        <w:rFonts w:eastAsia="黑体"/>
         <w:b/>
         <w:bCs/>
       </w:rPr>
@@ -13819,6 +14394,7 @@
     </w:tblStylePr>
     <w:tblStylePr w:type="lastRow">
       <w:rPr>
+        <w:rFonts w:eastAsia="黑体"/>
         <w:b/>
         <w:bCs/>
         <w:color w:themeColor="background1" w:val="FFFFFF"/>
@@ -13833,6 +14409,7 @@
     </w:tblStylePr>
     <w:tblStylePr w:type="firstCol">
       <w:rPr>
+        <w:rFonts w:eastAsia="黑体"/>
         <w:color w:themeColor="background1" w:val="FFFFFF"/>
       </w:rPr>
       <w:tblPr/>
@@ -13850,6 +14427,7 @@
     </w:tblStylePr>
     <w:tblStylePr w:type="lastCol">
       <w:rPr>
+        <w:rFonts w:eastAsia="黑体"/>
         <w:color w:themeColor="background1" w:val="FFFFFF"/>
       </w:rPr>
       <w:tblPr/>
@@ -13879,11 +14457,13 @@
     </w:tblStylePr>
     <w:tblStylePr w:type="neCell">
       <w:rPr>
+        <w:rFonts w:eastAsia="黑体"/>
         <w:color w:themeColor="text1" w:val="000000"/>
       </w:rPr>
     </w:tblStylePr>
     <w:tblStylePr w:type="nwCell">
       <w:rPr>
+        <w:rFonts w:eastAsia="黑体"/>
         <w:color w:themeColor="text1" w:val="000000"/>
       </w:rPr>
     </w:tblStylePr>
@@ -13897,6 +14477,7 @@
       <w:spacing w:after="0" w:line="240" w:lineRule="auto"/>
     </w:pPr>
     <w:rPr>
+      <w:rFonts w:eastAsia="黑体"/>
       <w:color w:themeColor="text1" w:val="000000"/>
     </w:rPr>
     <w:tblPr>
@@ -13915,6 +14496,7 @@
     </w:tcPr>
     <w:tblStylePr w:type="firstRow">
       <w:rPr>
+        <w:rFonts w:eastAsia="黑体"/>
         <w:b/>
         <w:bCs/>
         <w:color w:themeColor="background1" w:val="FFFFFF"/>
@@ -13929,6 +14511,7 @@
     </w:tblStylePr>
     <w:tblStylePr w:type="lastRow">
       <w:rPr>
+        <w:rFonts w:eastAsia="黑体"/>
         <w:b/>
         <w:bCs/>
         <w:color w:themeColor="accent2" w:themeShade="CC" w:val="9E3A38"/>
@@ -13943,12 +14526,14 @@
     </w:tblStylePr>
     <w:tblStylePr w:type="firstCol">
       <w:rPr>
+        <w:rFonts w:eastAsia="黑体"/>
         <w:b/>
         <w:bCs/>
       </w:rPr>
     </w:tblStylePr>
     <w:tblStylePr w:type="lastCol">
       <w:rPr>
+        <w:rFonts w:eastAsia="黑体"/>
         <w:b/>
         <w:bCs/>
       </w:rPr>
@@ -13983,6 +14568,7 @@
       <w:spacing w:after="0" w:line="240" w:lineRule="auto"/>
     </w:pPr>
     <w:rPr>
+      <w:rFonts w:eastAsia="黑体"/>
       <w:color w:themeColor="text1" w:val="000000"/>
     </w:rPr>
     <w:tblPr>
@@ -14001,6 +14587,7 @@
     </w:tcPr>
     <w:tblStylePr w:type="firstRow">
       <w:rPr>
+        <w:rFonts w:eastAsia="黑体"/>
         <w:b/>
         <w:bCs/>
         <w:color w:themeColor="background1" w:val="FFFFFF"/>
@@ -14015,6 +14602,7 @@
     </w:tblStylePr>
     <w:tblStylePr w:type="lastRow">
       <w:rPr>
+        <w:rFonts w:eastAsia="黑体"/>
         <w:b/>
         <w:bCs/>
         <w:color w:themeColor="accent2" w:themeShade="CC" w:val="9E3A38"/>
@@ -14029,12 +14617,14 @@
     </w:tblStylePr>
     <w:tblStylePr w:type="firstCol">
       <w:rPr>
+        <w:rFonts w:eastAsia="黑体"/>
         <w:b/>
         <w:bCs/>
       </w:rPr>
     </w:tblStylePr>
     <w:tblStylePr w:type="lastCol">
       <w:rPr>
+        <w:rFonts w:eastAsia="黑体"/>
         <w:b/>
         <w:bCs/>
       </w:rPr>
@@ -14069,6 +14659,7 @@
       <w:spacing w:after="0" w:line="240" w:lineRule="auto"/>
     </w:pPr>
     <w:rPr>
+      <w:rFonts w:eastAsia="黑体"/>
       <w:color w:themeColor="text1" w:val="000000"/>
     </w:rPr>
     <w:tblPr>
@@ -14087,6 +14678,7 @@
     </w:tcPr>
     <w:tblStylePr w:type="firstRow">
       <w:rPr>
+        <w:rFonts w:eastAsia="黑体"/>
         <w:b/>
         <w:bCs/>
         <w:color w:themeColor="background1" w:val="FFFFFF"/>
@@ -14101,6 +14693,7 @@
     </w:tblStylePr>
     <w:tblStylePr w:type="lastRow">
       <w:rPr>
+        <w:rFonts w:eastAsia="黑体"/>
         <w:b/>
         <w:bCs/>
         <w:color w:themeColor="accent2" w:themeShade="CC" w:val="9E3A38"/>
@@ -14115,12 +14708,14 @@
     </w:tblStylePr>
     <w:tblStylePr w:type="firstCol">
       <w:rPr>
+        <w:rFonts w:eastAsia="黑体"/>
         <w:b/>
         <w:bCs/>
       </w:rPr>
     </w:tblStylePr>
     <w:tblStylePr w:type="lastCol">
       <w:rPr>
+        <w:rFonts w:eastAsia="黑体"/>
         <w:b/>
         <w:bCs/>
       </w:rPr>
@@ -14155,6 +14750,7 @@
       <w:spacing w:after="0" w:line="240" w:lineRule="auto"/>
     </w:pPr>
     <w:rPr>
+      <w:rFonts w:eastAsia="黑体"/>
       <w:color w:themeColor="text1" w:val="000000"/>
     </w:rPr>
     <w:tblPr>
@@ -14173,6 +14769,7 @@
     </w:tcPr>
     <w:tblStylePr w:type="firstRow">
       <w:rPr>
+        <w:rFonts w:eastAsia="黑体"/>
         <w:b/>
         <w:bCs/>
         <w:color w:themeColor="background1" w:val="FFFFFF"/>
@@ -14187,6 +14784,7 @@
     </w:tblStylePr>
     <w:tblStylePr w:type="lastRow">
       <w:rPr>
+        <w:rFonts w:eastAsia="黑体"/>
         <w:b/>
         <w:bCs/>
         <w:color w:themeColor="accent4" w:themeShade="CC" w:val="664E82"/>
@@ -14201,12 +14799,14 @@
     </w:tblStylePr>
     <w:tblStylePr w:type="firstCol">
       <w:rPr>
+        <w:rFonts w:eastAsia="黑体"/>
         <w:b/>
         <w:bCs/>
       </w:rPr>
     </w:tblStylePr>
     <w:tblStylePr w:type="lastCol">
       <w:rPr>
+        <w:rFonts w:eastAsia="黑体"/>
         <w:b/>
         <w:bCs/>
       </w:rPr>
@@ -14241,6 +14841,7 @@
       <w:spacing w:after="0" w:line="240" w:lineRule="auto"/>
     </w:pPr>
     <w:rPr>
+      <w:rFonts w:eastAsia="黑体"/>
       <w:color w:themeColor="text1" w:val="000000"/>
     </w:rPr>
     <w:tblPr>
@@ -14259,6 +14860,7 @@
     </w:tcPr>
     <w:tblStylePr w:type="firstRow">
       <w:rPr>
+        <w:rFonts w:eastAsia="黑体"/>
         <w:b/>
         <w:bCs/>
         <w:color w:themeColor="background1" w:val="FFFFFF"/>
@@ -14273,6 +14875,7 @@
     </w:tblStylePr>
     <w:tblStylePr w:type="lastRow">
       <w:rPr>
+        <w:rFonts w:eastAsia="黑体"/>
         <w:b/>
         <w:bCs/>
         <w:color w:themeColor="accent3" w:themeShade="CC" w:val="7E9C40"/>
@@ -14287,12 +14890,14 @@
     </w:tblStylePr>
     <w:tblStylePr w:type="firstCol">
       <w:rPr>
+        <w:rFonts w:eastAsia="黑体"/>
         <w:b/>
         <w:bCs/>
       </w:rPr>
     </w:tblStylePr>
     <w:tblStylePr w:type="lastCol">
       <w:rPr>
+        <w:rFonts w:eastAsia="黑体"/>
         <w:b/>
         <w:bCs/>
       </w:rPr>
@@ -14327,6 +14932,7 @@
       <w:spacing w:after="0" w:line="240" w:lineRule="auto"/>
     </w:pPr>
     <w:rPr>
+      <w:rFonts w:eastAsia="黑体"/>
       <w:color w:themeColor="text1" w:val="000000"/>
     </w:rPr>
     <w:tblPr>
@@ -14345,6 +14951,7 @@
     </w:tcPr>
     <w:tblStylePr w:type="firstRow">
       <w:rPr>
+        <w:rFonts w:eastAsia="黑体"/>
         <w:b/>
         <w:bCs/>
         <w:color w:themeColor="background1" w:val="FFFFFF"/>
@@ -14359,6 +14966,7 @@
     </w:tblStylePr>
     <w:tblStylePr w:type="lastRow">
       <w:rPr>
+        <w:rFonts w:eastAsia="黑体"/>
         <w:b/>
         <w:bCs/>
         <w:color w:themeColor="accent6" w:themeShade="CC" w:val="F2730A"/>
@@ -14373,12 +14981,14 @@
     </w:tblStylePr>
     <w:tblStylePr w:type="firstCol">
       <w:rPr>
+        <w:rFonts w:eastAsia="黑体"/>
         <w:b/>
         <w:bCs/>
       </w:rPr>
     </w:tblStylePr>
     <w:tblStylePr w:type="lastCol">
       <w:rPr>
+        <w:rFonts w:eastAsia="黑体"/>
         <w:b/>
         <w:bCs/>
       </w:rPr>
@@ -14413,6 +15023,7 @@
       <w:spacing w:after="0" w:line="240" w:lineRule="auto"/>
     </w:pPr>
     <w:rPr>
+      <w:rFonts w:eastAsia="黑体"/>
       <w:color w:themeColor="text1" w:val="000000"/>
     </w:rPr>
     <w:tblPr>
@@ -14431,6 +15042,7 @@
     </w:tcPr>
     <w:tblStylePr w:type="firstRow">
       <w:rPr>
+        <w:rFonts w:eastAsia="黑体"/>
         <w:b/>
         <w:bCs/>
         <w:color w:themeColor="background1" w:val="FFFFFF"/>
@@ -14445,6 +15057,7 @@
     </w:tblStylePr>
     <w:tblStylePr w:type="lastRow">
       <w:rPr>
+        <w:rFonts w:eastAsia="黑体"/>
         <w:b/>
         <w:bCs/>
         <w:color w:themeColor="accent5" w:themeShade="CC" w:val="348DA5"/>
@@ -14459,12 +15072,14 @@
     </w:tblStylePr>
     <w:tblStylePr w:type="firstCol">
       <w:rPr>
+        <w:rFonts w:eastAsia="黑体"/>
         <w:b/>
         <w:bCs/>
       </w:rPr>
     </w:tblStylePr>
     <w:tblStylePr w:type="lastCol">
       <w:rPr>
+        <w:rFonts w:eastAsia="黑体"/>
         <w:b/>
         <w:bCs/>
       </w:rPr>
@@ -14499,6 +15114,7 @@
       <w:spacing w:after="0" w:line="240" w:lineRule="auto"/>
     </w:pPr>
     <w:rPr>
+      <w:rFonts w:eastAsia="黑体"/>
       <w:color w:themeColor="text1" w:val="000000"/>
     </w:rPr>
     <w:tblPr>
@@ -14520,6 +15136,7 @@
     </w:tcPr>
     <w:tblStylePr w:type="firstRow">
       <w:rPr>
+        <w:rFonts w:eastAsia="黑体"/>
         <w:b/>
         <w:bCs/>
       </w:rPr>
@@ -14530,6 +15147,7 @@
     </w:tblStylePr>
     <w:tblStylePr w:type="lastRow">
       <w:rPr>
+        <w:rFonts w:eastAsia="黑体"/>
         <w:b/>
         <w:bCs/>
         <w:color w:themeColor="text1" w:val="000000"/>
@@ -14541,6 +15159,7 @@
     </w:tblStylePr>
     <w:tblStylePr w:type="firstCol">
       <w:rPr>
+        <w:rFonts w:eastAsia="黑体"/>
         <w:color w:themeColor="background1" w:val="FFFFFF"/>
       </w:rPr>
       <w:tblPr/>
@@ -14550,6 +15169,7 @@
     </w:tblStylePr>
     <w:tblStylePr w:type="lastCol">
       <w:rPr>
+        <w:rFonts w:eastAsia="黑体"/>
         <w:color w:themeColor="background1" w:val="FFFFFF"/>
       </w:rPr>
       <w:tblPr/>
@@ -14579,6 +15199,7 @@
       <w:spacing w:after="0" w:line="240" w:lineRule="auto"/>
     </w:pPr>
     <w:rPr>
+      <w:rFonts w:eastAsia="黑体"/>
       <w:color w:themeColor="text1" w:val="000000"/>
     </w:rPr>
     <w:tblPr>
@@ -14600,6 +15221,7 @@
     </w:tcPr>
     <w:tblStylePr w:type="firstRow">
       <w:rPr>
+        <w:rFonts w:eastAsia="黑体"/>
         <w:b/>
         <w:bCs/>
       </w:rPr>
@@ -14610,6 +15232,7 @@
     </w:tblStylePr>
     <w:tblStylePr w:type="lastRow">
       <w:rPr>
+        <w:rFonts w:eastAsia="黑体"/>
         <w:b/>
         <w:bCs/>
         <w:color w:themeColor="text1" w:val="000000"/>
@@ -14621,6 +15244,7 @@
     </w:tblStylePr>
     <w:tblStylePr w:type="firstCol">
       <w:rPr>
+        <w:rFonts w:eastAsia="黑体"/>
         <w:color w:themeColor="background1" w:val="FFFFFF"/>
       </w:rPr>
       <w:tblPr/>
@@ -14630,6 +15254,7 @@
     </w:tblStylePr>
     <w:tblStylePr w:type="lastCol">
       <w:rPr>
+        <w:rFonts w:eastAsia="黑体"/>
         <w:color w:themeColor="background1" w:val="FFFFFF"/>
       </w:rPr>
       <w:tblPr/>
@@ -14659,6 +15284,7 @@
       <w:spacing w:after="0" w:line="240" w:lineRule="auto"/>
     </w:pPr>
     <w:rPr>
+      <w:rFonts w:eastAsia="黑体"/>
       <w:color w:themeColor="text1" w:val="000000"/>
     </w:rPr>
     <w:tblPr>
@@ -14680,6 +15306,7 @@
     </w:tcPr>
     <w:tblStylePr w:type="firstRow">
       <w:rPr>
+        <w:rFonts w:eastAsia="黑体"/>
         <w:b/>
         <w:bCs/>
       </w:rPr>
@@ -14690,6 +15317,7 @@
     </w:tblStylePr>
     <w:tblStylePr w:type="lastRow">
       <w:rPr>
+        <w:rFonts w:eastAsia="黑体"/>
         <w:b/>
         <w:bCs/>
         <w:color w:themeColor="text1" w:val="000000"/>
@@ -14701,6 +15329,7 @@
     </w:tblStylePr>
     <w:tblStylePr w:type="firstCol">
       <w:rPr>
+        <w:rFonts w:eastAsia="黑体"/>
         <w:color w:themeColor="background1" w:val="FFFFFF"/>
       </w:rPr>
       <w:tblPr/>
@@ -14710,6 +15339,7 @@
     </w:tblStylePr>
     <w:tblStylePr w:type="lastCol">
       <w:rPr>
+        <w:rFonts w:eastAsia="黑体"/>
         <w:color w:themeColor="background1" w:val="FFFFFF"/>
       </w:rPr>
       <w:tblPr/>
@@ -14739,6 +15369,7 @@
       <w:spacing w:after="0" w:line="240" w:lineRule="auto"/>
     </w:pPr>
     <w:rPr>
+      <w:rFonts w:eastAsia="黑体"/>
       <w:color w:themeColor="text1" w:val="000000"/>
     </w:rPr>
     <w:tblPr>
@@ -14760,6 +15391,7 @@
     </w:tcPr>
     <w:tblStylePr w:type="firstRow">
       <w:rPr>
+        <w:rFonts w:eastAsia="黑体"/>
         <w:b/>
         <w:bCs/>
       </w:rPr>
@@ -14770,6 +15402,7 @@
     </w:tblStylePr>
     <w:tblStylePr w:type="lastRow">
       <w:rPr>
+        <w:rFonts w:eastAsia="黑体"/>
         <w:b/>
         <w:bCs/>
         <w:color w:themeColor="text1" w:val="000000"/>
@@ -14781,6 +15414,7 @@
     </w:tblStylePr>
     <w:tblStylePr w:type="firstCol">
       <w:rPr>
+        <w:rFonts w:eastAsia="黑体"/>
         <w:color w:themeColor="background1" w:val="FFFFFF"/>
       </w:rPr>
       <w:tblPr/>
@@ -14790,6 +15424,7 @@
     </w:tblStylePr>
     <w:tblStylePr w:type="lastCol">
       <w:rPr>
+        <w:rFonts w:eastAsia="黑体"/>
         <w:color w:themeColor="background1" w:val="FFFFFF"/>
       </w:rPr>
       <w:tblPr/>
@@ -14819,6 +15454,7 @@
       <w:spacing w:after="0" w:line="240" w:lineRule="auto"/>
     </w:pPr>
     <w:rPr>
+      <w:rFonts w:eastAsia="黑体"/>
       <w:color w:themeColor="text1" w:val="000000"/>
     </w:rPr>
     <w:tblPr>
@@ -14840,6 +15476,7 @@
     </w:tcPr>
     <w:tblStylePr w:type="firstRow">
       <w:rPr>
+        <w:rFonts w:eastAsia="黑体"/>
         <w:b/>
         <w:bCs/>
       </w:rPr>
@@ -14850,6 +15487,7 @@
     </w:tblStylePr>
     <w:tblStylePr w:type="lastRow">
       <w:rPr>
+        <w:rFonts w:eastAsia="黑体"/>
         <w:b/>
         <w:bCs/>
         <w:color w:themeColor="text1" w:val="000000"/>
@@ -14861,6 +15499,7 @@
     </w:tblStylePr>
     <w:tblStylePr w:type="firstCol">
       <w:rPr>
+        <w:rFonts w:eastAsia="黑体"/>
         <w:color w:themeColor="background1" w:val="FFFFFF"/>
       </w:rPr>
       <w:tblPr/>
@@ -14870,6 +15509,7 @@
     </w:tblStylePr>
     <w:tblStylePr w:type="lastCol">
       <w:rPr>
+        <w:rFonts w:eastAsia="黑体"/>
         <w:color w:themeColor="background1" w:val="FFFFFF"/>
       </w:rPr>
       <w:tblPr/>
@@ -14899,6 +15539,7 @@
       <w:spacing w:after="0" w:line="240" w:lineRule="auto"/>
     </w:pPr>
     <w:rPr>
+      <w:rFonts w:eastAsia="黑体"/>
       <w:color w:themeColor="text1" w:val="000000"/>
     </w:rPr>
     <w:tblPr>
@@ -14920,6 +15561,7 @@
     </w:tcPr>
     <w:tblStylePr w:type="firstRow">
       <w:rPr>
+        <w:rFonts w:eastAsia="黑体"/>
         <w:b/>
         <w:bCs/>
       </w:rPr>
@@ -14930,6 +15572,7 @@
     </w:tblStylePr>
     <w:tblStylePr w:type="lastRow">
       <w:rPr>
+        <w:rFonts w:eastAsia="黑体"/>
         <w:b/>
         <w:bCs/>
         <w:color w:themeColor="text1" w:val="000000"/>
@@ -14941,6 +15584,7 @@
     </w:tblStylePr>
     <w:tblStylePr w:type="firstCol">
       <w:rPr>
+        <w:rFonts w:eastAsia="黑体"/>
         <w:color w:themeColor="background1" w:val="FFFFFF"/>
       </w:rPr>
       <w:tblPr/>
@@ -14950,6 +15594,7 @@
     </w:tblStylePr>
     <w:tblStylePr w:type="lastCol">
       <w:rPr>
+        <w:rFonts w:eastAsia="黑体"/>
         <w:color w:themeColor="background1" w:val="FFFFFF"/>
       </w:rPr>
       <w:tblPr/>
@@ -14979,6 +15624,7 @@
       <w:spacing w:after="0" w:line="240" w:lineRule="auto"/>
     </w:pPr>
     <w:rPr>
+      <w:rFonts w:eastAsia="黑体"/>
       <w:color w:themeColor="text1" w:val="000000"/>
     </w:rPr>
     <w:tblPr>
@@ -15000,6 +15646,7 @@
     </w:tcPr>
     <w:tblStylePr w:type="firstRow">
       <w:rPr>
+        <w:rFonts w:eastAsia="黑体"/>
         <w:b/>
         <w:bCs/>
       </w:rPr>
@@ -15010,6 +15657,7 @@
     </w:tblStylePr>
     <w:tblStylePr w:type="lastRow">
       <w:rPr>
+        <w:rFonts w:eastAsia="黑体"/>
         <w:b/>
         <w:bCs/>
         <w:color w:themeColor="text1" w:val="000000"/>
@@ -15021,6 +15669,7 @@
     </w:tblStylePr>
     <w:tblStylePr w:type="firstCol">
       <w:rPr>
+        <w:rFonts w:eastAsia="黑体"/>
         <w:color w:themeColor="background1" w:val="FFFFFF"/>
       </w:rPr>
       <w:tblPr/>
@@ -15030,6 +15679,7 @@
     </w:tblStylePr>
     <w:tblStylePr w:type="lastCol">
       <w:rPr>
+        <w:rFonts w:eastAsia="黑体"/>
         <w:color w:themeColor="background1" w:val="FFFFFF"/>
       </w:rPr>
       <w:tblPr/>
@@ -15062,6 +15712,7 @@
     <w:name w:val="KeywordTok"/>
     <w:basedOn w:val="VerbatimChar"/>
     <w:rPr>
+      <w:rFonts w:eastAsia="黑体"/>
       <w:b/>
       <w:color w:val="007020"/>
     </w:rPr>
@@ -15070,6 +15721,7 @@
     <w:name w:val="DataTypeTok"/>
     <w:basedOn w:val="VerbatimChar"/>
     <w:rPr>
+      <w:rFonts w:eastAsia="黑体"/>
       <w:color w:val="902000"/>
     </w:rPr>
   </w:style>
@@ -15077,6 +15729,7 @@
     <w:name w:val="DecValTok"/>
     <w:basedOn w:val="VerbatimChar"/>
     <w:rPr>
+      <w:rFonts w:eastAsia="黑体"/>
       <w:color w:val="40a070"/>
     </w:rPr>
   </w:style>
@@ -15084,6 +15737,7 @@
     <w:name w:val="BaseNTok"/>
     <w:basedOn w:val="VerbatimChar"/>
     <w:rPr>
+      <w:rFonts w:eastAsia="黑体"/>
       <w:color w:val="40a070"/>
     </w:rPr>
   </w:style>
@@ -15091,6 +15745,7 @@
     <w:name w:val="FloatTok"/>
     <w:basedOn w:val="VerbatimChar"/>
     <w:rPr>
+      <w:rFonts w:eastAsia="黑体"/>
       <w:color w:val="40a070"/>
     </w:rPr>
   </w:style>
@@ -15098,6 +15753,7 @@
     <w:name w:val="ConstantTok"/>
     <w:basedOn w:val="VerbatimChar"/>
     <w:rPr>
+      <w:rFonts w:eastAsia="黑体"/>
       <w:color w:val="880000"/>
     </w:rPr>
   </w:style>
@@ -15105,6 +15761,7 @@
     <w:name w:val="CharTok"/>
     <w:basedOn w:val="VerbatimChar"/>
     <w:rPr>
+      <w:rFonts w:eastAsia="黑体"/>
       <w:color w:val="4070a0"/>
     </w:rPr>
   </w:style>
@@ -15112,6 +15769,7 @@
     <w:name w:val="SpecialCharTok"/>
     <w:basedOn w:val="VerbatimChar"/>
     <w:rPr>
+      <w:rFonts w:eastAsia="黑体"/>
       <w:color w:val="4070a0"/>
     </w:rPr>
   </w:style>
@@ -15119,6 +15777,7 @@
     <w:name w:val="StringTok"/>
     <w:basedOn w:val="VerbatimChar"/>
     <w:rPr>
+      <w:rFonts w:eastAsia="黑体"/>
       <w:color w:val="4070a0"/>
     </w:rPr>
   </w:style>
@@ -15126,6 +15785,7 @@
     <w:name w:val="VerbatimStringTok"/>
     <w:basedOn w:val="VerbatimChar"/>
     <w:rPr>
+      <w:rFonts w:eastAsia="黑体"/>
       <w:color w:val="4070a0"/>
     </w:rPr>
   </w:style>
@@ -15133,6 +15793,7 @@
     <w:name w:val="SpecialStringTok"/>
     <w:basedOn w:val="VerbatimChar"/>
     <w:rPr>
+      <w:rFonts w:eastAsia="黑体"/>
       <w:color w:val="bb6688"/>
     </w:rPr>
   </w:style>
@@ -15140,6 +15801,7 @@
     <w:name w:val="ImportTok"/>
     <w:basedOn w:val="VerbatimChar"/>
     <w:rPr>
+      <w:rFonts w:eastAsia="黑体"/>
       <w:b/>
       <w:color w:val="008000"/>
     </w:rPr>
@@ -15148,6 +15810,7 @@
     <w:name w:val="CommentTok"/>
     <w:basedOn w:val="VerbatimChar"/>
     <w:rPr>
+      <w:rFonts w:eastAsia="黑体"/>
       <w:i/>
       <w:color w:val="60a0b0"/>
     </w:rPr>
@@ -15156,6 +15819,7 @@
     <w:name w:val="DocumentationTok"/>
     <w:basedOn w:val="VerbatimChar"/>
     <w:rPr>
+      <w:rFonts w:eastAsia="黑体"/>
       <w:i/>
       <w:color w:val="ba2121"/>
     </w:rPr>
@@ -15164,6 +15828,7 @@
     <w:name w:val="AnnotationTok"/>
     <w:basedOn w:val="VerbatimChar"/>
     <w:rPr>
+      <w:rFonts w:eastAsia="黑体"/>
       <w:b/>
       <w:i/>
       <w:color w:val="60a0b0"/>
@@ -15173,6 +15838,7 @@
     <w:name w:val="CommentVarTok"/>
     <w:basedOn w:val="VerbatimChar"/>
     <w:rPr>
+      <w:rFonts w:eastAsia="黑体"/>
       <w:b/>
       <w:i/>
       <w:color w:val="60a0b0"/>
@@ -15182,6 +15848,7 @@
     <w:name w:val="OtherTok"/>
     <w:basedOn w:val="VerbatimChar"/>
     <w:rPr>
+      <w:rFonts w:eastAsia="黑体"/>
       <w:color w:val="007020"/>
     </w:rPr>
   </w:style>
@@ -15189,6 +15856,7 @@
     <w:name w:val="FunctionTok"/>
     <w:basedOn w:val="VerbatimChar"/>
     <w:rPr>
+      <w:rFonts w:eastAsia="黑体"/>
       <w:color w:val="06287e"/>
     </w:rPr>
   </w:style>
@@ -15196,6 +15864,7 @@
     <w:name w:val="VariableTok"/>
     <w:basedOn w:val="VerbatimChar"/>
     <w:rPr>
+      <w:rFonts w:eastAsia="黑体"/>
       <w:color w:val="19177c"/>
     </w:rPr>
   </w:style>
@@ -15203,6 +15872,7 @@
     <w:name w:val="ControlFlowTok"/>
     <w:basedOn w:val="VerbatimChar"/>
     <w:rPr>
+      <w:rFonts w:eastAsia="黑体"/>
       <w:b/>
       <w:color w:val="007020"/>
     </w:rPr>
@@ -15211,6 +15881,7 @@
     <w:name w:val="OperatorTok"/>
     <w:basedOn w:val="VerbatimChar"/>
     <w:rPr>
+      <w:rFonts w:eastAsia="黑体"/>
       <w:color w:val="666666"/>
     </w:rPr>
   </w:style>
@@ -15218,18 +15889,22 @@
     <w:name w:val="BuiltInTok"/>
     <w:basedOn w:val="VerbatimChar"/>
     <w:rPr>
+      <w:rFonts w:eastAsia="黑体"/>
       <w:color w:val="008000"/>
     </w:rPr>
   </w:style>
   <w:style w:type="character" w:customStyle="1" w:styleId="ExtensionTok">
     <w:name w:val="ExtensionTok"/>
     <w:basedOn w:val="VerbatimChar"/>
-    <w:rPr/>
+    <w:rPr>
+      <w:rFonts w:eastAsia="黑体"/>
+    </w:rPr>
   </w:style>
   <w:style w:type="character" w:customStyle="1" w:styleId="PreprocessorTok">
     <w:name w:val="PreprocessorTok"/>
     <w:basedOn w:val="VerbatimChar"/>
     <w:rPr>
+      <w:rFonts w:eastAsia="黑体"/>
       <w:color w:val="bc7a00"/>
     </w:rPr>
   </w:style>
@@ -15237,18 +15912,22 @@
     <w:name w:val="AttributeTok"/>
     <w:basedOn w:val="VerbatimChar"/>
     <w:rPr>
+      <w:rFonts w:eastAsia="黑体"/>
       <w:color w:val="7d9029"/>
     </w:rPr>
   </w:style>
   <w:style w:type="character" w:customStyle="1" w:styleId="RegionMarkerTok">
     <w:name w:val="RegionMarkerTok"/>
     <w:basedOn w:val="VerbatimChar"/>
-    <w:rPr/>
+    <w:rPr>
+      <w:rFonts w:eastAsia="黑体"/>
+    </w:rPr>
   </w:style>
   <w:style w:type="character" w:customStyle="1" w:styleId="InformationTok">
     <w:name w:val="InformationTok"/>
     <w:basedOn w:val="VerbatimChar"/>
     <w:rPr>
+      <w:rFonts w:eastAsia="黑体"/>
       <w:b/>
       <w:i/>
       <w:color w:val="60a0b0"/>
@@ -15258,6 +15937,7 @@
     <w:name w:val="WarningTok"/>
     <w:basedOn w:val="VerbatimChar"/>
     <w:rPr>
+      <w:rFonts w:eastAsia="黑体"/>
       <w:b/>
       <w:i/>
       <w:color w:val="60a0b0"/>
@@ -15267,6 +15947,7 @@
     <w:name w:val="AlertTok"/>
     <w:basedOn w:val="VerbatimChar"/>
     <w:rPr>
+      <w:rFonts w:eastAsia="黑体"/>
       <w:b/>
       <w:color w:val="ff0000"/>
     </w:rPr>
@@ -15275,6 +15956,7 @@
     <w:name w:val="ErrorTok"/>
     <w:basedOn w:val="VerbatimChar"/>
     <w:rPr>
+      <w:rFonts w:eastAsia="黑体"/>
       <w:b/>
       <w:color w:val="ff0000"/>
     </w:rPr>
@@ -15282,7 +15964,9 @@
   <w:style w:type="character" w:customStyle="1" w:styleId="NormalTok">
     <w:name w:val="NormalTok"/>
     <w:basedOn w:val="VerbatimChar"/>
-    <w:rPr/>
+    <w:rPr>
+      <w:rFonts w:eastAsia="黑体"/>
+    </w:rPr>
   </w:style>
 </w:styles>
 </file>
@@ -15331,12 +16015,12 @@
     <a:fontScheme name="Office">
       <a:majorFont>
         <a:latin typeface="Calibri"/>
-        <a:ea typeface=""/>
+        <a:ea typeface="黑体"/>
         <a:cs typeface=""/>
         <a:font script="Jpan" typeface="ＭＳ ゴシック"/>
         <a:font script="Hang" typeface="맑은 고딕"/>
-        <a:font script="Hans" typeface="宋体"/>
-        <a:font script="Hant" typeface="新細明體"/>
+        <a:font script="Hans" typeface="黑体"/>
+        <a:font script="Hant" typeface="黑体"/>
         <a:font script="Arab" typeface="Times New Roman"/>
         <a:font script="Hebr" typeface="Times New Roman"/>
         <a:font script="Thai" typeface="Angsana New"/>
@@ -15366,12 +16050,12 @@
       </a:majorFont>
       <a:minorFont>
         <a:latin typeface="Cambria"/>
-        <a:ea typeface=""/>
+        <a:ea typeface="黑体"/>
         <a:cs typeface=""/>
         <a:font script="Jpan" typeface="ＭＳ 明朝"/>
         <a:font script="Hang" typeface="맑은 고딕"/>
-        <a:font script="Hans" typeface="宋体"/>
-        <a:font script="Hant" typeface="新細明體"/>
+        <a:font script="Hans" typeface="黑体"/>
+        <a:font script="Hant" typeface="黑体"/>
         <a:font script="Arab" typeface="Arial"/>
         <a:font script="Hebr" typeface="Arial"/>
         <a:font script="Thai" typeface="Cordia New"/>

--- a/11-变流电路/02-逆变电路/多电平逆变电路/多电平逆变电路.docx
+++ b/11-变流电路/02-逆变电路/多电平逆变电路/多电平逆变电路.docx
@@ -2944,7 +2944,7 @@
           <w:color w:val="555555"/>
           <w:sz w:val="21"/>
         </w:rPr>
-        <w:t>材料收集者：杜文杰，WX手机：19519196569，QQ:3478827729</w:t>
+        <w:t>材料收集者：杜文杰，微信/手机：19519196569，QQ:3478827729</w:t>
       </w:r>
     </w:p>
     <w:sectPr>
